--- a/term-paper/Курсовая.docx
+++ b/term-paper/Курсовая.docx
@@ -7529,7 +7529,7 @@
     </w:lvl>
   </w:abstractNum>
   <w:abstractNum w:abstractNumId="2">
-    <w:nsid w:val="00660996"/>
+    <w:nsid w:val="023293E2"/>
     <w:multiLevelType w:val="multilevel"/>
     <w:lvl w:ilvl="0">
       <w:numFmt w:val="bullet"/>
@@ -7632,7 +7632,7 @@
     </w:lvl>
   </w:abstractNum>
   <w:abstractNum w:abstractNumId="3">
-    <w:nsid w:val="04D6D3DC"/>
+    <w:nsid w:val="029CD37C"/>
     <w:multiLevelType w:val="multilevel"/>
     <w:lvl w:ilvl="0">
       <w:start w:val="1"/>

--- a/term-paper/Курсовая.docx
+++ b/term-paper/Курсовая.docx
@@ -3819,7 +3819,43 @@
         <w:rPr>
           <w:rStyle w:val="NormalTok"/>
         </w:rPr>
-        <w:t xml:space="preserve">sns.boxplot(data</w:t>
+        <w:t xml:space="preserve">ax.hist(data[</w:t>
+      </w:r>
+      <w:r>
+        <w:rPr>
+          <w:rStyle w:val="StringTok"/>
+        </w:rPr>
+        <w:t xml:space="preserve">"price_rub"</w:t>
+      </w:r>
+      <w:r>
+        <w:rPr>
+          <w:rStyle w:val="NormalTok"/>
+        </w:rPr>
+        <w:t xml:space="preserve">] </w:t>
+      </w:r>
+      <w:r>
+        <w:rPr>
+          <w:rStyle w:val="OperatorTok"/>
+        </w:rPr>
+        <w:t xml:space="preserve">/</w:t>
+      </w:r>
+      <w:r>
+        <w:rPr>
+          <w:rStyle w:val="NormalTok"/>
+        </w:rPr>
+        <w:t xml:space="preserve"> </w:t>
+      </w:r>
+      <w:r>
+        <w:rPr>
+          <w:rStyle w:val="FloatTok"/>
+        </w:rPr>
+        <w:t xml:space="preserve">1e6</w:t>
+      </w:r>
+      <w:r>
+        <w:rPr>
+          <w:rStyle w:val="NormalTok"/>
+        </w:rPr>
+        <w:t xml:space="preserve">, bins</w:t>
       </w:r>
       <w:r>
         <w:rPr>
@@ -3829,9 +3865,15 @@
       </w:r>
       <w:r>
         <w:rPr>
-          <w:rStyle w:val="NormalTok"/>
-        </w:rPr>
-        <w:t xml:space="preserve">df_price, y</w:t>
+          <w:rStyle w:val="DecValTok"/>
+        </w:rPr>
+        <w:t xml:space="preserve">60</w:t>
+      </w:r>
+      <w:r>
+        <w:rPr>
+          <w:rStyle w:val="NormalTok"/>
+        </w:rPr>
+        <w:t xml:space="preserve">, color</w:t>
       </w:r>
       <w:r>
         <w:rPr>
@@ -3843,7 +3885,112 @@
         <w:rPr>
           <w:rStyle w:val="StringTok"/>
         </w:rPr>
-        <w:t xml:space="preserve">"price_rub"</w:t>
+        <w:t xml:space="preserve">"steelblue"</w:t>
+      </w:r>
+      <w:r>
+        <w:rPr>
+          <w:rStyle w:val="NormalTok"/>
+        </w:rPr>
+        <w:t xml:space="preserve">, edgecolor</w:t>
+      </w:r>
+      <w:r>
+        <w:rPr>
+          <w:rStyle w:val="OperatorTok"/>
+        </w:rPr>
+        <w:t xml:space="preserve">=</w:t>
+      </w:r>
+      <w:r>
+        <w:rPr>
+          <w:rStyle w:val="StringTok"/>
+        </w:rPr>
+        <w:t xml:space="preserve">"none"</w:t>
+      </w:r>
+      <w:r>
+        <w:rPr>
+          <w:rStyle w:val="NormalTok"/>
+        </w:rPr>
+        <w:t xml:space="preserve">)</w:t>
+      </w:r>
+      <w:r>
+        <w:br/>
+      </w:r>
+      <w:r>
+        <w:rPr>
+          <w:rStyle w:val="NormalTok"/>
+        </w:rPr>
+        <w:t xml:space="preserve">ax.axvline(right </w:t>
+      </w:r>
+      <w:r>
+        <w:rPr>
+          <w:rStyle w:val="OperatorTok"/>
+        </w:rPr>
+        <w:t xml:space="preserve">/</w:t>
+      </w:r>
+      <w:r>
+        <w:rPr>
+          <w:rStyle w:val="NormalTok"/>
+        </w:rPr>
+        <w:t xml:space="preserve"> </w:t>
+      </w:r>
+      <w:r>
+        <w:rPr>
+          <w:rStyle w:val="FloatTok"/>
+        </w:rPr>
+        <w:t xml:space="preserve">1e6</w:t>
+      </w:r>
+      <w:r>
+        <w:rPr>
+          <w:rStyle w:val="NormalTok"/>
+        </w:rPr>
+        <w:t xml:space="preserve">, color</w:t>
+      </w:r>
+      <w:r>
+        <w:rPr>
+          <w:rStyle w:val="OperatorTok"/>
+        </w:rPr>
+        <w:t xml:space="preserve">=</w:t>
+      </w:r>
+      <w:r>
+        <w:rPr>
+          <w:rStyle w:val="StringTok"/>
+        </w:rPr>
+        <w:t xml:space="preserve">"red"</w:t>
+      </w:r>
+      <w:r>
+        <w:rPr>
+          <w:rStyle w:val="NormalTok"/>
+        </w:rPr>
+        <w:t xml:space="preserve">, linewidth</w:t>
+      </w:r>
+      <w:r>
+        <w:rPr>
+          <w:rStyle w:val="OperatorTok"/>
+        </w:rPr>
+        <w:t xml:space="preserve">=</w:t>
+      </w:r>
+      <w:r>
+        <w:rPr>
+          <w:rStyle w:val="FloatTok"/>
+        </w:rPr>
+        <w:t xml:space="preserve">1.5</w:t>
+      </w:r>
+      <w:r>
+        <w:rPr>
+          <w:rStyle w:val="NormalTok"/>
+        </w:rPr>
+        <w:t xml:space="preserve">, linestyle</w:t>
+      </w:r>
+      <w:r>
+        <w:rPr>
+          <w:rStyle w:val="OperatorTok"/>
+        </w:rPr>
+        <w:t xml:space="preserve">=</w:t>
+      </w:r>
+      <w:r>
+        <w:rPr>
+          <w:rStyle w:val="StringTok"/>
+        </w:rPr>
+        <w:t xml:space="preserve">"--"</w:t>
       </w:r>
       <w:r>
         <w:rPr>
@@ -3859,9 +4006,9 @@
       <w:r>
         <w:drawing>
           <wp:inline>
-            <wp:extent cx="5320145" cy="3842327"/>
+            <wp:extent cx="6108700" cy="3452743"/>
             <wp:effectExtent b="0" l="0" r="0" t="0"/>
-            <wp:docPr descr="Ящик с усами: price_rub до фильтрации" title="" id="7" name="Picture"/>
+            <wp:docPr descr="Диаграмма размаха: price_rub до фильтрации" title="" id="7" name="Picture"/>
             <a:graphic>
               <a:graphicData uri="http://schemas.openxmlformats.org/drawingml/2006/picture">
                 <pic:pic>
@@ -3880,7 +4027,7 @@
                   <pic:spPr bwMode="auto">
                     <a:xfrm>
                       <a:off x="0" y="0"/>
-                      <a:ext cx="5320145" cy="3842327"/>
+                      <a:ext cx="6108700" cy="3452743"/>
                     </a:xfrm>
                     <a:prstGeom prst="rect">
                       <a:avLst/>
@@ -3904,7 +4051,7 @@
         <w:pStyle w:val="ImageCaption"/>
       </w:pPr>
       <w:r>
-        <w:t xml:space="preserve">Ящик с усами: price_rub до фильтрации</w:t>
+        <w:t xml:space="preserve">Диаграмма размаха: price_rub до фильтрации</w:t>
       </w:r>
     </w:p>
     <w:p>
@@ -3912,13 +4059,25 @@
         <w:pStyle w:val="BodyText"/>
       </w:pPr>
       <w:r>
-        <w:t xml:space="preserve">Отчётливо видны выбросы выше 50 млн руб., включая два экстремальных</w:t>
-      </w:r>
-      <w:r>
-        <w:t xml:space="preserve"> </w:t>
-      </w:r>
-      <w:r>
-        <w:t xml:space="preserve">значения (175 и 182 млн руб.).</w:t>
+        <w:t xml:space="preserve">Гистограмма показывает правостороннюю асимметрию распределения:</w:t>
+      </w:r>
+      <w:r>
+        <w:t xml:space="preserve"> </w:t>
+      </w:r>
+      <w:r>
+        <w:t xml:space="preserve">основная масса квартир сосредоточена в диапазоне 8–20 млн руб.,</w:t>
+      </w:r>
+      <w:r>
+        <w:t xml:space="preserve"> </w:t>
+      </w:r>
+      <w:r>
+        <w:t xml:space="preserve">хвост тянется до 34 млн. Красная пунктирная линия отмечает границу</w:t>
+      </w:r>
+      <w:r>
+        <w:t xml:space="preserve"> </w:t>
+      </w:r>
+      <w:r>
+        <w:t xml:space="preserve">фильтрации.</w:t>
       </w:r>
     </w:p>
     <w:p>
@@ -4088,7 +4247,7 @@
       <w:r>
         <w:drawing>
           <wp:inline>
-            <wp:extent cx="5237018" cy="3842327"/>
+            <wp:extent cx="6108700" cy="3452743"/>
             <wp:effectExtent b="0" l="0" r="0" t="0"/>
             <wp:docPr descr="После удаления по правилу 3σ" title="" id="8" name="Picture"/>
             <a:graphic>
@@ -4109,7 +4268,7 @@
                   <pic:spPr bwMode="auto">
                     <a:xfrm>
                       <a:off x="0" y="0"/>
-                      <a:ext cx="5237018" cy="3842327"/>
+                      <a:ext cx="6108700" cy="3452743"/>
                     </a:xfrm>
                     <a:prstGeom prst="rect">
                       <a:avLst/>
@@ -4138,6 +4297,26 @@
     </w:p>
     <w:p>
       <w:pPr>
+        <w:pStyle w:val="BodyText"/>
+      </w:pPr>
+      <w:r>
+        <w:t xml:space="preserve">Правило 3σ удалило лишь 14 записей (0,7%) — гистограмма практически</w:t>
+      </w:r>
+      <w:r>
+        <w:t xml:space="preserve"> </w:t>
+      </w:r>
+      <w:r>
+        <w:t xml:space="preserve">не изменилась. Метод предполагает нормальное распределение, поэтому</w:t>
+      </w:r>
+      <w:r>
+        <w:t xml:space="preserve"> </w:t>
+      </w:r>
+      <w:r>
+        <w:t xml:space="preserve">недостаточно чувствителен к правостороннему хвосту.</w:t>
+      </w:r>
+    </w:p>
+    <w:p>
+      <w:pPr>
         <w:pStyle w:val="SourceCode"/>
       </w:pPr>
       <w:r>
@@ -4268,6 +4447,12 @@
       </w:r>
       <w:r>
         <w:rPr>
+          <w:rStyle w:val="NormalTok"/>
+        </w:rPr>
+        <w:t xml:space="preserve"> </w:t>
+      </w:r>
+      <w:r>
+        <w:rPr>
           <w:rStyle w:val="OperatorTok"/>
         </w:rPr>
         <w:t xml:space="preserve">*</w:t>
@@ -4276,7 +4461,7 @@
         <w:rPr>
           <w:rStyle w:val="NormalTok"/>
         </w:rPr>
-        <w:t xml:space="preserve">(Q3</w:t>
+        <w:t xml:space="preserve"> (Q3 </w:t>
       </w:r>
       <w:r>
         <w:rPr>
@@ -4288,7 +4473,7 @@
         <w:rPr>
           <w:rStyle w:val="NormalTok"/>
         </w:rPr>
-        <w:t xml:space="preserve">Q1), Q3 </w:t>
+        <w:t xml:space="preserve"> Q1), Q3 </w:t>
       </w:r>
       <w:r>
         <w:rPr>
@@ -4310,6 +4495,12 @@
       </w:r>
       <w:r>
         <w:rPr>
+          <w:rStyle w:val="NormalTok"/>
+        </w:rPr>
+        <w:t xml:space="preserve"> </w:t>
+      </w:r>
+      <w:r>
+        <w:rPr>
           <w:rStyle w:val="OperatorTok"/>
         </w:rPr>
         <w:t xml:space="preserve">*</w:t>
@@ -4318,7 +4509,7 @@
         <w:rPr>
           <w:rStyle w:val="NormalTok"/>
         </w:rPr>
-        <w:t xml:space="preserve">(Q3</w:t>
+        <w:t xml:space="preserve"> (Q3 </w:t>
       </w:r>
       <w:r>
         <w:rPr>
@@ -4330,7 +4521,7 @@
         <w:rPr>
           <w:rStyle w:val="NormalTok"/>
         </w:rPr>
-        <w:t xml:space="preserve">Q1)</w:t>
+        <w:t xml:space="preserve"> Q1)</w:t>
       </w:r>
     </w:p>
     <w:p>
@@ -4360,7 +4551,7 @@
       <w:r>
         <w:drawing>
           <wp:inline>
-            <wp:extent cx="5237018" cy="3842327"/>
+            <wp:extent cx="6108700" cy="3452743"/>
             <wp:effectExtent b="0" l="0" r="0" t="0"/>
             <wp:docPr descr="После удаления по методу IQR" title="" id="9" name="Picture"/>
             <a:graphic>
@@ -4381,7 +4572,7 @@
                   <pic:spPr bwMode="auto">
                     <a:xfrm>
                       <a:off x="0" y="0"/>
-                      <a:ext cx="5237018" cy="3842327"/>
+                      <a:ext cx="6108700" cy="3452743"/>
                     </a:xfrm>
                     <a:prstGeom prst="rect">
                       <a:avLst/>
@@ -4413,19 +4604,19 @@
         <w:pStyle w:val="BodyText"/>
       </w:pPr>
       <w:r>
-        <w:t xml:space="preserve">IQR-метод строже (62 удалённых строки против 14), поскольку</w:t>
-      </w:r>
-      <w:r>
-        <w:t xml:space="preserve"> </w:t>
-      </w:r>
-      <w:r>
-        <w:t xml:space="preserve">распределение асимметрично. После IQR-фильтрации экстремальные</w:t>
-      </w:r>
-      <w:r>
-        <w:t xml:space="preserve"> </w:t>
-      </w:r>
-      <w:r>
-        <w:t xml:space="preserve">выбросы устранены.</w:t>
+        <w:t xml:space="preserve">IQR-метод строже (удалено 62 строки против 14) и не зависит от</w:t>
+      </w:r>
+      <w:r>
+        <w:t xml:space="preserve"> </w:t>
+      </w:r>
+      <w:r>
+        <w:t xml:space="preserve">формы распределения — граница 31,3 млн срезает правый хвост,</w:t>
+      </w:r>
+      <w:r>
+        <w:t xml:space="preserve"> </w:t>
+      </w:r>
+      <w:r>
+        <w:t xml:space="preserve">гистограмма приобретает более симметричный вид.</w:t>
       </w:r>
     </w:p>
     <w:bookmarkEnd w:id="13"/>
@@ -6745,10 +6936,10 @@
         <w:tblLook w:firstRow="1" w:lastRow="0" w:firstColumn="0" w:lastColumn="0" w:noHBand="0" w:noVBand="0" w:val="0020"/>
       </w:tblPr>
       <w:tblGrid>
-        <w:gridCol w:w="1980"/>
-        <w:gridCol w:w="1980"/>
-        <w:gridCol w:w="1980"/>
-        <w:gridCol w:w="1980"/>
+        <w:gridCol w:w="3508"/>
+        <w:gridCol w:w="2205"/>
+        <w:gridCol w:w="802"/>
+        <w:gridCol w:w="1403"/>
       </w:tblGrid>
       <w:tr>
         <w:trPr>
@@ -7529,7 +7720,7 @@
     </w:lvl>
   </w:abstractNum>
   <w:abstractNum w:abstractNumId="2">
-    <w:nsid w:val="023293E2"/>
+    <w:nsid w:val="0347A432"/>
     <w:multiLevelType w:val="multilevel"/>
     <w:lvl w:ilvl="0">
       <w:numFmt w:val="bullet"/>
@@ -7632,7 +7823,7 @@
     </w:lvl>
   </w:abstractNum>
   <w:abstractNum w:abstractNumId="3">
-    <w:nsid w:val="029CD37C"/>
+    <w:nsid w:val="050A8F4A"/>
     <w:multiLevelType w:val="multilevel"/>
     <w:lvl w:ilvl="0">
       <w:start w:val="1"/>

--- a/term-paper/Курсовая.docx
+++ b/term-paper/Курсовая.docx
@@ -363,19 +363,43 @@
         <w:t xml:space="preserve"> </w:t>
       </w:r>
       <w:r>
-        <w:t xml:space="preserve">анализа данных и машинного обучения на реальном датасете рынка</w:t>
-      </w:r>
-      <w:r>
-        <w:t xml:space="preserve"> </w:t>
-      </w:r>
-      <w:r>
-        <w:t xml:space="preserve">недвижимости Москвы: от загрузки и первичного осмотра данных до</w:t>
-      </w:r>
-      <w:r>
-        <w:t xml:space="preserve"> </w:t>
-      </w:r>
-      <w:r>
-        <w:t xml:space="preserve">построения и сравнения моделей машинного обучения.</w:t>
+        <w:t xml:space="preserve">анализа данных и машинного обучения на примере датасета рынка</w:t>
+      </w:r>
+      <w:r>
+        <w:t xml:space="preserve"> </w:t>
+      </w:r>
+      <w:r>
+        <w:t xml:space="preserve">недвижимости Москвы. Работа охватывает все этапы современного</w:t>
+      </w:r>
+      <w:r>
+        <w:t xml:space="preserve"> </w:t>
+      </w:r>
+      <w:r>
+        <w:t xml:space="preserve">data science-проекта: загрузку и первичный осмотр данных,</w:t>
+      </w:r>
+      <w:r>
+        <w:t xml:space="preserve"> </w:t>
+      </w:r>
+      <w:r>
+        <w:t xml:space="preserve">описательный статистический анализ, визуализацию распределений</w:t>
+      </w:r>
+      <w:r>
+        <w:t xml:space="preserve"> </w:t>
+      </w:r>
+      <w:r>
+        <w:t xml:space="preserve">и зависимостей, обработку пропущенных значений и аномалий,</w:t>
+      </w:r>
+      <w:r>
+        <w:t xml:space="preserve"> </w:t>
+      </w:r>
+      <w:r>
+        <w:t xml:space="preserve">кластеризацию без учителя, а также построение и сравнение моделей</w:t>
+      </w:r>
+      <w:r>
+        <w:t xml:space="preserve"> </w:t>
+      </w:r>
+      <w:r>
+        <w:t xml:space="preserve">машинного обучения — от линейной регрессии до градиентного бустинга.</w:t>
       </w:r>
     </w:p>
     <w:bookmarkEnd w:id="0"/>
@@ -417,7 +441,52 @@
         <w:t xml:space="preserve"> </w:t>
       </w:r>
       <w:r>
-        <w:t xml:space="preserve">с января 2024 по май 2026 года. Датасет включает 13 признаков:</w:t>
+        <w:t xml:space="preserve">с января 2024 по май 2026 года. Датасет сгенерирован с помощью</w:t>
+      </w:r>
+      <w:r>
+        <w:t xml:space="preserve"> </w:t>
+      </w:r>
+      <w:r>
+        <w:t xml:space="preserve">скрипта</w:t>
+      </w:r>
+      <w:r>
+        <w:t xml:space="preserve"> </w:t>
+      </w:r>
+      <w:r>
+        <w:rPr>
+          <w:rStyle w:val="VerbatimChar"/>
+        </w:rPr>
+        <w:t xml:space="preserve">generate_dataset.py</w:t>
+      </w:r>
+      <w:r>
+        <w:t xml:space="preserve"> </w:t>
+      </w:r>
+      <w:r>
+        <w:t xml:space="preserve">на основе реалистичных параметров</w:t>
+      </w:r>
+      <w:r>
+        <w:t xml:space="preserve"> </w:t>
+      </w:r>
+      <w:r>
+        <w:t xml:space="preserve">московского рынка недвижимости: базовая стоимость квадратного метра</w:t>
+      </w:r>
+      <w:r>
+        <w:t xml:space="preserve"> </w:t>
+      </w:r>
+      <w:r>
+        <w:t xml:space="preserve">250 000 руб., региональные коэффициенты, экспоненциальный штраф</w:t>
+      </w:r>
+      <w:r>
+        <w:t xml:space="preserve"> </w:t>
+      </w:r>
+      <w:r>
+        <w:t xml:space="preserve">за удалённость от метро, мультипликативный шум. Датасет включает</w:t>
+      </w:r>
+      <w:r>
+        <w:t xml:space="preserve"> </w:t>
+      </w:r>
+      <w:r>
+        <w:t xml:space="preserve">13 признаков следующих типов:</w:t>
       </w:r>
     </w:p>
     <w:p>
@@ -433,7 +502,7 @@
           <w:b/>
           <w:bCs/>
         </w:rPr>
-        <w:t xml:space="preserve">Числовые:</w:t>
+        <w:t xml:space="preserve">Числовые непрерывные:</w:t>
       </w:r>
       <w:r>
         <w:t xml:space="preserve"> </w:t>
@@ -445,7 +514,10 @@
         <w:t xml:space="preserve">full_area</w:t>
       </w:r>
       <w:r>
-        <w:t xml:space="preserve">,</w:t>
+        <w:t xml:space="preserve"> </w:t>
+      </w:r>
+      <w:r>
+        <w:t xml:space="preserve">(общая площадь, м²),</w:t>
       </w:r>
       <w:r>
         <w:t xml:space="preserve"> </w:t>
@@ -457,7 +529,10 @@
         <w:t xml:space="preserve">living_area</w:t>
       </w:r>
       <w:r>
-        <w:t xml:space="preserve">,</w:t>
+        <w:t xml:space="preserve"> </w:t>
+      </w:r>
+      <w:r>
+        <w:t xml:space="preserve">(жилая площадь, м²),</w:t>
       </w:r>
       <w:r>
         <w:t xml:space="preserve"> </w:t>
@@ -469,31 +544,10 @@
         <w:t xml:space="preserve">kitchen_area</w:t>
       </w:r>
       <w:r>
-        <w:t xml:space="preserve">,</w:t>
-      </w:r>
-      <w:r>
-        <w:t xml:space="preserve"> </w:t>
-      </w:r>
-      <w:r>
-        <w:rPr>
-          <w:rStyle w:val="VerbatimChar"/>
-        </w:rPr>
-        <w:t xml:space="preserve">floor</w:t>
-      </w:r>
-      <w:r>
-        <w:t xml:space="preserve">,</w:t>
-      </w:r>
-      <w:r>
-        <w:t xml:space="preserve"> </w:t>
-      </w:r>
-      <w:r>
-        <w:rPr>
-          <w:rStyle w:val="VerbatimChar"/>
-        </w:rPr>
-        <w:t xml:space="preserve">num_rooms</w:t>
-      </w:r>
-      <w:r>
-        <w:t xml:space="preserve">,</w:t>
+        <w:t xml:space="preserve"> </w:t>
+      </w:r>
+      <w:r>
+        <w:t xml:space="preserve">(площадь кухни, м²),</w:t>
       </w:r>
       <w:r>
         <w:t xml:space="preserve"> </w:t>
@@ -505,7 +559,10 @@
         <w:t xml:space="preserve">metro_distance_km</w:t>
       </w:r>
       <w:r>
-        <w:t xml:space="preserve">,</w:t>
+        <w:t xml:space="preserve"> </w:t>
+      </w:r>
+      <w:r>
+        <w:t xml:space="preserve">(расстояние до ближайшего метро, км),</w:t>
       </w:r>
       <w:r>
         <w:t xml:space="preserve"> </w:t>
@@ -515,6 +572,12 @@
           <w:rStyle w:val="VerbatimChar"/>
         </w:rPr>
         <w:t xml:space="preserve">price_rub</w:t>
+      </w:r>
+      <w:r>
+        <w:t xml:space="preserve"> </w:t>
+      </w:r>
+      <w:r>
+        <w:t xml:space="preserve">(цена квартиры, руб.)</w:t>
       </w:r>
     </w:p>
     <w:p>
@@ -530,52 +593,37 @@
           <w:b/>
           <w:bCs/>
         </w:rPr>
-        <w:t xml:space="preserve">Категориальные:</w:t>
-      </w:r>
-      <w:r>
-        <w:t xml:space="preserve"> </w:t>
-      </w:r>
-      <w:r>
-        <w:rPr>
-          <w:rStyle w:val="VerbatimChar"/>
-        </w:rPr>
-        <w:t xml:space="preserve">region</w:t>
-      </w:r>
-      <w:r>
-        <w:t xml:space="preserve">,</w:t>
-      </w:r>
-      <w:r>
-        <w:t xml:space="preserve"> </w:t>
-      </w:r>
-      <w:r>
-        <w:rPr>
-          <w:rStyle w:val="VerbatimChar"/>
-        </w:rPr>
-        <w:t xml:space="preserve">renovation</w:t>
-      </w:r>
-      <w:r>
-        <w:t xml:space="preserve">,</w:t>
-      </w:r>
-      <w:r>
-        <w:t xml:space="preserve"> </w:t>
-      </w:r>
-      <w:r>
-        <w:rPr>
-          <w:rStyle w:val="VerbatimChar"/>
-        </w:rPr>
-        <w:t xml:space="preserve">building_type</w:t>
-      </w:r>
-      <w:r>
-        <w:t xml:space="preserve">,</w:t>
-      </w:r>
-      <w:r>
-        <w:t xml:space="preserve"> </w:t>
-      </w:r>
-      <w:r>
-        <w:rPr>
-          <w:rStyle w:val="VerbatimChar"/>
-        </w:rPr>
-        <w:t xml:space="preserve">price_segment</w:t>
+        <w:t xml:space="preserve">Числовые дискретные:</w:t>
+      </w:r>
+      <w:r>
+        <w:t xml:space="preserve"> </w:t>
+      </w:r>
+      <w:r>
+        <w:rPr>
+          <w:rStyle w:val="VerbatimChar"/>
+        </w:rPr>
+        <w:t xml:space="preserve">floor</w:t>
+      </w:r>
+      <w:r>
+        <w:t xml:space="preserve"> </w:t>
+      </w:r>
+      <w:r>
+        <w:t xml:space="preserve">(этаж),</w:t>
+      </w:r>
+      <w:r>
+        <w:t xml:space="preserve"> </w:t>
+      </w:r>
+      <w:r>
+        <w:rPr>
+          <w:rStyle w:val="VerbatimChar"/>
+        </w:rPr>
+        <w:t xml:space="preserve">num_rooms</w:t>
+      </w:r>
+      <w:r>
+        <w:t xml:space="preserve"> </w:t>
+      </w:r>
+      <w:r>
+        <w:t xml:space="preserve">(количество комнат)</w:t>
       </w:r>
     </w:p>
     <w:p>
@@ -591,6 +639,88 @@
           <w:b/>
           <w:bCs/>
         </w:rPr>
+        <w:t xml:space="preserve">Категориальные номинальные:</w:t>
+      </w:r>
+      <w:r>
+        <w:t xml:space="preserve"> </w:t>
+      </w:r>
+      <w:r>
+        <w:rPr>
+          <w:rStyle w:val="VerbatimChar"/>
+        </w:rPr>
+        <w:t xml:space="preserve">region</w:t>
+      </w:r>
+      <w:r>
+        <w:t xml:space="preserve"> </w:t>
+      </w:r>
+      <w:r>
+        <w:t xml:space="preserve">(район: Moscow, New_Moscow,</w:t>
+      </w:r>
+      <w:r>
+        <w:t xml:space="preserve"> </w:t>
+      </w:r>
+      <w:r>
+        <w:t xml:space="preserve">Moscow_Oblast),</w:t>
+      </w:r>
+      <w:r>
+        <w:t xml:space="preserve"> </w:t>
+      </w:r>
+      <w:r>
+        <w:rPr>
+          <w:rStyle w:val="VerbatimChar"/>
+        </w:rPr>
+        <w:t xml:space="preserve">renovation</w:t>
+      </w:r>
+      <w:r>
+        <w:t xml:space="preserve"> </w:t>
+      </w:r>
+      <w:r>
+        <w:t xml:space="preserve">(тип ремонта: Cosmetic, Euro, Designer),</w:t>
+      </w:r>
+      <w:r>
+        <w:t xml:space="preserve"> </w:t>
+      </w:r>
+      <w:r>
+        <w:rPr>
+          <w:rStyle w:val="VerbatimChar"/>
+        </w:rPr>
+        <w:t xml:space="preserve">building_type</w:t>
+      </w:r>
+      <w:r>
+        <w:t xml:space="preserve"> </w:t>
+      </w:r>
+      <w:r>
+        <w:t xml:space="preserve">(тип здания: Panel, Brick, Monolith),</w:t>
+      </w:r>
+      <w:r>
+        <w:t xml:space="preserve"> </w:t>
+      </w:r>
+      <w:r>
+        <w:rPr>
+          <w:rStyle w:val="VerbatimChar"/>
+        </w:rPr>
+        <w:t xml:space="preserve">price_segment</w:t>
+      </w:r>
+      <w:r>
+        <w:t xml:space="preserve"> </w:t>
+      </w:r>
+      <w:r>
+        <w:t xml:space="preserve">(ценовой сегмент: Budget, Standard, Premium)</w:t>
+      </w:r>
+    </w:p>
+    <w:p>
+      <w:pPr>
+        <w:pStyle w:val="Compact"/>
+        <w:numPr>
+          <w:ilvl w:val="0"/>
+          <w:numId w:val="2"/>
+        </w:numPr>
+      </w:pPr>
+      <w:r>
+        <w:rPr>
+          <w:b/>
+          <w:bCs/>
+        </w:rPr>
         <w:t xml:space="preserve">Временной:</w:t>
       </w:r>
       <w:r>
@@ -601,6 +731,12 @@
           <w:rStyle w:val="VerbatimChar"/>
         </w:rPr>
         <w:t xml:space="preserve">timestamp</w:t>
+      </w:r>
+      <w:r>
+        <w:t xml:space="preserve"> </w:t>
+      </w:r>
+      <w:r>
+        <w:t xml:space="preserve">(дата и время публикации объявления)</w:t>
       </w:r>
     </w:p>
     <w:p>
@@ -662,37 +798,112 @@
         <w:pStyle w:val="FirstParagraph"/>
       </w:pPr>
       <w:r>
-        <w:t xml:space="preserve">Датасет рынка недвижимости охватывает все темы курса: числовые и</w:t>
-      </w:r>
-      <w:r>
-        <w:t xml:space="preserve"> </w:t>
-      </w:r>
-      <w:r>
-        <w:t xml:space="preserve">категориальные признаки, пропущенные значения, аномалии, временную</w:t>
-      </w:r>
-      <w:r>
-        <w:t xml:space="preserve"> </w:t>
-      </w:r>
-      <w:r>
-        <w:t xml:space="preserve">компоненту, чёткий целевой признак для регрессии и классификации,</w:t>
-      </w:r>
-      <w:r>
-        <w:t xml:space="preserve"> </w:t>
-      </w:r>
-      <w:r>
-        <w:t xml:space="preserve">богатую корреляционную структуру. Регион, тип ремонта, расстояние</w:t>
-      </w:r>
-      <w:r>
-        <w:t xml:space="preserve"> </w:t>
-      </w:r>
-      <w:r>
-        <w:t xml:space="preserve">до метро и площадь формируют многофакторную задачу, демонстрирующую</w:t>
-      </w:r>
-      <w:r>
-        <w:t xml:space="preserve"> </w:t>
-      </w:r>
-      <w:r>
-        <w:t xml:space="preserve">преимущества ансамблевых методов.</w:t>
+        <w:t xml:space="preserve">Рынок недвижимости представляет собой одну из наиболее методологически</w:t>
+      </w:r>
+      <w:r>
+        <w:t xml:space="preserve"> </w:t>
+      </w:r>
+      <w:r>
+        <w:t xml:space="preserve">богатых предметных областей для демонстрации методов анализа данных.</w:t>
+      </w:r>
+      <w:r>
+        <w:t xml:space="preserve"> </w:t>
+      </w:r>
+      <w:r>
+        <w:t xml:space="preserve">Во-первых, датасет содержит как числовые, так и категориальные признаки,</w:t>
+      </w:r>
+      <w:r>
+        <w:t xml:space="preserve"> </w:t>
+      </w:r>
+      <w:r>
+        <w:t xml:space="preserve">что позволяет продемонстрировать методы кодирования категорий (LabelEncoder,</w:t>
+      </w:r>
+      <w:r>
+        <w:t xml:space="preserve"> </w:t>
+      </w:r>
+      <w:r>
+        <w:t xml:space="preserve">One-Hot Encoding). Во-вторых, наличие реалистичных пропущенных значений</w:t>
+      </w:r>
+      <w:r>
+        <w:t xml:space="preserve"> </w:t>
+      </w:r>
+      <w:r>
+        <w:t xml:space="preserve">(10% для</w:t>
+      </w:r>
+      <w:r>
+        <w:t xml:space="preserve"> </w:t>
+      </w:r>
+      <w:r>
+        <w:rPr>
+          <w:rStyle w:val="VerbatimChar"/>
+        </w:rPr>
+        <w:t xml:space="preserve">living_area</w:t>
+      </w:r>
+      <w:r>
+        <w:t xml:space="preserve">, 25% для</w:t>
+      </w:r>
+      <w:r>
+        <w:t xml:space="preserve"> </w:t>
+      </w:r>
+      <w:r>
+        <w:rPr>
+          <w:rStyle w:val="VerbatimChar"/>
+        </w:rPr>
+        <w:t xml:space="preserve">renovation</w:t>
+      </w:r>
+      <w:r>
+        <w:t xml:space="preserve">) требует явной стратегии</w:t>
+      </w:r>
+      <w:r>
+        <w:t xml:space="preserve"> </w:t>
+      </w:r>
+      <w:r>
+        <w:t xml:space="preserve">обработки. В-третьих, искусственно введённые выбросы цен позволяют</w:t>
+      </w:r>
+      <w:r>
+        <w:t xml:space="preserve"> </w:t>
+      </w:r>
+      <w:r>
+        <w:t xml:space="preserve">сравнить методы их обнаружения (правило 3σ vs IQR). Наконец, признак</w:t>
+      </w:r>
+      <w:r>
+        <w:t xml:space="preserve"> </w:t>
+      </w:r>
+      <w:r>
+        <w:rPr>
+          <w:rStyle w:val="VerbatimChar"/>
+        </w:rPr>
+        <w:t xml:space="preserve">price_rub</w:t>
+      </w:r>
+      <w:r>
+        <w:t xml:space="preserve"> </w:t>
+      </w:r>
+      <w:r>
+        <w:t xml:space="preserve">служит одновременно целевым для регрессии и информативным</w:t>
+      </w:r>
+      <w:r>
+        <w:t xml:space="preserve"> </w:t>
+      </w:r>
+      <w:r>
+        <w:t xml:space="preserve">предиктором для задачи классификации</w:t>
+      </w:r>
+      <w:r>
+        <w:t xml:space="preserve"> </w:t>
+      </w:r>
+      <w:r>
+        <w:rPr>
+          <w:rStyle w:val="VerbatimChar"/>
+        </w:rPr>
+        <w:t xml:space="preserve">price_segment</w:t>
+      </w:r>
+      <w:r>
+        <w:t xml:space="preserve">, что позволяет</w:t>
+      </w:r>
+      <w:r>
+        <w:t xml:space="preserve"> </w:t>
+      </w:r>
+      <w:r>
+        <w:t xml:space="preserve">исследовать влияние выбора признаков на качество моделей.</w:t>
       </w:r>
     </w:p>
     <w:p>
@@ -713,6 +924,44 @@
         <w:t xml:space="preserve">2. ПРЕДВАРИТЕЛЬНЫЙ АНАЛИЗ ДАННЫХ</w:t>
       </w:r>
     </w:p>
+    <w:p>
+      <w:pPr>
+        <w:pStyle w:val="FirstParagraph"/>
+      </w:pPr>
+      <w:r>
+        <w:t xml:space="preserve">Предварительный анализ данных (Exploratory Data Analysis, EDA) —</w:t>
+      </w:r>
+      <w:r>
+        <w:t xml:space="preserve"> </w:t>
+      </w:r>
+      <w:r>
+        <w:t xml:space="preserve">обязательный первый этап любого проекта машинного обучения. Его цель —</w:t>
+      </w:r>
+      <w:r>
+        <w:t xml:space="preserve"> </w:t>
+      </w:r>
+      <w:r>
+        <w:t xml:space="preserve">понять структуру данных, выявить аномалии, пропуски и закономерности</w:t>
+      </w:r>
+      <w:r>
+        <w:t xml:space="preserve"> </w:t>
+      </w:r>
+      <w:r>
+        <w:t xml:space="preserve">до построения моделей. Библиотека Pandas предоставляет эффективный</w:t>
+      </w:r>
+      <w:r>
+        <w:t xml:space="preserve"> </w:t>
+      </w:r>
+      <w:r>
+        <w:t xml:space="preserve">инструментарий для табличного анализа: загрузку CSV, вычисление</w:t>
+      </w:r>
+      <w:r>
+        <w:t xml:space="preserve"> </w:t>
+      </w:r>
+      <w:r>
+        <w:t xml:space="preserve">статистик, фильтрацию, сортировку и группировку данных.</w:t>
+      </w:r>
+    </w:p>
     <w:bookmarkStart w:id="5" w:name="загрузка-и-первичный-осмотр-данных"/>
     <w:p>
       <w:pPr>
@@ -720,6 +969,92 @@
       </w:pPr>
       <w:r>
         <w:t xml:space="preserve">2.1 Загрузка и первичный осмотр данных</w:t>
+      </w:r>
+    </w:p>
+    <w:p>
+      <w:pPr>
+        <w:pStyle w:val="FirstParagraph"/>
+      </w:pPr>
+      <w:r>
+        <w:t xml:space="preserve">Первичный осмотр датасета выполняется с помощью методов</w:t>
+      </w:r>
+      <w:r>
+        <w:t xml:space="preserve"> </w:t>
+      </w:r>
+      <w:r>
+        <w:rPr>
+          <w:rStyle w:val="VerbatimChar"/>
+        </w:rPr>
+        <w:t xml:space="preserve">info()</w:t>
+      </w:r>
+      <w:r>
+        <w:t xml:space="preserve">,</w:t>
+      </w:r>
+      <w:r>
+        <w:t xml:space="preserve"> </w:t>
+      </w:r>
+      <w:r>
+        <w:rPr>
+          <w:rStyle w:val="VerbatimChar"/>
+        </w:rPr>
+        <w:t xml:space="preserve">head()</w:t>
+      </w:r>
+      <w:r>
+        <w:t xml:space="preserve">,</w:t>
+      </w:r>
+      <w:r>
+        <w:t xml:space="preserve"> </w:t>
+      </w:r>
+      <w:r>
+        <w:rPr>
+          <w:rStyle w:val="VerbatimChar"/>
+        </w:rPr>
+        <w:t xml:space="preserve">tail()</w:t>
+      </w:r>
+      <w:r>
+        <w:t xml:space="preserve"> </w:t>
+      </w:r>
+      <w:r>
+        <w:t xml:space="preserve">и атрибута</w:t>
+      </w:r>
+      <w:r>
+        <w:t xml:space="preserve"> </w:t>
+      </w:r>
+      <w:r>
+        <w:rPr>
+          <w:rStyle w:val="VerbatimChar"/>
+        </w:rPr>
+        <w:t xml:space="preserve">shape</w:t>
+      </w:r>
+      <w:r>
+        <w:t xml:space="preserve">. Метод</w:t>
+      </w:r>
+      <w:r>
+        <w:t xml:space="preserve"> </w:t>
+      </w:r>
+      <w:r>
+        <w:rPr>
+          <w:rStyle w:val="VerbatimChar"/>
+        </w:rPr>
+        <w:t xml:space="preserve">info()</w:t>
+      </w:r>
+      <w:r>
+        <w:t xml:space="preserve"> </w:t>
+      </w:r>
+      <w:r>
+        <w:t xml:space="preserve">особенно важен:</w:t>
+      </w:r>
+      <w:r>
+        <w:t xml:space="preserve"> </w:t>
+      </w:r>
+      <w:r>
+        <w:t xml:space="preserve">он показывает тип данных каждого столбца и количество непустых значений,</w:t>
+      </w:r>
+      <w:r>
+        <w:t xml:space="preserve"> </w:t>
+      </w:r>
+      <w:r>
+        <w:t xml:space="preserve">что сразу указывает на наличие пропусков без дополнительных команд.</w:t>
       </w:r>
     </w:p>
     <w:p>
@@ -1099,22 +1434,13 @@
         <w:t xml:space="preserve">13 признаков</w:t>
       </w:r>
       <w:r>
-        <w:t xml:space="preserve">. Уже из</w:t>
-      </w:r>
-      <w:r>
-        <w:t xml:space="preserve"> </w:t>
-      </w:r>
-      <w:r>
-        <w:rPr>
-          <w:rStyle w:val="VerbatimChar"/>
-        </w:rPr>
-        <w:t xml:space="preserve">info()</w:t>
-      </w:r>
-      <w:r>
-        <w:t xml:space="preserve"> </w:t>
-      </w:r>
-      <w:r>
-        <w:t xml:space="preserve">видны пропуски:</w:t>
+        <w:t xml:space="preserve">. Сравнивая</w:t>
+      </w:r>
+      <w:r>
+        <w:t xml:space="preserve"> </w:t>
+      </w:r>
+      <w:r>
+        <w:t xml:space="preserve">Non-Null Count с общим числом строк (2 000), сразу выявляем пропуски:</w:t>
       </w:r>
       <w:r>
         <w:t xml:space="preserve"> </w:t>
@@ -1129,7 +1455,7 @@
         <w:t xml:space="preserve"> </w:t>
       </w:r>
       <w:r>
-        <w:t xml:space="preserve">— 214,</w:t>
+        <w:t xml:space="preserve">— 214 пропущенных значений (10,7%),</w:t>
       </w:r>
       <w:r>
         <w:t xml:space="preserve"> </w:t>
@@ -1144,7 +1470,13 @@
         <w:t xml:space="preserve"> </w:t>
       </w:r>
       <w:r>
-        <w:t xml:space="preserve">— 152,</w:t>
+        <w:t xml:space="preserve">—</w:t>
+      </w:r>
+      <w:r>
+        <w:t xml:space="preserve"> </w:t>
+      </w:r>
+      <w:r>
+        <w:t xml:space="preserve">152 (7,6%),</w:t>
       </w:r>
       <w:r>
         <w:t xml:space="preserve"> </w:t>
@@ -1159,7 +1491,7 @@
         <w:t xml:space="preserve"> </w:t>
       </w:r>
       <w:r>
-        <w:t xml:space="preserve">— 94,</w:t>
+        <w:t xml:space="preserve">— 94 (4,7%),</w:t>
       </w:r>
       <w:r>
         <w:t xml:space="preserve"> </w:t>
@@ -1174,7 +1506,19 @@
         <w:t xml:space="preserve"> </w:t>
       </w:r>
       <w:r>
-        <w:t xml:space="preserve">— 494. Целевой признак</w:t>
+        <w:t xml:space="preserve">— 494 (24,7%).</w:t>
+      </w:r>
+      <w:r>
+        <w:t xml:space="preserve"> </w:t>
+      </w:r>
+      <w:r>
+        <w:t xml:space="preserve">Это реалистичная картина: в базах объявлений о недвижимости площадь</w:t>
+      </w:r>
+      <w:r>
+        <w:t xml:space="preserve"> </w:t>
+      </w:r>
+      <w:r>
+        <w:t xml:space="preserve">кухни часто не указывается, а тип ремонта субъективен. Целевой признак</w:t>
       </w:r>
       <w:r>
         <w:t xml:space="preserve"> </w:t>
@@ -1189,7 +1533,13 @@
         <w:t xml:space="preserve"> </w:t>
       </w:r>
       <w:r>
-        <w:t xml:space="preserve">содержит три класса: Budget, Standard, Premium.</w:t>
+        <w:t xml:space="preserve">содержит три класса без пропусков: Budget, Standard,</w:t>
+      </w:r>
+      <w:r>
+        <w:t xml:space="preserve"> </w:t>
+      </w:r>
+      <w:r>
+        <w:t xml:space="preserve">Premium.</w:t>
       </w:r>
     </w:p>
     <w:bookmarkEnd w:id="4"/>
@@ -1204,6 +1554,62 @@
     </w:p>
     <w:p>
       <w:pPr>
+        <w:pStyle w:val="FirstParagraph"/>
+      </w:pPr>
+      <w:r>
+        <w:t xml:space="preserve">Метод</w:t>
+      </w:r>
+      <w:r>
+        <w:t xml:space="preserve"> </w:t>
+      </w:r>
+      <w:r>
+        <w:rPr>
+          <w:rStyle w:val="VerbatimChar"/>
+        </w:rPr>
+        <w:t xml:space="preserve">describe()</w:t>
+      </w:r>
+      <w:r>
+        <w:t xml:space="preserve"> </w:t>
+      </w:r>
+      <w:r>
+        <w:t xml:space="preserve">вычисляет сводную статистику по числовым столбцам:</w:t>
+      </w:r>
+      <w:r>
+        <w:t xml:space="preserve"> </w:t>
+      </w:r>
+      <w:r>
+        <w:t xml:space="preserve">количество непустых значений, среднее, стандартное отклонение, минимум,</w:t>
+      </w:r>
+      <w:r>
+        <w:t xml:space="preserve"> </w:t>
+      </w:r>
+      <w:r>
+        <w:t xml:space="preserve">три квартиля и максимум. Для категориальных столбцов</w:t>
+      </w:r>
+      <w:r>
+        <w:t xml:space="preserve"> </w:t>
+      </w:r>
+      <w:r>
+        <w:rPr>
+          <w:rStyle w:val="VerbatimChar"/>
+        </w:rPr>
+        <w:t xml:space="preserve">describe(include='object')</w:t>
+      </w:r>
+      <w:r>
+        <w:t xml:space="preserve"> </w:t>
+      </w:r>
+      <w:r>
+        <w:t xml:space="preserve">возвращает количество уникальных значений, моду (наиболее частое значение)</w:t>
+      </w:r>
+      <w:r>
+        <w:t xml:space="preserve"> </w:t>
+      </w:r>
+      <w:r>
+        <w:t xml:space="preserve">и её частоту.</w:t>
+      </w:r>
+    </w:p>
+    <w:p>
+      <w:pPr>
         <w:pStyle w:val="SourceCode"/>
       </w:pPr>
       <w:r>
@@ -1388,7 +1794,13 @@
         <w:pStyle w:val="FirstParagraph"/>
       </w:pPr>
       <w:r>
-        <w:t xml:space="preserve">Средняя цена квартиры —</w:t>
+        <w:t xml:space="preserve">Анализ числовых статистик позволяет выявить ряд закономерностей.</w:t>
+      </w:r>
+      <w:r>
+        <w:t xml:space="preserve"> </w:t>
+      </w:r>
+      <w:r>
+        <w:t xml:space="preserve">Средняя цена квартиры составляет</w:t>
       </w:r>
       <w:r>
         <w:t xml:space="preserve"> </w:t>
@@ -1401,25 +1813,137 @@
         <w:t xml:space="preserve">15,05 млн руб.</w:t>
       </w:r>
       <w:r>
-        <w:t xml:space="preserve">, медиана — 13,50 млн.</w:t>
-      </w:r>
-      <w:r>
-        <w:t xml:space="preserve"> </w:t>
-      </w:r>
-      <w:r>
-        <w:t xml:space="preserve">Разрыв и максимум 182,5 млн руб. указывают на правостороннюю</w:t>
-      </w:r>
-      <w:r>
-        <w:t xml:space="preserve"> </w:t>
-      </w:r>
-      <w:r>
-        <w:t xml:space="preserve">асимметрию и наличие выбросов. Большинство квартир — в Москве</w:t>
-      </w:r>
-      <w:r>
-        <w:t xml:space="preserve"> </w:t>
-      </w:r>
-      <w:r>
-        <w:t xml:space="preserve">(1 111 из 2 000), преобладающий ремонт — Cosmetic (899).</w:t>
+        <w:t xml:space="preserve">, при этом медиана</w:t>
+      </w:r>
+      <w:r>
+        <w:t xml:space="preserve"> </w:t>
+      </w:r>
+      <w:r>
+        <w:t xml:space="preserve">(50-й перцентиль) равна 13,50 млн руб. Разрыв между средним и медианой</w:t>
+      </w:r>
+      <w:r>
+        <w:t xml:space="preserve"> </w:t>
+      </w:r>
+      <w:r>
+        <w:t xml:space="preserve">в 1,55 млн руб. — признак правосторонней асимметрии: небольшое</w:t>
+      </w:r>
+      <w:r>
+        <w:t xml:space="preserve"> </w:t>
+      </w:r>
+      <w:r>
+        <w:t xml:space="preserve">количество очень дорогих квартир «тянет» среднее вверх. Максимальная</w:t>
+      </w:r>
+      <w:r>
+        <w:t xml:space="preserve"> </w:t>
+      </w:r>
+      <w:r>
+        <w:t xml:space="preserve">цена 182,5 млн руб. при медиане 13,5 млн — явный выброс. Стандартное</w:t>
+      </w:r>
+      <w:r>
+        <w:t xml:space="preserve"> </w:t>
+      </w:r>
+      <w:r>
+        <w:t xml:space="preserve">отклонение цены (8,87 млн) превышает медиану в 0,66 раза, что</w:t>
+      </w:r>
+      <w:r>
+        <w:t xml:space="preserve"> </w:t>
+      </w:r>
+      <w:r>
+        <w:t xml:space="preserve">свидетельствует об очень высоком разбросе значений.</w:t>
+      </w:r>
+    </w:p>
+    <w:p>
+      <w:pPr>
+        <w:pStyle w:val="BodyText"/>
+      </w:pPr>
+      <w:r>
+        <w:t xml:space="preserve">Признак</w:t>
+      </w:r>
+      <w:r>
+        <w:t xml:space="preserve"> </w:t>
+      </w:r>
+      <w:r>
+        <w:rPr>
+          <w:rStyle w:val="VerbatimChar"/>
+        </w:rPr>
+        <w:t xml:space="preserve">full_area</w:t>
+      </w:r>
+      <w:r>
+        <w:t xml:space="preserve"> </w:t>
+      </w:r>
+      <w:r>
+        <w:t xml:space="preserve">демонстрирует аналогичную картину: среднее 69,4 м²</w:t>
+      </w:r>
+      <w:r>
+        <w:t xml:space="preserve"> </w:t>
+      </w:r>
+      <w:r>
+        <w:t xml:space="preserve">при максимуме 245,7 м². Медианная площадь 65,3 м² соответствует</w:t>
+      </w:r>
+      <w:r>
+        <w:t xml:space="preserve"> </w:t>
+      </w:r>
+      <w:r>
+        <w:t xml:space="preserve">типичной московской двухкомнатной квартире. Расстояние до метро</w:t>
+      </w:r>
+      <w:r>
+        <w:t xml:space="preserve"> </w:t>
+      </w:r>
+      <w:r>
+        <w:t xml:space="preserve">имеет среднее 2,51 км при медиане 1,82 км — большинство квартир</w:t>
+      </w:r>
+      <w:r>
+        <w:t xml:space="preserve"> </w:t>
+      </w:r>
+      <w:r>
+        <w:t xml:space="preserve">расположены в пешей доступности от метро (до 3 км), хвост</w:t>
+      </w:r>
+      <w:r>
+        <w:t xml:space="preserve"> </w:t>
+      </w:r>
+      <w:r>
+        <w:t xml:space="preserve">распределения тянется до 20 км.</w:t>
+      </w:r>
+    </w:p>
+    <w:p>
+      <w:pPr>
+        <w:pStyle w:val="BodyText"/>
+      </w:pPr>
+      <w:r>
+        <w:t xml:space="preserve">Среди категориальных признаков: Москва представлена 1 111 записями</w:t>
+      </w:r>
+      <w:r>
+        <w:t xml:space="preserve"> </w:t>
+      </w:r>
+      <w:r>
+        <w:t xml:space="preserve">(55,6% датасета), тип ремонта Cosmetic доминирует с 899 записями.</w:t>
+      </w:r>
+      <w:r>
+        <w:t xml:space="preserve"> </w:t>
+      </w:r>
+      <w:r>
+        <w:t xml:space="preserve">Целевой признак</w:t>
+      </w:r>
+      <w:r>
+        <w:t xml:space="preserve"> </w:t>
+      </w:r>
+      <w:r>
+        <w:rPr>
+          <w:rStyle w:val="VerbatimChar"/>
+        </w:rPr>
+        <w:t xml:space="preserve">price_segment</w:t>
+      </w:r>
+      <w:r>
+        <w:t xml:space="preserve"> </w:t>
+      </w:r>
+      <w:r>
+        <w:t xml:space="preserve">несбалансирован: Budget — 669,</w:t>
+      </w:r>
+      <w:r>
+        <w:t xml:space="preserve"> </w:t>
+      </w:r>
+      <w:r>
+        <w:t xml:space="preserve">Standard и Premium — примерно поровну.</w:t>
       </w:r>
     </w:p>
     <w:bookmarkEnd w:id="5"/>
@@ -1434,6 +1958,119 @@
     </w:p>
     <w:p>
       <w:pPr>
+        <w:pStyle w:val="FirstParagraph"/>
+      </w:pPr>
+      <w:r>
+        <w:t xml:space="preserve">Булево индексирование — основной инструмент выборки строк в Pandas.</w:t>
+      </w:r>
+      <w:r>
+        <w:t xml:space="preserve"> </w:t>
+      </w:r>
+      <w:r>
+        <w:t xml:space="preserve">Условие в квадратных скобках возвращает</w:t>
+      </w:r>
+      <w:r>
+        <w:t xml:space="preserve"> </w:t>
+      </w:r>
+      <w:r>
+        <w:rPr>
+          <w:rStyle w:val="VerbatimChar"/>
+        </w:rPr>
+        <w:t xml:space="preserve">True</w:t>
+      </w:r>
+      <w:r>
+        <w:t xml:space="preserve"> </w:t>
+      </w:r>
+      <w:r>
+        <w:t xml:space="preserve">или</w:t>
+      </w:r>
+      <w:r>
+        <w:t xml:space="preserve"> </w:t>
+      </w:r>
+      <w:r>
+        <w:rPr>
+          <w:rStyle w:val="VerbatimChar"/>
+        </w:rPr>
+        <w:t xml:space="preserve">False</w:t>
+      </w:r>
+      <w:r>
+        <w:t xml:space="preserve"> </w:t>
+      </w:r>
+      <w:r>
+        <w:t xml:space="preserve">для каждой</w:t>
+      </w:r>
+      <w:r>
+        <w:t xml:space="preserve"> </w:t>
+      </w:r>
+      <w:r>
+        <w:t xml:space="preserve">строки, и датафрейм фильтруется соответственно. При нескольких условиях</w:t>
+      </w:r>
+      <w:r>
+        <w:t xml:space="preserve"> </w:t>
+      </w:r>
+      <w:r>
+        <w:t xml:space="preserve">каждое оборачивается в скобки и объединяется операторами</w:t>
+      </w:r>
+      <w:r>
+        <w:t xml:space="preserve"> </w:t>
+      </w:r>
+      <w:r>
+        <w:rPr>
+          <w:rStyle w:val="VerbatimChar"/>
+        </w:rPr>
+        <w:t xml:space="preserve">&amp;</w:t>
+      </w:r>
+      <w:r>
+        <w:t xml:space="preserve"> </w:t>
+      </w:r>
+      <w:r>
+        <w:t xml:space="preserve">(И)</w:t>
+      </w:r>
+      <w:r>
+        <w:t xml:space="preserve"> </w:t>
+      </w:r>
+      <w:r>
+        <w:t xml:space="preserve">или</w:t>
+      </w:r>
+      <w:r>
+        <w:t xml:space="preserve"> </w:t>
+      </w:r>
+      <w:r>
+        <w:rPr>
+          <w:rStyle w:val="VerbatimChar"/>
+        </w:rPr>
+        <w:t xml:space="preserve">|</w:t>
+      </w:r>
+      <w:r>
+        <w:t xml:space="preserve"> </w:t>
+      </w:r>
+      <w:r>
+        <w:t xml:space="preserve">(ИЛИ). Метод</w:t>
+      </w:r>
+      <w:r>
+        <w:t xml:space="preserve"> </w:t>
+      </w:r>
+      <w:r>
+        <w:rPr>
+          <w:rStyle w:val="VerbatimChar"/>
+        </w:rPr>
+        <w:t xml:space="preserve">df.loc[условие, столбцы]</w:t>
+      </w:r>
+      <w:r>
+        <w:t xml:space="preserve"> </w:t>
+      </w:r>
+      <w:r>
+        <w:t xml:space="preserve">позволяет одновременно</w:t>
+      </w:r>
+      <w:r>
+        <w:t xml:space="preserve"> </w:t>
+      </w:r>
+      <w:r>
+        <w:t xml:space="preserve">фильтровать строки и выбирать нужные столбцы.</w:t>
+      </w:r>
+    </w:p>
+    <w:p>
+      <w:pPr>
         <w:pStyle w:val="SourceCode"/>
       </w:pPr>
       <w:r>
@@ -1759,19 +2396,43 @@
         <w:pStyle w:val="FirstParagraph"/>
       </w:pPr>
       <w:r>
-        <w:t xml:space="preserve">Квартиры у метро (619 записей) охватывают все три сегмента —</w:t>
-      </w:r>
-      <w:r>
-        <w:t xml:space="preserve"> </w:t>
-      </w:r>
-      <w:r>
-        <w:t xml:space="preserve">расстояние до метро влияет на цену, но не является единственным</w:t>
-      </w:r>
-      <w:r>
-        <w:t xml:space="preserve"> </w:t>
-      </w:r>
-      <w:r>
-        <w:t xml:space="preserve">фактором.</w:t>
+        <w:t xml:space="preserve">Интересный наблюдение: из 619 квартир в пешей доступности от метро</w:t>
+      </w:r>
+      <w:r>
+        <w:t xml:space="preserve"> </w:t>
+      </w:r>
+      <w:r>
+        <w:t xml:space="preserve">(менее 1 км) значительная часть относится к сегменту Budget. Это</w:t>
+      </w:r>
+      <w:r>
+        <w:t xml:space="preserve"> </w:t>
+      </w:r>
+      <w:r>
+        <w:t xml:space="preserve">подтверждает, что близость к метро является необходимым, но не</w:t>
+      </w:r>
+      <w:r>
+        <w:t xml:space="preserve"> </w:t>
+      </w:r>
+      <w:r>
+        <w:t xml:space="preserve">достаточным условием для высокой цены — решающую роль играют площадь</w:t>
+      </w:r>
+      <w:r>
+        <w:t xml:space="preserve"> </w:t>
+      </w:r>
+      <w:r>
+        <w:t xml:space="preserve">и район. Большие квартиры в Москве (&gt;80 м²) — 285 объектов — составляют</w:t>
+      </w:r>
+      <w:r>
+        <w:t xml:space="preserve"> </w:t>
+      </w:r>
+      <w:r>
+        <w:t xml:space="preserve">лишь 25,7% от всех московских квартир, что отражает реальную структуру</w:t>
+      </w:r>
+      <w:r>
+        <w:t xml:space="preserve"> </w:t>
+      </w:r>
+      <w:r>
+        <w:t xml:space="preserve">предложения: большинство объявлений приходится на стандартное жильё.</w:t>
       </w:r>
     </w:p>
     <w:bookmarkEnd w:id="6"/>
@@ -1786,6 +2447,119 @@
     </w:p>
     <w:p>
       <w:pPr>
+        <w:pStyle w:val="FirstParagraph"/>
+      </w:pPr>
+      <w:r>
+        <w:t xml:space="preserve">Метод</w:t>
+      </w:r>
+      <w:r>
+        <w:t xml:space="preserve"> </w:t>
+      </w:r>
+      <w:r>
+        <w:rPr>
+          <w:rStyle w:val="VerbatimChar"/>
+        </w:rPr>
+        <w:t xml:space="preserve">sort_values()</w:t>
+      </w:r>
+      <w:r>
+        <w:t xml:space="preserve"> </w:t>
+      </w:r>
+      <w:r>
+        <w:t xml:space="preserve">сортирует датафрейм по одному или нескольким</w:t>
+      </w:r>
+      <w:r>
+        <w:t xml:space="preserve"> </w:t>
+      </w:r>
+      <w:r>
+        <w:t xml:space="preserve">признакам. Параметры</w:t>
+      </w:r>
+      <w:r>
+        <w:t xml:space="preserve"> </w:t>
+      </w:r>
+      <w:r>
+        <w:rPr>
+          <w:rStyle w:val="VerbatimChar"/>
+        </w:rPr>
+        <w:t xml:space="preserve">by</w:t>
+      </w:r>
+      <w:r>
+        <w:t xml:space="preserve"> </w:t>
+      </w:r>
+      <w:r>
+        <w:t xml:space="preserve">и</w:t>
+      </w:r>
+      <w:r>
+        <w:t xml:space="preserve"> </w:t>
+      </w:r>
+      <w:r>
+        <w:rPr>
+          <w:rStyle w:val="VerbatimChar"/>
+        </w:rPr>
+        <w:t xml:space="preserve">ascending</w:t>
+      </w:r>
+      <w:r>
+        <w:t xml:space="preserve"> </w:t>
+      </w:r>
+      <w:r>
+        <w:t xml:space="preserve">принимаются как списки,</w:t>
+      </w:r>
+      <w:r>
+        <w:t xml:space="preserve"> </w:t>
+      </w:r>
+      <w:r>
+        <w:t xml:space="preserve">что обеспечивает единообразный синтаксис для одно- и многоключевой</w:t>
+      </w:r>
+      <w:r>
+        <w:t xml:space="preserve"> </w:t>
+      </w:r>
+      <w:r>
+        <w:t xml:space="preserve">сортировки. Метод</w:t>
+      </w:r>
+      <w:r>
+        <w:t xml:space="preserve"> </w:t>
+      </w:r>
+      <w:r>
+        <w:rPr>
+          <w:rStyle w:val="VerbatimChar"/>
+        </w:rPr>
+        <w:t xml:space="preserve">iloc[]</w:t>
+      </w:r>
+      <w:r>
+        <w:t xml:space="preserve"> </w:t>
+      </w:r>
+      <w:r>
+        <w:t xml:space="preserve">обеспечивает доступ к строкам и столбцам</w:t>
+      </w:r>
+      <w:r>
+        <w:t xml:space="preserve"> </w:t>
+      </w:r>
+      <w:r>
+        <w:t xml:space="preserve">по целочисленному порядковому номеру (нумерация с нуля). Комбинация</w:t>
+      </w:r>
+      <w:r>
+        <w:t xml:space="preserve"> </w:t>
+      </w:r>
+      <w:r>
+        <w:rPr>
+          <w:rStyle w:val="VerbatimChar"/>
+        </w:rPr>
+        <w:t xml:space="preserve">sort_values().iloc[0]</w:t>
+      </w:r>
+      <w:r>
+        <w:t xml:space="preserve"> </w:t>
+      </w:r>
+      <w:r>
+        <w:t xml:space="preserve">— стандартный шаблон для поиска экстремального</w:t>
+      </w:r>
+      <w:r>
+        <w:t xml:space="preserve"> </w:t>
+      </w:r>
+      <w:r>
+        <w:t xml:space="preserve">значения с полной информацией о записи.</w:t>
+      </w:r>
+    </w:p>
+    <w:p>
+      <w:pPr>
         <w:pStyle w:val="SourceCode"/>
       </w:pPr>
       <w:r>
@@ -2108,19 +2882,37 @@
         <w:pStyle w:val="FirstParagraph"/>
       </w:pPr>
       <w:r>
-        <w:t xml:space="preserve">Самая дорогая квартира (182,5 млн руб.) находится в New_Moscow,</w:t>
-      </w:r>
-      <w:r>
-        <w:t xml:space="preserve"> </w:t>
-      </w:r>
-      <w:r>
-        <w:t xml:space="preserve">площадь 104,7 м² — нестандартный результат, указывающий на</w:t>
-      </w:r>
-      <w:r>
-        <w:t xml:space="preserve"> </w:t>
-      </w:r>
-      <w:r>
-        <w:t xml:space="preserve">искусственный выброс, заданный при генерации датасета.</w:t>
+        <w:t xml:space="preserve">Две самые дорогие квартиры (182,5 и 175,1 млн руб.) — искусственные</w:t>
+      </w:r>
+      <w:r>
+        <w:t xml:space="preserve"> </w:t>
+      </w:r>
+      <w:r>
+        <w:t xml:space="preserve">выбросы, заданные при генерации. Показательно, что самая дорогая</w:t>
+      </w:r>
+      <w:r>
+        <w:t xml:space="preserve"> </w:t>
+      </w:r>
+      <w:r>
+        <w:t xml:space="preserve">квартира находится в New_Moscow, а не в Москве — при площади всего</w:t>
+      </w:r>
+      <w:r>
+        <w:t xml:space="preserve"> </w:t>
+      </w:r>
+      <w:r>
+        <w:t xml:space="preserve">104,7 м² это аномальная цена (≈1 743 тыс. руб./м² против рыночных</w:t>
+      </w:r>
+      <w:r>
+        <w:t xml:space="preserve"> </w:t>
+      </w:r>
+      <w:r>
+        <w:t xml:space="preserve">≈215 тыс.). Третья в рейтинге (78 млн, 245,7 м²) — уже более</w:t>
+      </w:r>
+      <w:r>
+        <w:t xml:space="preserve"> </w:t>
+      </w:r>
+      <w:r>
+        <w:t xml:space="preserve">реалистична: огромная площадь объясняет высокую цену.</w:t>
       </w:r>
     </w:p>
     <w:bookmarkEnd w:id="7"/>
@@ -2135,6 +2927,86 @@
     </w:p>
     <w:p>
       <w:pPr>
+        <w:pStyle w:val="FirstParagraph"/>
+      </w:pPr>
+      <w:r>
+        <w:t xml:space="preserve">Добавление расчётных признаков (feature engineering) позволяет выразить</w:t>
+      </w:r>
+      <w:r>
+        <w:t xml:space="preserve"> </w:t>
+      </w:r>
+      <w:r>
+        <w:t xml:space="preserve">доменные знания в числовом виде. Признак</w:t>
+      </w:r>
+      <w:r>
+        <w:t xml:space="preserve"> </w:t>
+      </w:r>
+      <w:r>
+        <w:rPr>
+          <w:rStyle w:val="VerbatimChar"/>
+        </w:rPr>
+        <w:t xml:space="preserve">living_ratio</w:t>
+      </w:r>
+      <w:r>
+        <w:t xml:space="preserve"> </w:t>
+      </w:r>
+      <w:r>
+        <w:t xml:space="preserve">— доля жилой</w:t>
+      </w:r>
+      <w:r>
+        <w:t xml:space="preserve"> </w:t>
+      </w:r>
+      <w:r>
+        <w:t xml:space="preserve">площади от общей — характеризует планировку квартиры: высокое значение</w:t>
+      </w:r>
+      <w:r>
+        <w:t xml:space="preserve"> </w:t>
+      </w:r>
+      <w:r>
+        <w:t xml:space="preserve">означает «продуманную» квартиру с большими комнатами и маленькими</w:t>
+      </w:r>
+      <w:r>
+        <w:t xml:space="preserve"> </w:t>
+      </w:r>
+      <w:r>
+        <w:t xml:space="preserve">подсобными помещениями. Метод</w:t>
+      </w:r>
+      <w:r>
+        <w:t xml:space="preserve"> </w:t>
+      </w:r>
+      <w:r>
+        <w:rPr>
+          <w:rStyle w:val="VerbatimChar"/>
+        </w:rPr>
+        <w:t xml:space="preserve">corr()</w:t>
+      </w:r>
+      <w:r>
+        <w:t xml:space="preserve"> </w:t>
+      </w:r>
+      <w:r>
+        <w:t xml:space="preserve">вычисляет матрицу коэффициентов</w:t>
+      </w:r>
+      <w:r>
+        <w:t xml:space="preserve"> </w:t>
+      </w:r>
+      <w:r>
+        <w:t xml:space="preserve">корреляции Пирсона между всеми числовыми признаками. Коэффициент</w:t>
+      </w:r>
+      <w:r>
+        <w:t xml:space="preserve"> </w:t>
+      </w:r>
+      <w:r>
+        <w:t xml:space="preserve">принимает значения от −1 до 1: значения выше 0,5 по модулю</w:t>
+      </w:r>
+      <w:r>
+        <w:t xml:space="preserve"> </w:t>
+      </w:r>
+      <w:r>
+        <w:t xml:space="preserve">свидетельствуют о значимой линейной зависимости.</w:t>
+      </w:r>
+    </w:p>
+    <w:p>
+      <w:pPr>
         <w:pStyle w:val="SourceCode"/>
       </w:pPr>
       <w:r>
@@ -2454,7 +3326,19 @@
         <w:pStyle w:val="FirstParagraph"/>
       </w:pPr>
       <w:r>
-        <w:t xml:space="preserve">Наиболее сильная корреляция с ценой — у</w:t>
+        <w:t xml:space="preserve">Результаты корреляционного анализа подтверждают интуитивные ожидания:</w:t>
+      </w:r>
+      <w:r>
+        <w:t xml:space="preserve"> </w:t>
+      </w:r>
+      <w:r>
+        <w:t xml:space="preserve">наиболее сильная линейная связь с ценой наблюдается у площадных</w:t>
+      </w:r>
+      <w:r>
+        <w:t xml:space="preserve"> </w:t>
+      </w:r>
+      <w:r>
+        <w:t xml:space="preserve">характеристик —</w:t>
       </w:r>
       <w:r>
         <w:t xml:space="preserve"> </w:t>
@@ -2469,11 +3353,90 @@
         <w:t xml:space="preserve"> </w:t>
       </w:r>
       <w:r>
-        <w:t xml:space="preserve">(r = 0.549).</w:t>
-      </w:r>
-      <w:r>
-        <w:t xml:space="preserve"> </w:t>
-      </w:r>
+        <w:t xml:space="preserve">(r = 0.549),</w:t>
+      </w:r>
+      <w:r>
+        <w:t xml:space="preserve"> </w:t>
+      </w:r>
+      <w:r>
+        <w:rPr>
+          <w:rStyle w:val="VerbatimChar"/>
+        </w:rPr>
+        <w:t xml:space="preserve">living_area</w:t>
+      </w:r>
+      <w:r>
+        <w:t xml:space="preserve"> </w:t>
+      </w:r>
+      <w:r>
+        <w:t xml:space="preserve">(r = 0.495),</w:t>
+      </w:r>
+      <w:r>
+        <w:t xml:space="preserve"> </w:t>
+      </w:r>
+      <w:r>
+        <w:rPr>
+          <w:rStyle w:val="VerbatimChar"/>
+        </w:rPr>
+        <w:t xml:space="preserve">kitchen_area</w:t>
+      </w:r>
+      <w:r>
+        <w:t xml:space="preserve"> </w:t>
+      </w:r>
+      <w:r>
+        <w:t xml:space="preserve">(r = 0.450). Все три признака взаимосвязаны, поскольку</w:t>
+      </w:r>
+      <w:r>
+        <w:t xml:space="preserve"> </w:t>
+      </w:r>
+      <w:r>
+        <w:t xml:space="preserve">жилая площадь и площадь кухни — части общей площади.</w:t>
+      </w:r>
+    </w:p>
+    <w:p>
+      <w:pPr>
+        <w:pStyle w:val="BodyText"/>
+      </w:pPr>
+      <w:r>
+        <w:t xml:space="preserve">Примечательно, что</w:t>
+      </w:r>
+      <w:r>
+        <w:t xml:space="preserve"> </w:t>
+      </w:r>
+      <w:r>
+        <w:rPr>
+          <w:rStyle w:val="VerbatimChar"/>
+        </w:rPr>
+        <w:t xml:space="preserve">living_ratio</w:t>
+      </w:r>
+      <w:r>
+        <w:t xml:space="preserve"> </w:t>
+      </w:r>
+      <w:r>
+        <w:t xml:space="preserve">имеет практически нулевую корреляцию</w:t>
+      </w:r>
+      <w:r>
+        <w:t xml:space="preserve"> </w:t>
+      </w:r>
+      <w:r>
+        <w:t xml:space="preserve">с ценой (r = −0.008), несмотря на то что включает информацию о</w:t>
+      </w:r>
+      <w:r>
+        <w:t xml:space="preserve"> </w:t>
+      </w:r>
+      <w:r>
+        <w:t xml:space="preserve">планировке. Это означает, что покупатели ориентируются прежде всего</w:t>
+      </w:r>
+      <w:r>
+        <w:t xml:space="preserve"> </w:t>
+      </w:r>
+      <w:r>
+        <w:t xml:space="preserve">на абсолютный размер квартиры, а не на соотношение площадей.</w:t>
+      </w:r>
+    </w:p>
+    <w:p>
+      <w:pPr>
+        <w:pStyle w:val="BodyText"/>
+      </w:pPr>
       <w:r>
         <w:rPr>
           <w:rStyle w:val="VerbatimChar"/>
@@ -2484,13 +3447,53 @@
         <w:t xml:space="preserve"> </w:t>
       </w:r>
       <w:r>
-        <w:t xml:space="preserve">имеет слабую отрицательную корреляцию (r = −0.102):</w:t>
-      </w:r>
-      <w:r>
-        <w:t xml:space="preserve"> </w:t>
-      </w:r>
-      <w:r>
-        <w:t xml:space="preserve">чем ближе к метро, тем дороже квартира.</w:t>
+        <w:t xml:space="preserve">демонстрирует слабую</w:t>
+      </w:r>
+      <w:r>
+        <w:t xml:space="preserve"> </w:t>
+      </w:r>
+      <w:r>
+        <w:rPr>
+          <w:b/>
+          <w:bCs/>
+        </w:rPr>
+        <w:t xml:space="preserve">отрицательную</w:t>
+      </w:r>
+      <w:r>
+        <w:t xml:space="preserve"> </w:t>
+      </w:r>
+      <w:r>
+        <w:t xml:space="preserve">корреляцию</w:t>
+      </w:r>
+      <w:r>
+        <w:t xml:space="preserve"> </w:t>
+      </w:r>
+      <w:r>
+        <w:t xml:space="preserve">(r = −0.102): чем ближе к метро, тем дороже квартира. Знак</w:t>
+      </w:r>
+      <w:r>
+        <w:t xml:space="preserve"> </w:t>
+      </w:r>
+      <w:r>
+        <w:t xml:space="preserve">коэффициента соответствует экономической логике, однако малая</w:t>
+      </w:r>
+      <w:r>
+        <w:t xml:space="preserve"> </w:t>
+      </w:r>
+      <w:r>
+        <w:t xml:space="preserve">абсолютная величина говорит о нелинейности зависимости — влияние</w:t>
+      </w:r>
+      <w:r>
+        <w:t xml:space="preserve"> </w:t>
+      </w:r>
+      <w:r>
+        <w:t xml:space="preserve">метро экспоненциально убывает с расстоянием, что линейная корреляция</w:t>
+      </w:r>
+      <w:r>
+        <w:t xml:space="preserve"> </w:t>
+      </w:r>
+      <w:r>
+        <w:t xml:space="preserve">не улавливает.</w:t>
       </w:r>
     </w:p>
     <w:bookmarkEnd w:id="8"/>
@@ -2505,6 +3508,47 @@
     </w:p>
     <w:p>
       <w:pPr>
+        <w:pStyle w:val="FirstParagraph"/>
+      </w:pPr>
+      <w:r>
+        <w:t xml:space="preserve">Метод</w:t>
+      </w:r>
+      <w:r>
+        <w:t xml:space="preserve"> </w:t>
+      </w:r>
+      <w:r>
+        <w:rPr>
+          <w:rStyle w:val="VerbatimChar"/>
+        </w:rPr>
+        <w:t xml:space="preserve">groupby()</w:t>
+      </w:r>
+      <w:r>
+        <w:t xml:space="preserve"> </w:t>
+      </w:r>
+      <w:r>
+        <w:t xml:space="preserve">разбивает датафрейм на группы по уникальным</w:t>
+      </w:r>
+      <w:r>
+        <w:t xml:space="preserve"> </w:t>
+      </w:r>
+      <w:r>
+        <w:t xml:space="preserve">значениям одного или нескольких признаков и применяет к каждой</w:t>
+      </w:r>
+      <w:r>
+        <w:t xml:space="preserve"> </w:t>
+      </w:r>
+      <w:r>
+        <w:t xml:space="preserve">группе агрегирующую функцию. Это позволяет выявить системные различия</w:t>
+      </w:r>
+      <w:r>
+        <w:t xml:space="preserve"> </w:t>
+      </w:r>
+      <w:r>
+        <w:t xml:space="preserve">между категориальными группами, которые не видны в общей статистике.</w:t>
+      </w:r>
+    </w:p>
+    <w:p>
+      <w:pPr>
         <w:pStyle w:val="SourceCode"/>
       </w:pPr>
       <w:r>
@@ -2665,13 +3709,95 @@
         <w:pStyle w:val="FirstParagraph"/>
       </w:pPr>
       <w:r>
-        <w:t xml:space="preserve">Квартиры в Москве в среднем в 1,8 раза дороже, чем в Подмосковье.</w:t>
-      </w:r>
-      <w:r>
-        <w:t xml:space="preserve"> </w:t>
-      </w:r>
-      <w:r>
-        <w:t xml:space="preserve">Ремонт Designer увеличивает среднюю цену на 40% по сравнению с Cosmetic.</w:t>
+        <w:t xml:space="preserve">Региональная дифференциация цен значительна: квартиры в Москве в</w:t>
+      </w:r>
+      <w:r>
+        <w:t xml:space="preserve"> </w:t>
+      </w:r>
+      <w:r>
+        <w:t xml:space="preserve">среднем в</w:t>
+      </w:r>
+      <w:r>
+        <w:t xml:space="preserve"> </w:t>
+      </w:r>
+      <w:r>
+        <w:rPr>
+          <w:b/>
+          <w:bCs/>
+        </w:rPr>
+        <w:t xml:space="preserve">1,8 раза</w:t>
+      </w:r>
+      <w:r>
+        <w:t xml:space="preserve"> </w:t>
+      </w:r>
+      <w:r>
+        <w:t xml:space="preserve">дороже, чем в Московской области (17,9 против</w:t>
+      </w:r>
+      <w:r>
+        <w:t xml:space="preserve"> </w:t>
+      </w:r>
+      <w:r>
+        <w:t xml:space="preserve">9,96 млн руб.). New_Moscow занимает промежуточное положение (13,4 млн),</w:t>
+      </w:r>
+      <w:r>
+        <w:t xml:space="preserve"> </w:t>
+      </w:r>
+      <w:r>
+        <w:t xml:space="preserve">что соответствует её статусу — административно Москва, но</w:t>
+      </w:r>
+      <w:r>
+        <w:t xml:space="preserve"> </w:t>
+      </w:r>
+      <w:r>
+        <w:t xml:space="preserve">инфраструктурно ближе к области.</w:t>
+      </w:r>
+    </w:p>
+    <w:p>
+      <w:pPr>
+        <w:pStyle w:val="BodyText"/>
+      </w:pPr>
+      <w:r>
+        <w:t xml:space="preserve">Влияние ремонта на цену ещё более выражено в относительных единицах:</w:t>
+      </w:r>
+      <w:r>
+        <w:t xml:space="preserve"> </w:t>
+      </w:r>
+      <w:r>
+        <w:t xml:space="preserve">Designer-ремонт формирует среднюю цену 20,2 млн руб. — на</w:t>
+      </w:r>
+      <w:r>
+        <w:t xml:space="preserve"> </w:t>
+      </w:r>
+      <w:r>
+        <w:rPr>
+          <w:b/>
+          <w:bCs/>
+        </w:rPr>
+        <w:t xml:space="preserve">40%</w:t>
+      </w:r>
+      <w:r>
+        <w:t xml:space="preserve"> </w:t>
+      </w:r>
+      <w:r>
+        <w:t xml:space="preserve">выше, чем Cosmetic (14,3 млн). Euro-ремонт занимает промежуточное</w:t>
+      </w:r>
+      <w:r>
+        <w:t xml:space="preserve"> </w:t>
+      </w:r>
+      <w:r>
+        <w:t xml:space="preserve">положение (17,3 млн, +21%). Это подтверждает, что качество отделки</w:t>
+      </w:r>
+      <w:r>
+        <w:t xml:space="preserve"> </w:t>
+      </w:r>
+      <w:r>
+        <w:t xml:space="preserve">является значимым фактором ценообразования, сопоставимым по влиянию</w:t>
+      </w:r>
+      <w:r>
+        <w:t xml:space="preserve"> </w:t>
+      </w:r>
+      <w:r>
+        <w:t xml:space="preserve">с районом расположения.</w:t>
       </w:r>
     </w:p>
     <w:p>
@@ -2692,6 +3818,50 @@
         <w:t xml:space="preserve">3. ВИЗУАЛИЗАЦИЯ И ОЧИСТКА ДАННЫХ</w:t>
       </w:r>
     </w:p>
+    <w:p>
+      <w:pPr>
+        <w:pStyle w:val="FirstParagraph"/>
+      </w:pPr>
+      <w:r>
+        <w:t xml:space="preserve">Визуализация данных — это не просто иллюстрация результатов, а</w:t>
+      </w:r>
+      <w:r>
+        <w:t xml:space="preserve"> </w:t>
+      </w:r>
+      <w:r>
+        <w:t xml:space="preserve">самостоятельный инструмент анализа. Гистограммы выявляют форму</w:t>
+      </w:r>
+      <w:r>
+        <w:t xml:space="preserve"> </w:t>
+      </w:r>
+      <w:r>
+        <w:t xml:space="preserve">распределения и аномалии, диаграммы рассеяния — нелинейные зависимости,</w:t>
+      </w:r>
+      <w:r>
+        <w:t xml:space="preserve"> </w:t>
+      </w:r>
+      <w:r>
+        <w:t xml:space="preserve">которые не улавливает корреляция Пирсона, а матрицы парных диаграмм</w:t>
+      </w:r>
+      <w:r>
+        <w:t xml:space="preserve"> </w:t>
+      </w:r>
+      <w:r>
+        <w:t xml:space="preserve">позволяют одновременно оценить все попарные взаимосвязи в датасете.</w:t>
+      </w:r>
+      <w:r>
+        <w:t xml:space="preserve"> </w:t>
+      </w:r>
+      <w:r>
+        <w:t xml:space="preserve">Библиотека Seaborn построена поверх Matplotlib и предоставляет</w:t>
+      </w:r>
+      <w:r>
+        <w:t xml:space="preserve"> </w:t>
+      </w:r>
+      <w:r>
+        <w:t xml:space="preserve">высокоуровневый API для статистической визуализации.</w:t>
+      </w:r>
+    </w:p>
     <w:bookmarkStart w:id="12" w:name="X41bfac8020e36dfb3abf4f227955cd553db7678"/>
     <w:p>
       <w:pPr>
@@ -2734,6 +3904,45 @@
           <w:rStyle w:val="DecValTok"/>
         </w:rPr>
         <w:t xml:space="preserve">30</w:t>
+      </w:r>
+      <w:r>
+        <w:rPr>
+          <w:rStyle w:val="NormalTok"/>
+        </w:rPr>
+        <w:t xml:space="preserve">)</w:t>
+      </w:r>
+      <w:r>
+        <w:br/>
+      </w:r>
+      <w:r>
+        <w:rPr>
+          <w:rStyle w:val="NormalTok"/>
+        </w:rPr>
+        <w:t xml:space="preserve">sns.displot(df[</w:t>
+      </w:r>
+      <w:r>
+        <w:rPr>
+          <w:rStyle w:val="StringTok"/>
+        </w:rPr>
+        <w:t xml:space="preserve">"full_area"</w:t>
+      </w:r>
+      <w:r>
+        <w:rPr>
+          <w:rStyle w:val="NormalTok"/>
+        </w:rPr>
+        <w:t xml:space="preserve">], kind</w:t>
+      </w:r>
+      <w:r>
+        <w:rPr>
+          <w:rStyle w:val="OperatorTok"/>
+        </w:rPr>
+        <w:t xml:space="preserve">=</w:t>
+      </w:r>
+      <w:r>
+        <w:rPr>
+          <w:rStyle w:val="StringTok"/>
+        </w:rPr>
+        <w:t xml:space="preserve">"kde"</w:t>
       </w:r>
       <w:r>
         <w:rPr>
@@ -2857,6 +4066,77 @@
         <w:pStyle w:val="BodyText"/>
       </w:pPr>
       <w:r>
+        <w:rPr>
+          <w:rStyle w:val="VerbatimChar"/>
+        </w:rPr>
+        <w:t xml:space="preserve">displot()</w:t>
+      </w:r>
+      <w:r>
+        <w:t xml:space="preserve"> </w:t>
+      </w:r>
+      <w:r>
+        <w:t xml:space="preserve">строит гистограмму распределения числового признака,</w:t>
+      </w:r>
+      <w:r>
+        <w:t xml:space="preserve"> </w:t>
+      </w:r>
+      <w:r>
+        <w:t xml:space="preserve">разбивая диапазон значений на равные интервалы (</w:t>
+      </w:r>
+      <w:r>
+        <w:rPr>
+          <w:rStyle w:val="VerbatimChar"/>
+        </w:rPr>
+        <w:t xml:space="preserve">bins</w:t>
+      </w:r>
+      <w:r>
+        <w:t xml:space="preserve">) и подсчитывая</w:t>
+      </w:r>
+      <w:r>
+        <w:t xml:space="preserve"> </w:t>
+      </w:r>
+      <w:r>
+        <w:t xml:space="preserve">количество наблюдений в каждом. Параметр</w:t>
+      </w:r>
+      <w:r>
+        <w:t xml:space="preserve"> </w:t>
+      </w:r>
+      <w:r>
+        <w:rPr>
+          <w:rStyle w:val="VerbatimChar"/>
+        </w:rPr>
+        <w:t xml:space="preserve">kind='kde'</w:t>
+      </w:r>
+      <w:r>
+        <w:t xml:space="preserve"> </w:t>
+      </w:r>
+      <w:r>
+        <w:t xml:space="preserve">заменяет</w:t>
+      </w:r>
+      <w:r>
+        <w:t xml:space="preserve"> </w:t>
+      </w:r>
+      <w:r>
+        <w:t xml:space="preserve">столбцы кривой плотности (Kernel Density Estimation) — непараметрической</w:t>
+      </w:r>
+      <w:r>
+        <w:t xml:space="preserve"> </w:t>
+      </w:r>
+      <w:r>
+        <w:t xml:space="preserve">оценкой функции плотности, которая сглаживает дискретную гистограмму</w:t>
+      </w:r>
+      <w:r>
+        <w:t xml:space="preserve"> </w:t>
+      </w:r>
+      <w:r>
+        <w:t xml:space="preserve">в непрерывную кривую.</w:t>
+      </w:r>
+    </w:p>
+    <w:p>
+      <w:pPr>
+        <w:pStyle w:val="BodyText"/>
+      </w:pPr>
+      <w:r>
         <w:t xml:space="preserve">Распределение</w:t>
       </w:r>
       <w:r>
@@ -2872,13 +4152,37 @@
         <w:t xml:space="preserve"> </w:t>
       </w:r>
       <w:r>
-        <w:t xml:space="preserve">правосторонне асимметрично: пик 55–70 м²,</w:t>
-      </w:r>
-      <w:r>
-        <w:t xml:space="preserve"> </w:t>
-      </w:r>
-      <w:r>
-        <w:t xml:space="preserve">длинный хвост до 245 м² отражает элитные квартиры.</w:t>
+        <w:t xml:space="preserve">правосторонне асимметрично: отчётливый</w:t>
+      </w:r>
+      <w:r>
+        <w:t xml:space="preserve"> </w:t>
+      </w:r>
+      <w:r>
+        <w:t xml:space="preserve">пик приходится на диапазон 55–70 м², что соответствует стандартным</w:t>
+      </w:r>
+      <w:r>
+        <w:t xml:space="preserve"> </w:t>
+      </w:r>
+      <w:r>
+        <w:t xml:space="preserve">двухкомнатным квартирам. Длинный правый хвост до 245 м² отражает</w:t>
+      </w:r>
+      <w:r>
+        <w:t xml:space="preserve"> </w:t>
+      </w:r>
+      <w:r>
+        <w:t xml:space="preserve">наличие крупных элитных объектов. Такое распределение типично для</w:t>
+      </w:r>
+      <w:r>
+        <w:t xml:space="preserve"> </w:t>
+      </w:r>
+      <w:r>
+        <w:t xml:space="preserve">рынков недвижимости: большинство предложений — типовое жильё,</w:t>
+      </w:r>
+      <w:r>
+        <w:t xml:space="preserve"> </w:t>
+      </w:r>
+      <w:r>
+        <w:t xml:space="preserve">а дорогие объекты единичны, но сильно смещают среднее значение.</w:t>
       </w:r>
     </w:p>
     <w:p>
@@ -3036,13 +4340,64 @@
         <w:pStyle w:val="BodyText"/>
       </w:pPr>
       <w:r>
-        <w:t xml:space="preserve">Московские квартиры (синие) систематически дороже при той же площади,</w:t>
-      </w:r>
-      <w:r>
-        <w:t xml:space="preserve"> </w:t>
-      </w:r>
-      <w:r>
-        <w:t xml:space="preserve">чем квартиры в Подмосковье (оранжевые).</w:t>
+        <w:t xml:space="preserve">Диаграмма рассеяния подтверждает и детализирует линейную тенденцию,</w:t>
+      </w:r>
+      <w:r>
+        <w:t xml:space="preserve"> </w:t>
+      </w:r>
+      <w:r>
+        <w:t xml:space="preserve">выявленную корреляционным анализом. Параметр</w:t>
+      </w:r>
+      <w:r>
+        <w:t xml:space="preserve"> </w:t>
+      </w:r>
+      <w:r>
+        <w:rPr>
+          <w:rStyle w:val="VerbatimChar"/>
+        </w:rPr>
+        <w:t xml:space="preserve">hue='region'</w:t>
+      </w:r>
+      <w:r>
+        <w:t xml:space="preserve"> </w:t>
+      </w:r>
+      <w:r>
+        <w:t xml:space="preserve">окрашивает</w:t>
+      </w:r>
+      <w:r>
+        <w:t xml:space="preserve"> </w:t>
+      </w:r>
+      <w:r>
+        <w:t xml:space="preserve">точки по значению признака «район», что позволяет визуально сравнить</w:t>
+      </w:r>
+      <w:r>
+        <w:t xml:space="preserve"> </w:t>
+      </w:r>
+      <w:r>
+        <w:t xml:space="preserve">три группы на одном графике. Московские квартиры (синие) систематически</w:t>
+      </w:r>
+      <w:r>
+        <w:t xml:space="preserve"> </w:t>
+      </w:r>
+      <w:r>
+        <w:t xml:space="preserve">дороже при той же площади, чем квартиры в Подмосковье (оранжевые):</w:t>
+      </w:r>
+      <w:r>
+        <w:t xml:space="preserve"> </w:t>
+      </w:r>
+      <w:r>
+        <w:t xml:space="preserve">«облако» московских точек расположено выше «облака» подмосковных.</w:t>
+      </w:r>
+      <w:r>
+        <w:t xml:space="preserve"> </w:t>
+      </w:r>
+      <w:r>
+        <w:t xml:space="preserve">Два экстремальных выброса (175 и 182 млн руб.) отчётливо видны в</w:t>
+      </w:r>
+      <w:r>
+        <w:t xml:space="preserve"> </w:t>
+      </w:r>
+      <w:r>
+        <w:t xml:space="preserve">верхней части графика.</w:t>
       </w:r>
     </w:p>
     <w:p>
@@ -3258,13 +4613,73 @@
         <w:pStyle w:val="BodyText"/>
       </w:pPr>
       <w:r>
-        <w:t xml:space="preserve">Во всех районах преобладает ремонт Cosmetic; доля Designer-ремонта</w:t>
-      </w:r>
-      <w:r>
-        <w:t xml:space="preserve"> </w:t>
-      </w:r>
-      <w:r>
-        <w:t xml:space="preserve">пропорционально схожа во всех регионах.</w:t>
+        <w:rPr>
+          <w:rStyle w:val="VerbatimChar"/>
+        </w:rPr>
+        <w:t xml:space="preserve">countplot()</w:t>
+      </w:r>
+      <w:r>
+        <w:t xml:space="preserve"> </w:t>
+      </w:r>
+      <w:r>
+        <w:t xml:space="preserve">— специализированный тип столбчатой диаграммы, который</w:t>
+      </w:r>
+      <w:r>
+        <w:t xml:space="preserve"> </w:t>
+      </w:r>
+      <w:r>
+        <w:t xml:space="preserve">автоматически подсчитывает количество строк для каждого уникального</w:t>
+      </w:r>
+      <w:r>
+        <w:t xml:space="preserve"> </w:t>
+      </w:r>
+      <w:r>
+        <w:t xml:space="preserve">значения категориального признака. Параметр</w:t>
+      </w:r>
+      <w:r>
+        <w:t xml:space="preserve"> </w:t>
+      </w:r>
+      <w:r>
+        <w:rPr>
+          <w:rStyle w:val="VerbatimChar"/>
+        </w:rPr>
+        <w:t xml:space="preserve">hue</w:t>
+      </w:r>
+      <w:r>
+        <w:t xml:space="preserve"> </w:t>
+      </w:r>
+      <w:r>
+        <w:t xml:space="preserve">разбивает каждый</w:t>
+      </w:r>
+      <w:r>
+        <w:t xml:space="preserve"> </w:t>
+      </w:r>
+      <w:r>
+        <w:t xml:space="preserve">столбец по дополнительному признаку, создавая сгруппированную</w:t>
+      </w:r>
+      <w:r>
+        <w:t xml:space="preserve"> </w:t>
+      </w:r>
+      <w:r>
+        <w:t xml:space="preserve">диаграмму. Москва представлена наибольшим числом объявлений (1 111).</w:t>
+      </w:r>
+      <w:r>
+        <w:t xml:space="preserve"> </w:t>
+      </w:r>
+      <w:r>
+        <w:t xml:space="preserve">Во всех трёх районах преобладает ремонт Cosmetic; доля Designer-ремонта</w:t>
+      </w:r>
+      <w:r>
+        <w:t xml:space="preserve"> </w:t>
+      </w:r>
+      <w:r>
+        <w:t xml:space="preserve">составляет около 10% в каждом регионе, что говорит об однородной</w:t>
+      </w:r>
+      <w:r>
+        <w:t xml:space="preserve"> </w:t>
+      </w:r>
+      <w:r>
+        <w:t xml:space="preserve">структуре предложения по типу отделки.</w:t>
       </w:r>
     </w:p>
     <w:p>
@@ -3455,7 +4870,67 @@
         <w:pStyle w:val="BodyText"/>
       </w:pPr>
       <w:r>
-        <w:t xml:space="preserve">Матрица показывает чёткую линейную зависимость между</w:t>
+        <w:rPr>
+          <w:rStyle w:val="VerbatimChar"/>
+        </w:rPr>
+        <w:t xml:space="preserve">pairplot()</w:t>
+      </w:r>
+      <w:r>
+        <w:t xml:space="preserve"> </w:t>
+      </w:r>
+      <w:r>
+        <w:t xml:space="preserve">строит матрицу диаграмм рассеяния для каждой пары</w:t>
+      </w:r>
+      <w:r>
+        <w:t xml:space="preserve"> </w:t>
+      </w:r>
+      <w:r>
+        <w:t xml:space="preserve">признаков. На главной диагонали — кривые плотности распределения</w:t>
+      </w:r>
+      <w:r>
+        <w:t xml:space="preserve"> </w:t>
+      </w:r>
+      <w:r>
+        <w:t xml:space="preserve">каждого признака, отдельно для каждого значения</w:t>
+      </w:r>
+      <w:r>
+        <w:t xml:space="preserve"> </w:t>
+      </w:r>
+      <w:r>
+        <w:rPr>
+          <w:rStyle w:val="VerbatimChar"/>
+        </w:rPr>
+        <w:t xml:space="preserve">hue</w:t>
+      </w:r>
+      <w:r>
+        <w:t xml:space="preserve">. Параметр</w:t>
+      </w:r>
+      <w:r>
+        <w:t xml:space="preserve"> </w:t>
+      </w:r>
+      <w:r>
+        <w:rPr>
+          <w:rStyle w:val="VerbatimChar"/>
+        </w:rPr>
+        <w:t xml:space="preserve">corner=True</w:t>
+      </w:r>
+      <w:r>
+        <w:t xml:space="preserve"> </w:t>
+      </w:r>
+      <w:r>
+        <w:t xml:space="preserve">отображает только нижний треугольник матрицы, избегая</w:t>
+      </w:r>
+      <w:r>
+        <w:t xml:space="preserve"> </w:t>
+      </w:r>
+      <w:r>
+        <w:t xml:space="preserve">дублирования. Матрица наглядно демонстрирует три вещи: сильную</w:t>
+      </w:r>
+      <w:r>
+        <w:t xml:space="preserve"> </w:t>
+      </w:r>
+      <w:r>
+        <w:t xml:space="preserve">линейную зависимость между</w:t>
       </w:r>
       <w:r>
         <w:t xml:space="preserve"> </w:t>
@@ -3494,13 +4969,34 @@
         <w:t xml:space="preserve">kitchen_area</w:t>
       </w:r>
       <w:r>
-        <w:t xml:space="preserve">. Московские квартиры имеют более широкий</w:t>
-      </w:r>
-      <w:r>
-        <w:t xml:space="preserve"> </w:t>
-      </w:r>
-      <w:r>
-        <w:t xml:space="preserve">ценовой диапазон.</w:t>
+        <w:t xml:space="preserve"> </w:t>
+      </w:r>
+      <w:r>
+        <w:t xml:space="preserve">(все три площадные характеристики коллинеарны), логарифмически</w:t>
+      </w:r>
+      <w:r>
+        <w:t xml:space="preserve"> </w:t>
+      </w:r>
+      <w:r>
+        <w:t xml:space="preserve">возрастающую зависимость цены от площади с расширяющимся разбросом</w:t>
+      </w:r>
+      <w:r>
+        <w:t xml:space="preserve"> </w:t>
+      </w:r>
+      <w:r>
+        <w:t xml:space="preserve">при увеличении площади, а также систематическое смещение московских</w:t>
+      </w:r>
+      <w:r>
+        <w:t xml:space="preserve"> </w:t>
+      </w:r>
+      <w:r>
+        <w:t xml:space="preserve">квартир вверх по ценовой оси по сравнению с подмосковными при</w:t>
+      </w:r>
+      <w:r>
+        <w:t xml:space="preserve"> </w:t>
+      </w:r>
+      <w:r>
+        <w:t xml:space="preserve">одинаковой площади.</w:t>
       </w:r>
     </w:p>
     <w:bookmarkEnd w:id="11"/>
@@ -3515,6 +5011,68 @@
     </w:p>
     <w:p>
       <w:pPr>
+        <w:pStyle w:val="FirstParagraph"/>
+      </w:pPr>
+      <w:r>
+        <w:t xml:space="preserve">Пропущенные значения (Missing Values) — неотъемлемая часть реальных</w:t>
+      </w:r>
+      <w:r>
+        <w:t xml:space="preserve"> </w:t>
+      </w:r>
+      <w:r>
+        <w:t xml:space="preserve">данных. Игнорирование пропусков приводит к тому, что большинство</w:t>
+      </w:r>
+      <w:r>
+        <w:t xml:space="preserve"> </w:t>
+      </w:r>
+      <w:r>
+        <w:t xml:space="preserve">алгоритмов машинного обучения либо выдают ошибку, либо дают</w:t>
+      </w:r>
+      <w:r>
+        <w:t xml:space="preserve"> </w:t>
+      </w:r>
+      <w:r>
+        <w:t xml:space="preserve">некорректные результаты. Существуют три основные стратегии обработки:</w:t>
+      </w:r>
+      <w:r>
+        <w:t xml:space="preserve"> </w:t>
+      </w:r>
+      <w:r>
+        <w:t xml:space="preserve">удаление строк (</w:t>
+      </w:r>
+      <w:r>
+        <w:rPr>
+          <w:rStyle w:val="VerbatimChar"/>
+        </w:rPr>
+        <w:t xml:space="preserve">dropna</w:t>
+      </w:r>
+      <w:r>
+        <w:t xml:space="preserve">), удаление столбцов и заполнение значением</w:t>
+      </w:r>
+      <w:r>
+        <w:t xml:space="preserve"> </w:t>
+      </w:r>
+      <w:r>
+        <w:t xml:space="preserve">(</w:t>
+      </w:r>
+      <w:r>
+        <w:rPr>
+          <w:rStyle w:val="VerbatimChar"/>
+        </w:rPr>
+        <w:t xml:space="preserve">fillna</w:t>
+      </w:r>
+      <w:r>
+        <w:t xml:space="preserve">). Выбор стратегии зависит от доли пропусков, типа признака</w:t>
+      </w:r>
+      <w:r>
+        <w:t xml:space="preserve"> </w:t>
+      </w:r>
+      <w:r>
+        <w:t xml:space="preserve">и механизма их возникновения (случайный или систематический).</w:t>
+      </w:r>
+    </w:p>
+    <w:p>
+      <w:pPr>
         <w:pStyle w:val="SourceCode"/>
       </w:pPr>
       <w:r>
@@ -3571,6 +5129,15 @@
         <w:rPr>
           <w:rStyle w:val="VerbatimChar"/>
         </w:rPr>
+        <w:t xml:space="preserve">--- Количество пропусков по столбцам ---</w:t>
+      </w:r>
+      <w:r>
+        <w:br/>
+      </w:r>
+      <w:r>
+        <w:rPr>
+          <w:rStyle w:val="VerbatimChar"/>
+        </w:rPr>
         <w:t xml:space="preserve">living_area          214</w:t>
       </w:r>
       <w:r>
@@ -3618,13 +5185,91 @@
         <w:pStyle w:val="FirstParagraph"/>
       </w:pPr>
       <w:r>
-        <w:t xml:space="preserve">Удаление строк уничтожает 41,25% датасета — недопустимо. Применяется</w:t>
-      </w:r>
-      <w:r>
-        <w:t xml:space="preserve"> </w:t>
-      </w:r>
-      <w:r>
-        <w:t xml:space="preserve">заполнение медианой для числовых признаков:</w:t>
+        <w:t xml:space="preserve">Применение</w:t>
+      </w:r>
+      <w:r>
+        <w:t xml:space="preserve"> </w:t>
+      </w:r>
+      <w:r>
+        <w:rPr>
+          <w:rStyle w:val="VerbatimChar"/>
+        </w:rPr>
+        <w:t xml:space="preserve">dropna()</w:t>
+      </w:r>
+      <w:r>
+        <w:t xml:space="preserve"> </w:t>
+      </w:r>
+      <w:r>
+        <w:t xml:space="preserve">уничтожает</w:t>
+      </w:r>
+      <w:r>
+        <w:t xml:space="preserve"> </w:t>
+      </w:r>
+      <w:r>
+        <w:rPr>
+          <w:b/>
+          <w:bCs/>
+        </w:rPr>
+        <w:t xml:space="preserve">41,25%</w:t>
+      </w:r>
+      <w:r>
+        <w:t xml:space="preserve"> </w:t>
+      </w:r>
+      <w:r>
+        <w:t xml:space="preserve">датасета — такая потеря</w:t>
+      </w:r>
+      <w:r>
+        <w:t xml:space="preserve"> </w:t>
+      </w:r>
+      <w:r>
+        <w:t xml:space="preserve">данных недопустима. Каждая строка с пропуском хотя бы в одном столбце</w:t>
+      </w:r>
+      <w:r>
+        <w:t xml:space="preserve"> </w:t>
+      </w:r>
+      <w:r>
+        <w:t xml:space="preserve">удаляется целиком, даже если все остальные 12 признаков заполнены.</w:t>
+      </w:r>
+      <w:r>
+        <w:t xml:space="preserve"> </w:t>
+      </w:r>
+      <w:r>
+        <w:t xml:space="preserve">Это классическая ловушка:</w:t>
+      </w:r>
+      <w:r>
+        <w:t xml:space="preserve"> </w:t>
+      </w:r>
+      <w:r>
+        <w:rPr>
+          <w:rStyle w:val="VerbatimChar"/>
+        </w:rPr>
+        <w:t xml:space="preserve">dropna()</w:t>
+      </w:r>
+      <w:r>
+        <w:t xml:space="preserve"> </w:t>
+      </w:r>
+      <w:r>
+        <w:t xml:space="preserve">кажется простым решением, но на</w:t>
+      </w:r>
+      <w:r>
+        <w:t xml:space="preserve"> </w:t>
+      </w:r>
+      <w:r>
+        <w:t xml:space="preserve">практике ведёт к смещённой выборке, поскольку пропуски редко бывают</w:t>
+      </w:r>
+      <w:r>
+        <w:t xml:space="preserve"> </w:t>
+      </w:r>
+      <w:r>
+        <w:t xml:space="preserve">полностью случайными.</w:t>
+      </w:r>
+    </w:p>
+    <w:p>
+      <w:pPr>
+        <w:pStyle w:val="BodyText"/>
+      </w:pPr>
+      <w:r>
+        <w:t xml:space="preserve">Для числовых признаков применяется заполнение медианой:</w:t>
       </w:r>
     </w:p>
     <w:p>
@@ -3777,7 +5422,48 @@
         <w:pStyle w:val="FirstParagraph"/>
       </w:pPr>
       <w:r>
-        <w:t xml:space="preserve">Пропуски в</w:t>
+        <w:t xml:space="preserve">Медиана предпочтительнее среднего для признаков с асимметричным</w:t>
+      </w:r>
+      <w:r>
+        <w:t xml:space="preserve"> </w:t>
+      </w:r>
+      <w:r>
+        <w:t xml:space="preserve">распределением: она устойчива к выбросам. Если бы мы заполняли</w:t>
+      </w:r>
+      <w:r>
+        <w:t xml:space="preserve"> </w:t>
+      </w:r>
+      <w:r>
+        <w:rPr>
+          <w:rStyle w:val="VerbatimChar"/>
+        </w:rPr>
+        <w:t xml:space="preserve">metro_distance_km</w:t>
+      </w:r>
+      <w:r>
+        <w:t xml:space="preserve"> </w:t>
+      </w:r>
+      <w:r>
+        <w:t xml:space="preserve">средним (2.51 км), то квартиры рядом с метро</w:t>
+      </w:r>
+      <w:r>
+        <w:t xml:space="preserve"> </w:t>
+      </w:r>
+      <w:r>
+        <w:t xml:space="preserve">ошибочно получили бы «среднюю» удалённость, искажая зависимость</w:t>
+      </w:r>
+      <w:r>
+        <w:t xml:space="preserve"> </w:t>
+      </w:r>
+      <w:r>
+        <w:t xml:space="preserve">цены от расстояния. Медиана (1.82 км) ближе к реальному большинству.</w:t>
+      </w:r>
+    </w:p>
+    <w:p>
+      <w:pPr>
+        <w:pStyle w:val="BodyText"/>
+      </w:pPr>
+      <w:r>
+        <w:t xml:space="preserve">Оставшиеся 494 пропуска в столбце</w:t>
       </w:r>
       <w:r>
         <w:t xml:space="preserve"> </w:t>
@@ -3792,13 +5478,37 @@
         <w:t xml:space="preserve"> </w:t>
       </w:r>
       <w:r>
-        <w:t xml:space="preserve">(494 записи) соответствуют квартирам без</w:t>
-      </w:r>
-      <w:r>
-        <w:t xml:space="preserve"> </w:t>
-      </w:r>
-      <w:r>
-        <w:t xml:space="preserve">указанного ремонта и обрабатываются отдельно при кодировании.</w:t>
+        <w:t xml:space="preserve">соответствуют</w:t>
+      </w:r>
+      <w:r>
+        <w:t xml:space="preserve"> </w:t>
+      </w:r>
+      <w:r>
+        <w:t xml:space="preserve">квартирам, в объявлениях которых тип ремонта не был указан. Это</w:t>
+      </w:r>
+      <w:r>
+        <w:t xml:space="preserve"> </w:t>
+      </w:r>
+      <w:r>
+        <w:t xml:space="preserve">отдельная информация сама по себе — «ремонт не указан» может</w:t>
+      </w:r>
+      <w:r>
+        <w:t xml:space="preserve"> </w:t>
+      </w:r>
+      <w:r>
+        <w:t xml:space="preserve">означать либо отсутствие ремонта, либо нежелание продавца его</w:t>
+      </w:r>
+      <w:r>
+        <w:t xml:space="preserve"> </w:t>
+      </w:r>
+      <w:r>
+        <w:t xml:space="preserve">афишировать. Такие записи обрабатываются отдельно при кодировании</w:t>
+      </w:r>
+      <w:r>
+        <w:t xml:space="preserve"> </w:t>
+      </w:r>
+      <w:r>
+        <w:t xml:space="preserve">категорий.</w:t>
       </w:r>
     </w:p>
     <w:bookmarkEnd w:id="12"/>
@@ -3809,6 +5519,56 @@
       </w:pPr>
       <w:r>
         <w:t xml:space="preserve">3.3 Выявление и устранение аномалий</w:t>
+      </w:r>
+    </w:p>
+    <w:p>
+      <w:pPr>
+        <w:pStyle w:val="FirstParagraph"/>
+      </w:pPr>
+      <w:r>
+        <w:t xml:space="preserve">Аномалии (выбросы) — значения, значительно отличающиеся от основной</w:t>
+      </w:r>
+      <w:r>
+        <w:t xml:space="preserve"> </w:t>
+      </w:r>
+      <w:r>
+        <w:t xml:space="preserve">массы данных. Их источниками могут быть ошибки ввода, мошеннические</w:t>
+      </w:r>
+      <w:r>
+        <w:t xml:space="preserve"> </w:t>
+      </w:r>
+      <w:r>
+        <w:t xml:space="preserve">объявления, элитные объекты или намеренно введённые при генерации</w:t>
+      </w:r>
+      <w:r>
+        <w:t xml:space="preserve"> </w:t>
+      </w:r>
+      <w:r>
+        <w:t xml:space="preserve">значения. Аномалии ухудшают качество моделей линейной регрессии</w:t>
+      </w:r>
+      <w:r>
+        <w:t xml:space="preserve"> </w:t>
+      </w:r>
+      <w:r>
+        <w:t xml:space="preserve">(смещают коэффициенты) и алгоритмов, основанных на расстояниях</w:t>
+      </w:r>
+      <w:r>
+        <w:t xml:space="preserve"> </w:t>
+      </w:r>
+      <w:r>
+        <w:t xml:space="preserve">(kNN, KMeans). Два классических метода обнаружения: правило трёх</w:t>
+      </w:r>
+      <w:r>
+        <w:t xml:space="preserve"> </w:t>
+      </w:r>
+      <w:r>
+        <w:t xml:space="preserve">сигм, основанное на нормальном распределении, и метод межквартильного</w:t>
+      </w:r>
+      <w:r>
+        <w:t xml:space="preserve"> </w:t>
+      </w:r>
+      <w:r>
+        <w:t xml:space="preserve">размаха (IQR), не зависящий от формы распределения.</w:t>
       </w:r>
     </w:p>
     <w:p>
@@ -4008,7 +5768,7 @@
           <wp:inline>
             <wp:extent cx="6108700" cy="3452743"/>
             <wp:effectExtent b="0" l="0" r="0" t="0"/>
-            <wp:docPr descr="Диаграмма размаха: price_rub до фильтрации" title="" id="7" name="Picture"/>
+            <wp:docPr descr="Распределение цен до фильтрации" title="" id="7" name="Picture"/>
             <a:graphic>
               <a:graphicData uri="http://schemas.openxmlformats.org/drawingml/2006/picture">
                 <pic:pic>
@@ -4051,7 +5811,7 @@
         <w:pStyle w:val="ImageCaption"/>
       </w:pPr>
       <w:r>
-        <w:t xml:space="preserve">Диаграмма размаха: price_rub до фильтрации</w:t>
+        <w:t xml:space="preserve">Распределение цен до фильтрации</w:t>
       </w:r>
     </w:p>
     <w:p>
@@ -4249,7 +6009,7 @@
           <wp:inline>
             <wp:extent cx="6108700" cy="3452743"/>
             <wp:effectExtent b="0" l="0" r="0" t="0"/>
-            <wp:docPr descr="После удаления по правилу 3σ" title="" id="8" name="Picture"/>
+            <wp:docPr descr="Распределение цен после правила 3σ" title="" id="8" name="Picture"/>
             <a:graphic>
               <a:graphicData uri="http://schemas.openxmlformats.org/drawingml/2006/picture">
                 <pic:pic>
@@ -4292,7 +6052,7 @@
         <w:pStyle w:val="ImageCaption"/>
       </w:pPr>
       <w:r>
-        <w:t xml:space="preserve">После удаления по правилу 3σ</w:t>
+        <w:t xml:space="preserve">Распределение цен после правила 3σ</w:t>
       </w:r>
     </w:p>
     <w:p>
@@ -4300,19 +6060,43 @@
         <w:pStyle w:val="BodyText"/>
       </w:pPr>
       <w:r>
-        <w:t xml:space="preserve">Правило 3σ удалило лишь 14 записей (0,7%) — гистограмма практически</w:t>
-      </w:r>
-      <w:r>
-        <w:t xml:space="preserve"> </w:t>
-      </w:r>
-      <w:r>
-        <w:t xml:space="preserve">не изменилась. Метод предполагает нормальное распределение, поэтому</w:t>
-      </w:r>
-      <w:r>
-        <w:t xml:space="preserve"> </w:t>
-      </w:r>
-      <w:r>
-        <w:t xml:space="preserve">недостаточно чувствителен к правостороннему хвосту.</w:t>
+        <w:t xml:space="preserve">Правило трёх сигм основано на свойстве нормального распределения:</w:t>
+      </w:r>
+      <w:r>
+        <w:t xml:space="preserve"> </w:t>
+      </w:r>
+      <w:r>
+        <w:t xml:space="preserve">99,7% наблюдений укладываются в интервал [μ − 3σ; μ + 3σ]. Метод</w:t>
+      </w:r>
+      <w:r>
+        <w:t xml:space="preserve"> </w:t>
+      </w:r>
+      <w:r>
+        <w:t xml:space="preserve">удалил лишь 14 записей (0,7%) — гистограмма практически не изменилась.</w:t>
+      </w:r>
+      <w:r>
+        <w:t xml:space="preserve"> </w:t>
+      </w:r>
+      <w:r>
+        <w:t xml:space="preserve">Это ожидаемо: распределение цен правосторонне асимметрично, и</w:t>
+      </w:r>
+      <w:r>
+        <w:t xml:space="preserve"> </w:t>
+      </w:r>
+      <w:r>
+        <w:t xml:space="preserve">правило 3σ оказывается нечувствительным к хвосту, поскольку большое</w:t>
+      </w:r>
+      <w:r>
+        <w:t xml:space="preserve"> </w:t>
+      </w:r>
+      <w:r>
+        <w:t xml:space="preserve">стандартное отклонение (8,87 млн) «растягивает» допустимый диапазон</w:t>
+      </w:r>
+      <w:r>
+        <w:t xml:space="preserve"> </w:t>
+      </w:r>
+      <w:r>
+        <w:t xml:space="preserve">до 41,7 млн. Метод предполагает нормальность, которой здесь нет.</w:t>
       </w:r>
     </w:p>
     <w:p>
@@ -4553,7 +6337,7 @@
           <wp:inline>
             <wp:extent cx="6108700" cy="3452743"/>
             <wp:effectExtent b="0" l="0" r="0" t="0"/>
-            <wp:docPr descr="После удаления по методу IQR" title="" id="9" name="Picture"/>
+            <wp:docPr descr="Распределение цен после метода IQR" title="" id="9" name="Picture"/>
             <a:graphic>
               <a:graphicData uri="http://schemas.openxmlformats.org/drawingml/2006/picture">
                 <pic:pic>
@@ -4596,7 +6380,7 @@
         <w:pStyle w:val="ImageCaption"/>
       </w:pPr>
       <w:r>
-        <w:t xml:space="preserve">После удаления по методу IQR</w:t>
+        <w:t xml:space="preserve">Распределение цен после метода IQR</w:t>
       </w:r>
     </w:p>
     <w:p>
@@ -4604,19 +6388,43 @@
         <w:pStyle w:val="BodyText"/>
       </w:pPr>
       <w:r>
-        <w:t xml:space="preserve">IQR-метод строже (удалено 62 строки против 14) и не зависит от</w:t>
-      </w:r>
-      <w:r>
-        <w:t xml:space="preserve"> </w:t>
-      </w:r>
-      <w:r>
-        <w:t xml:space="preserve">формы распределения — граница 31,3 млн срезает правый хвост,</w:t>
-      </w:r>
-      <w:r>
-        <w:t xml:space="preserve"> </w:t>
-      </w:r>
-      <w:r>
-        <w:t xml:space="preserve">гистограмма приобретает более симметричный вид.</w:t>
+        <w:t xml:space="preserve">Метод межквартильного размаха (IQR = Q3 − Q1) определяет допустимый</w:t>
+      </w:r>
+      <w:r>
+        <w:t xml:space="preserve"> </w:t>
+      </w:r>
+      <w:r>
+        <w:t xml:space="preserve">диапазон как [Q1 − 1.5·IQR; Q3 + 1.5·IQR], опираясь только на</w:t>
+      </w:r>
+      <w:r>
+        <w:t xml:space="preserve"> </w:t>
+      </w:r>
+      <w:r>
+        <w:t xml:space="preserve">центральные 50% данных и не завися от формы распределения. В</w:t>
+      </w:r>
+      <w:r>
+        <w:t xml:space="preserve"> </w:t>
+      </w:r>
+      <w:r>
+        <w:t xml:space="preserve">результате граница составила 31,3 млн руб. — значительно строже,</w:t>
+      </w:r>
+      <w:r>
+        <w:t xml:space="preserve"> </w:t>
+      </w:r>
+      <w:r>
+        <w:t xml:space="preserve">чем у 3σ (41,7 млн). Удалены 62 строки (3,1%): все искусственные</w:t>
+      </w:r>
+      <w:r>
+        <w:t xml:space="preserve"> </w:t>
+      </w:r>
+      <w:r>
+        <w:t xml:space="preserve">выбросы устранены, форма гистограммы стала более симметричной.</w:t>
+      </w:r>
+      <w:r>
+        <w:t xml:space="preserve"> </w:t>
+      </w:r>
+      <w:r>
+        <w:t xml:space="preserve">IQR-метод является предпочтительным для асимметричных распределений.</w:t>
       </w:r>
     </w:p>
     <w:bookmarkEnd w:id="13"/>
@@ -4627,6 +6435,65 @@
       </w:pPr>
       <w:r>
         <w:t xml:space="preserve">3.4 Кластеризация</w:t>
+      </w:r>
+    </w:p>
+    <w:p>
+      <w:pPr>
+        <w:pStyle w:val="FirstParagraph"/>
+      </w:pPr>
+      <w:r>
+        <w:t xml:space="preserve">Кластеризация — метод обучения без учителя (unsupervised learning),</w:t>
+      </w:r>
+      <w:r>
+        <w:t xml:space="preserve"> </w:t>
+      </w:r>
+      <w:r>
+        <w:t xml:space="preserve">цель которого — разбить выборку на группы схожих объектов без</w:t>
+      </w:r>
+      <w:r>
+        <w:t xml:space="preserve"> </w:t>
+      </w:r>
+      <w:r>
+        <w:t xml:space="preserve">предварительно известных меток. Алгоритм KMeans итеративно размещает</w:t>
+      </w:r>
+      <w:r>
+        <w:t xml:space="preserve"> </w:t>
+      </w:r>
+      <w:r>
+        <w:rPr>
+          <w:rStyle w:val="VerbatimChar"/>
+        </w:rPr>
+        <w:t xml:space="preserve">k</w:t>
+      </w:r>
+      <w:r>
+        <w:t xml:space="preserve"> </w:t>
+      </w:r>
+      <w:r>
+        <w:t xml:space="preserve">центроидов в пространстве признаков и относит каждую точку к</w:t>
+      </w:r>
+      <w:r>
+        <w:t xml:space="preserve"> </w:t>
+      </w:r>
+      <w:r>
+        <w:t xml:space="preserve">ближайшему центроиду, затем пересчитывает центроиды как средние</w:t>
+      </w:r>
+      <w:r>
+        <w:t xml:space="preserve"> </w:t>
+      </w:r>
+      <w:r>
+        <w:t xml:space="preserve">координаты точек в кластере. Процесс повторяется до сходимости.</w:t>
+      </w:r>
+      <w:r>
+        <w:t xml:space="preserve"> </w:t>
+      </w:r>
+      <w:r>
+        <w:t xml:space="preserve">Поскольку KMeans чувствителен к масштабу признаков (использует</w:t>
+      </w:r>
+      <w:r>
+        <w:t xml:space="preserve"> </w:t>
+      </w:r>
+      <w:r>
+        <w:t xml:space="preserve">евклидово расстояние), перед кластеризацией обязательно нормирование.</w:t>
       </w:r>
     </w:p>
     <w:p>
@@ -4915,25 +6782,82 @@
         <w:pStyle w:val="BodyText"/>
       </w:pPr>
       <w:r>
-        <w:t xml:space="preserve">KMeans разделил объекты по ценовому уровню: кластер 0 — типичные</w:t>
-      </w:r>
-      <w:r>
-        <w:t xml:space="preserve"> </w:t>
-      </w:r>
-      <w:r>
-        <w:t xml:space="preserve">квартиры, кластер 1 и 2 — крупные или дорогие объекты. Районная</w:t>
-      </w:r>
-      <w:r>
-        <w:t xml:space="preserve"> </w:t>
-      </w:r>
-      <w:r>
-        <w:t xml:space="preserve">принадлежность не совпадает с кластерами — алгоритм разделяет</w:t>
-      </w:r>
-      <w:r>
-        <w:t xml:space="preserve"> </w:t>
-      </w:r>
-      <w:r>
-        <w:t xml:space="preserve">по цене и площади, а не по географии.</w:t>
+        <w:t xml:space="preserve">Параметр</w:t>
+      </w:r>
+      <w:r>
+        <w:t xml:space="preserve"> </w:t>
+      </w:r>
+      <w:r>
+        <w:rPr>
+          <w:rStyle w:val="VerbatimChar"/>
+        </w:rPr>
+        <w:t xml:space="preserve">n_init=10</w:t>
+      </w:r>
+      <w:r>
+        <w:t xml:space="preserve"> </w:t>
+      </w:r>
+      <w:r>
+        <w:t xml:space="preserve">означает, что алгоритм запускается 10 раз с</w:t>
+      </w:r>
+      <w:r>
+        <w:t xml:space="preserve"> </w:t>
+      </w:r>
+      <w:r>
+        <w:t xml:space="preserve">разными случайными начальными центроидами, и сохраняется лучший</w:t>
+      </w:r>
+      <w:r>
+        <w:t xml:space="preserve"> </w:t>
+      </w:r>
+      <w:r>
+        <w:t xml:space="preserve">результат — это защита от попадания в локальный минимум. Сравнение</w:t>
+      </w:r>
+      <w:r>
+        <w:t xml:space="preserve"> </w:t>
+      </w:r>
+      <w:r>
+        <w:t xml:space="preserve">двух графиков показывает, что KMeans разделил объекты преимущественно</w:t>
+      </w:r>
+      <w:r>
+        <w:t xml:space="preserve"> </w:t>
+      </w:r>
+      <w:r>
+        <w:t xml:space="preserve">по ценовому уровню и площади: кластер 0 (1 142 объекта) — основная</w:t>
+      </w:r>
+      <w:r>
+        <w:t xml:space="preserve"> </w:t>
+      </w:r>
+      <w:r>
+        <w:t xml:space="preserve">масса типового жилья, кластеры 1 и 2 — дорогие и крупные объекты.</w:t>
+      </w:r>
+      <w:r>
+        <w:t xml:space="preserve"> </w:t>
+      </w:r>
+      <w:r>
+        <w:t xml:space="preserve">Районная принадлежность (левый график) не совпадает с кластерами</w:t>
+      </w:r>
+      <w:r>
+        <w:t xml:space="preserve"> </w:t>
+      </w:r>
+      <w:r>
+        <w:t xml:space="preserve">(правый) — алгоритм «видит» ценовые градации, а не географические</w:t>
+      </w:r>
+      <w:r>
+        <w:t xml:space="preserve"> </w:t>
+      </w:r>
+      <w:r>
+        <w:t xml:space="preserve">границы. Это демонстрирует ключевое свойство кластеризации: она</w:t>
+      </w:r>
+      <w:r>
+        <w:t xml:space="preserve"> </w:t>
+      </w:r>
+      <w:r>
+        <w:t xml:space="preserve">выявляет структуру, имманентную самим данным, а не навязанную</w:t>
+      </w:r>
+      <w:r>
+        <w:t xml:space="preserve"> </w:t>
+      </w:r>
+      <w:r>
+        <w:t xml:space="preserve">внешними категориями.</w:t>
       </w:r>
     </w:p>
     <w:p>
@@ -4954,6 +6878,59 @@
         <w:t xml:space="preserve">4. МАШИННОЕ ОБУЧЕНИЕ: РЕГРЕССИЯ И КЛАССИФИКАЦИЯ</w:t>
       </w:r>
     </w:p>
+    <w:p>
+      <w:pPr>
+        <w:pStyle w:val="FirstParagraph"/>
+      </w:pPr>
+      <w:r>
+        <w:t xml:space="preserve">Машинное обучение с учителем (supervised learning) предполагает</w:t>
+      </w:r>
+      <w:r>
+        <w:t xml:space="preserve"> </w:t>
+      </w:r>
+      <w:r>
+        <w:t xml:space="preserve">наличие размеченных данных — пар «признаки / целевое значение».</w:t>
+      </w:r>
+      <w:r>
+        <w:t xml:space="preserve"> </w:t>
+      </w:r>
+      <w:r>
+        <w:t xml:space="preserve">Модель обучается минимизировать ошибку предсказания на обучающей</w:t>
+      </w:r>
+      <w:r>
+        <w:t xml:space="preserve"> </w:t>
+      </w:r>
+      <w:r>
+        <w:t xml:space="preserve">выборке, после чего оценивается на тестовой. Стандартное разбиение —</w:t>
+      </w:r>
+      <w:r>
+        <w:t xml:space="preserve"> </w:t>
+      </w:r>
+      <w:r>
+        <w:t xml:space="preserve">80% на обучение, 20% на тест. Фиксация</w:t>
+      </w:r>
+      <w:r>
+        <w:t xml:space="preserve"> </w:t>
+      </w:r>
+      <w:r>
+        <w:rPr>
+          <w:rStyle w:val="VerbatimChar"/>
+        </w:rPr>
+        <w:t xml:space="preserve">random_state</w:t>
+      </w:r>
+      <w:r>
+        <w:t xml:space="preserve"> </w:t>
+      </w:r>
+      <w:r>
+        <w:t xml:space="preserve">гарантирует</w:t>
+      </w:r>
+      <w:r>
+        <w:t xml:space="preserve"> </w:t>
+      </w:r>
+      <w:r>
+        <w:t xml:space="preserve">воспроизводимость разбиения.</w:t>
+      </w:r>
+    </w:p>
     <w:bookmarkStart w:id="17" w:name="постановка-задачи"/>
     <w:p>
       <w:pPr>
@@ -4968,23 +6945,32 @@
         <w:pStyle w:val="FirstParagraph"/>
       </w:pPr>
       <w:r>
-        <w:t xml:space="preserve">Определены две задачи:</w:t>
-      </w:r>
-      <w:r>
-        <w:t xml:space="preserve"> </w:t>
-      </w:r>
+        <w:t xml:space="preserve">Определены две задачи машинного обучения, решаемые на одном датасете:</w:t>
+      </w:r>
+    </w:p>
+    <w:p>
+      <w:pPr>
+        <w:pStyle w:val="Compact"/>
+        <w:numPr>
+          <w:ilvl w:val="0"/>
+          <w:numId w:val="3"/>
+        </w:numPr>
+      </w:pPr>
       <w:r>
         <w:rPr>
           <w:b/>
           <w:bCs/>
         </w:rPr>
-        <w:t xml:space="preserve">регрессия</w:t>
-      </w:r>
-      <w:r>
-        <w:t xml:space="preserve"> </w:t>
-      </w:r>
-      <w:r>
-        <w:t xml:space="preserve">(</w:t>
+        <w:t xml:space="preserve">Регрессия:</w:t>
+      </w:r>
+      <w:r>
+        <w:t xml:space="preserve"> </w:t>
+      </w:r>
+      <w:r>
+        <w:t xml:space="preserve">предсказание непрерывной переменной</w:t>
+      </w:r>
+      <w:r>
+        <w:t xml:space="preserve"> </w:t>
       </w:r>
       <w:r>
         <w:rPr>
@@ -4993,23 +6979,47 @@
         <w:t xml:space="preserve">price_rub</w:t>
       </w:r>
       <w:r>
-        <w:t xml:space="preserve">) и</w:t>
-      </w:r>
-      <w:r>
-        <w:t xml:space="preserve"> </w:t>
-      </w:r>
+        <w:t xml:space="preserve"> </w:t>
+      </w:r>
+      <w:r>
+        <w:t xml:space="preserve">по физическим характеристикам квартиры. Метрика качества — MAE</w:t>
+      </w:r>
+      <w:r>
+        <w:t xml:space="preserve"> </w:t>
+      </w:r>
+      <w:r>
+        <w:t xml:space="preserve">(средняя абсолютная ошибка): среднее абсолютное отклонение</w:t>
+      </w:r>
+      <w:r>
+        <w:t xml:space="preserve"> </w:t>
+      </w:r>
+      <w:r>
+        <w:t xml:space="preserve">предсказанной цены от реальной.</w:t>
+      </w:r>
+    </w:p>
+    <w:p>
+      <w:pPr>
+        <w:pStyle w:val="Compact"/>
+        <w:numPr>
+          <w:ilvl w:val="0"/>
+          <w:numId w:val="3"/>
+        </w:numPr>
+      </w:pPr>
       <w:r>
         <w:rPr>
           <w:b/>
           <w:bCs/>
         </w:rPr>
-        <w:t xml:space="preserve">классификация</w:t>
-      </w:r>
-      <w:r>
-        <w:t xml:space="preserve"> </w:t>
-      </w:r>
-      <w:r>
-        <w:t xml:space="preserve">(</w:t>
+        <w:t xml:space="preserve">Классификация:</w:t>
+      </w:r>
+      <w:r>
+        <w:t xml:space="preserve"> </w:t>
+      </w:r>
+      <w:r>
+        <w:t xml:space="preserve">предсказание категориальной переменной</w:t>
+      </w:r>
+      <w:r>
+        <w:t xml:space="preserve"> </w:t>
       </w:r>
       <w:r>
         <w:rPr>
@@ -5018,7 +7028,24 @@
         <w:t xml:space="preserve">price_segment</w:t>
       </w:r>
       <w:r>
-        <w:t xml:space="preserve">). Для всех моделей: разбиение 80/20,</w:t>
+        <w:t xml:space="preserve"> </w:t>
+      </w:r>
+      <w:r>
+        <w:t xml:space="preserve">(Budget / Standard / Premium). Метрика — accuracy</w:t>
+      </w:r>
+      <w:r>
+        <w:t xml:space="preserve"> </w:t>
+      </w:r>
+      <w:r>
+        <w:t xml:space="preserve">(доля верно классифицированных объектов).</w:t>
+      </w:r>
+    </w:p>
+    <w:p>
+      <w:pPr>
+        <w:pStyle w:val="FirstParagraph"/>
+      </w:pPr>
+      <w:r>
+        <w:t xml:space="preserve">Для всех моделей используется разбиение 80% / 20% с</w:t>
       </w:r>
       <w:r>
         <w:t xml:space="preserve"> </w:t>
@@ -5041,6 +7068,89 @@
       </w:pPr>
       <w:r>
         <w:t xml:space="preserve">4.2 Линейная регрессия</w:t>
+      </w:r>
+    </w:p>
+    <w:p>
+      <w:pPr>
+        <w:pStyle w:val="FirstParagraph"/>
+      </w:pPr>
+      <w:r>
+        <w:t xml:space="preserve">Линейная регрессия — простейшая модель обучения с учителем для задачи</w:t>
+      </w:r>
+      <w:r>
+        <w:t xml:space="preserve"> </w:t>
+      </w:r>
+      <w:r>
+        <w:t xml:space="preserve">регрессии. Предполагается, что целевая переменная линейно зависит от</w:t>
+      </w:r>
+      <w:r>
+        <w:t xml:space="preserve"> </w:t>
+      </w:r>
+      <w:r>
+        <w:t xml:space="preserve">признаков:</w:t>
+      </w:r>
+      <w:r>
+        <w:t xml:space="preserve"> </w:t>
+      </w:r>
+      <w:r>
+        <w:rPr>
+          <w:rStyle w:val="VerbatimChar"/>
+        </w:rPr>
+        <w:t xml:space="preserve">y = k·x + b</w:t>
+      </w:r>
+      <w:r>
+        <w:t xml:space="preserve">. Алгоритм Ordinary Least Squares (OLS) находит</w:t>
+      </w:r>
+      <w:r>
+        <w:t xml:space="preserve"> </w:t>
+      </w:r>
+      <w:r>
+        <w:t xml:space="preserve">коэффициенты</w:t>
+      </w:r>
+      <w:r>
+        <w:t xml:space="preserve"> </w:t>
+      </w:r>
+      <w:r>
+        <w:rPr>
+          <w:rStyle w:val="VerbatimChar"/>
+        </w:rPr>
+        <w:t xml:space="preserve">k</w:t>
+      </w:r>
+      <w:r>
+        <w:t xml:space="preserve"> </w:t>
+      </w:r>
+      <w:r>
+        <w:t xml:space="preserve">и</w:t>
+      </w:r>
+      <w:r>
+        <w:t xml:space="preserve"> </w:t>
+      </w:r>
+      <w:r>
+        <w:rPr>
+          <w:rStyle w:val="VerbatimChar"/>
+        </w:rPr>
+        <w:t xml:space="preserve">b</w:t>
+      </w:r>
+      <w:r>
+        <w:t xml:space="preserve">, минимизирующие сумму квадратов отклонений</w:t>
+      </w:r>
+      <w:r>
+        <w:t xml:space="preserve"> </w:t>
+      </w:r>
+      <w:r>
+        <w:t xml:space="preserve">предсказаний от реальных значений. Несмотря на простоту, линейная</w:t>
+      </w:r>
+      <w:r>
+        <w:t xml:space="preserve"> </w:t>
+      </w:r>
+      <w:r>
+        <w:t xml:space="preserve">регрессия остаётся мощным инструментом: она интерпретируема,</w:t>
+      </w:r>
+      <w:r>
+        <w:t xml:space="preserve"> </w:t>
+      </w:r>
+      <w:r>
+        <w:t xml:space="preserve">вычислительно эффективна и часто устанавливает хороший baseline.</w:t>
       </w:r>
     </w:p>
     <w:p>
@@ -5221,13 +7331,90 @@
         <w:pStyle w:val="BodyText"/>
       </w:pPr>
       <w:r>
-        <w:t xml:space="preserve">Коэффициент 215 484 руб./м² соответствует рыночной стоимости московского</w:t>
-      </w:r>
-      <w:r>
-        <w:t xml:space="preserve"> </w:t>
-      </w:r>
-      <w:r>
-        <w:t xml:space="preserve">жилья. MAE ≈ 3,96 млн руб. — модель ошибается на ≈26% от медианной цены.</w:t>
+        <w:t xml:space="preserve">Коэффициент наклона 215 484 руб./м² содержательно интерпретируется</w:t>
+      </w:r>
+      <w:r>
+        <w:t xml:space="preserve"> </w:t>
+      </w:r>
+      <w:r>
+        <w:t xml:space="preserve">как средняя рыночная стоимость одного квадратного метра в выборке —</w:t>
+      </w:r>
+      <w:r>
+        <w:t xml:space="preserve"> </w:t>
+      </w:r>
+      <w:r>
+        <w:t xml:space="preserve">значение, близкое к реальным московским котировкам. Свободный член</w:t>
+      </w:r>
+      <w:r>
+        <w:t xml:space="preserve"> </w:t>
+      </w:r>
+      <w:r>
+        <w:t xml:space="preserve">36 205 руб. можно интерпретировать как базовую стоимость, не зависящую</w:t>
+      </w:r>
+      <w:r>
+        <w:t xml:space="preserve"> </w:t>
+      </w:r>
+      <w:r>
+        <w:t xml:space="preserve">от площади (однако при очень маленьких площадях это интерпретация</w:t>
+      </w:r>
+      <w:r>
+        <w:t xml:space="preserve"> </w:t>
+      </w:r>
+      <w:r>
+        <w:t xml:space="preserve">теряет смысл).</w:t>
+      </w:r>
+    </w:p>
+    <w:p>
+      <w:pPr>
+        <w:pStyle w:val="BodyText"/>
+      </w:pPr>
+      <w:r>
+        <w:t xml:space="preserve">MAE ≈ 3,96 млн руб. означает, что в среднем модель ошибается на</w:t>
+      </w:r>
+      <w:r>
+        <w:t xml:space="preserve"> </w:t>
+      </w:r>
+      <w:r>
+        <w:t xml:space="preserve">3,96 млн — около 26% медианной цены (13,5 млн). Это объясняется тем,</w:t>
+      </w:r>
+      <w:r>
+        <w:t xml:space="preserve"> </w:t>
+      </w:r>
+      <w:r>
+        <w:t xml:space="preserve">что одного признака</w:t>
+      </w:r>
+      <w:r>
+        <w:t xml:space="preserve"> </w:t>
+      </w:r>
+      <w:r>
+        <w:rPr>
+          <w:rStyle w:val="VerbatimChar"/>
+        </w:rPr>
+        <w:t xml:space="preserve">full_area</w:t>
+      </w:r>
+      <w:r>
+        <w:t xml:space="preserve"> </w:t>
+      </w:r>
+      <w:r>
+        <w:t xml:space="preserve">недостаточно: две одинаковые по площади</w:t>
+      </w:r>
+      <w:r>
+        <w:t xml:space="preserve"> </w:t>
+      </w:r>
+      <w:r>
+        <w:t xml:space="preserve">квартиры в Москве и Подмосковье будут иметь кардинально разные цены.</w:t>
+      </w:r>
+      <w:r>
+        <w:t xml:space="preserve"> </w:t>
+      </w:r>
+      <w:r>
+        <w:t xml:space="preserve">Тем не менее этот результат служит важным baseline — мерой,</w:t>
+      </w:r>
+      <w:r>
+        <w:t xml:space="preserve"> </w:t>
+      </w:r>
+      <w:r>
+        <w:t xml:space="preserve">с которой сравниваются более сложные модели.</w:t>
       </w:r>
     </w:p>
     <w:bookmarkEnd w:id="17"/>
@@ -5238,6 +7425,119 @@
       </w:pPr>
       <w:r>
         <w:t xml:space="preserve">4.3 Метод k ближайших соседей (kNN)</w:t>
+      </w:r>
+    </w:p>
+    <w:p>
+      <w:pPr>
+        <w:pStyle w:val="FirstParagraph"/>
+      </w:pPr>
+      <w:r>
+        <w:t xml:space="preserve">KNN (k-Nearest Neighbors) — непараметрический алгоритм, который</w:t>
+      </w:r>
+      <w:r>
+        <w:t xml:space="preserve"> </w:t>
+      </w:r>
+      <w:r>
+        <w:t xml:space="preserve">классифицирует новую точку, опираясь на</w:t>
+      </w:r>
+      <w:r>
+        <w:t xml:space="preserve"> </w:t>
+      </w:r>
+      <w:r>
+        <w:rPr>
+          <w:rStyle w:val="VerbatimChar"/>
+        </w:rPr>
+        <w:t xml:space="preserve">k</w:t>
+      </w:r>
+      <w:r>
+        <w:t xml:space="preserve"> </w:t>
+      </w:r>
+      <w:r>
+        <w:t xml:space="preserve">ближайших к ней точек</w:t>
+      </w:r>
+      <w:r>
+        <w:t xml:space="preserve"> </w:t>
+      </w:r>
+      <w:r>
+        <w:t xml:space="preserve">обучающей выборки. Класс определяется голосованием: новой точке</w:t>
+      </w:r>
+      <w:r>
+        <w:t xml:space="preserve"> </w:t>
+      </w:r>
+      <w:r>
+        <w:t xml:space="preserve">присваивается класс, преобладающий среди её соседей. Алгоритм</w:t>
+      </w:r>
+      <w:r>
+        <w:t xml:space="preserve"> </w:t>
+      </w:r>
+      <w:r>
+        <w:t xml:space="preserve">основан на евклидовом расстоянии в пространстве признаков, поэтому</w:t>
+      </w:r>
+      <w:r>
+        <w:t xml:space="preserve"> </w:t>
+      </w:r>
+      <w:r>
+        <w:t xml:space="preserve">требует нормирования: без него признак с большим диапазоном значений</w:t>
+      </w:r>
+      <w:r>
+        <w:t xml:space="preserve"> </w:t>
+      </w:r>
+      <w:r>
+        <w:t xml:space="preserve">(например,</w:t>
+      </w:r>
+      <w:r>
+        <w:t xml:space="preserve"> </w:t>
+      </w:r>
+      <w:r>
+        <w:rPr>
+          <w:rStyle w:val="VerbatimChar"/>
+        </w:rPr>
+        <w:t xml:space="preserve">price_rub</w:t>
+      </w:r>
+      <w:r>
+        <w:t xml:space="preserve"> </w:t>
+      </w:r>
+      <w:r>
+        <w:t xml:space="preserve">в миллионах) полностью доминирует над</w:t>
+      </w:r>
+      <w:r>
+        <w:t xml:space="preserve"> </w:t>
+      </w:r>
+      <w:r>
+        <w:t xml:space="preserve">признаком с маленьким (например,</w:t>
+      </w:r>
+      <w:r>
+        <w:t xml:space="preserve"> </w:t>
+      </w:r>
+      <w:r>
+        <w:rPr>
+          <w:rStyle w:val="VerbatimChar"/>
+        </w:rPr>
+        <w:t xml:space="preserve">floor</w:t>
+      </w:r>
+      <w:r>
+        <w:t xml:space="preserve">).</w:t>
+      </w:r>
+      <w:r>
+        <w:t xml:space="preserve"> </w:t>
+      </w:r>
+      <w:r>
+        <w:rPr>
+          <w:rStyle w:val="VerbatimChar"/>
+        </w:rPr>
+        <w:t xml:space="preserve">StandardScaler</w:t>
+      </w:r>
+      <w:r>
+        <w:t xml:space="preserve"> </w:t>
+      </w:r>
+      <w:r>
+        <w:t xml:space="preserve">приводит</w:t>
+      </w:r>
+      <w:r>
+        <w:t xml:space="preserve"> </w:t>
+      </w:r>
+      <w:r>
+        <w:t xml:space="preserve">каждый признак к нулевому среднему и единичному стандартному отклонению.</w:t>
       </w:r>
     </w:p>
     <w:p>
@@ -5451,13 +7751,121 @@
         <w:pStyle w:val="BodyText"/>
       </w:pPr>
       <w:r>
-        <w:t xml:space="preserve">KNN достигает точности 90.64%. Редкие ошибки (оранжевые точки)</w:t>
-      </w:r>
-      <w:r>
-        <w:t xml:space="preserve"> </w:t>
-      </w:r>
-      <w:r>
-        <w:t xml:space="preserve">концентрируются в пограничных зонах между сегментами.</w:t>
+        <w:t xml:space="preserve">KNN достигает точности 90.64%. Высокий результат объясняется тем,</w:t>
+      </w:r>
+      <w:r>
+        <w:t xml:space="preserve"> </w:t>
+      </w:r>
+      <w:r>
+        <w:t xml:space="preserve">что в признаки включён</w:t>
+      </w:r>
+      <w:r>
+        <w:t xml:space="preserve"> </w:t>
+      </w:r>
+      <w:r>
+        <w:rPr>
+          <w:rStyle w:val="VerbatimChar"/>
+        </w:rPr>
+        <w:t xml:space="preserve">price_rub</w:t>
+      </w:r>
+      <w:r>
+        <w:t xml:space="preserve">, который практически напрямую</w:t>
+      </w:r>
+      <w:r>
+        <w:t xml:space="preserve"> </w:t>
+      </w:r>
+      <w:r>
+        <w:t xml:space="preserve">определяет</w:t>
+      </w:r>
+      <w:r>
+        <w:t xml:space="preserve"> </w:t>
+      </w:r>
+      <w:r>
+        <w:rPr>
+          <w:rStyle w:val="VerbatimChar"/>
+        </w:rPr>
+        <w:t xml:space="preserve">price_segment</w:t>
+      </w:r>
+      <w:r>
+        <w:t xml:space="preserve"> </w:t>
+      </w:r>
+      <w:r>
+        <w:t xml:space="preserve">— ценовые сегменты были заданы на основе</w:t>
+      </w:r>
+      <w:r>
+        <w:t xml:space="preserve"> </w:t>
+      </w:r>
+      <w:r>
+        <w:t xml:space="preserve">перцентилей цены при генерации. Редкие ошибки (оранжевые точки на</w:t>
+      </w:r>
+      <w:r>
+        <w:t xml:space="preserve"> </w:t>
+      </w:r>
+      <w:r>
+        <w:t xml:space="preserve">графике) концентрируются в пограничных зонах между сегментами, где</w:t>
+      </w:r>
+      <w:r>
+        <w:t xml:space="preserve"> </w:t>
+      </w:r>
+      <w:r>
+        <w:t xml:space="preserve">квартиры с ценой вблизи порогового значения классифицируются</w:t>
+      </w:r>
+      <w:r>
+        <w:t xml:space="preserve"> </w:t>
+      </w:r>
+      <w:r>
+        <w:t xml:space="preserve">неустойчиво. Параметр</w:t>
+      </w:r>
+      <w:r>
+        <w:t xml:space="preserve"> </w:t>
+      </w:r>
+      <w:r>
+        <w:rPr>
+          <w:rStyle w:val="VerbatimChar"/>
+        </w:rPr>
+        <w:t xml:space="preserve">n_neighbors=7</w:t>
+      </w:r>
+      <w:r>
+        <w:t xml:space="preserve"> </w:t>
+      </w:r>
+      <w:r>
+        <w:t xml:space="preserve">— компромисс: при</w:t>
+      </w:r>
+      <w:r>
+        <w:t xml:space="preserve"> </w:t>
+      </w:r>
+      <w:r>
+        <w:rPr>
+          <w:rStyle w:val="VerbatimChar"/>
+        </w:rPr>
+        <w:t xml:space="preserve">n=1</w:t>
+      </w:r>
+      <w:r>
+        <w:t xml:space="preserve"> </w:t>
+      </w:r>
+      <w:r>
+        <w:t xml:space="preserve">модель</w:t>
+      </w:r>
+      <w:r>
+        <w:t xml:space="preserve"> </w:t>
+      </w:r>
+      <w:r>
+        <w:t xml:space="preserve">переобучается на шум отдельных точек, при слишком большом</w:t>
+      </w:r>
+      <w:r>
+        <w:t xml:space="preserve"> </w:t>
+      </w:r>
+      <w:r>
+        <w:rPr>
+          <w:rStyle w:val="VerbatimChar"/>
+        </w:rPr>
+        <w:t xml:space="preserve">n</w:t>
+      </w:r>
+      <w:r>
+        <w:t xml:space="preserve"> </w:t>
+      </w:r>
+      <w:r>
+        <w:t xml:space="preserve">теряет локальную чувствительность.</w:t>
       </w:r>
     </w:p>
     <w:bookmarkEnd w:id="18"/>
@@ -5472,6 +7880,80 @@
     </w:p>
     <w:p>
       <w:pPr>
+        <w:pStyle w:val="FirstParagraph"/>
+      </w:pPr>
+      <w:r>
+        <w:t xml:space="preserve">Линейный классификатор ищет гиперплоскость, разделяющую классы в</w:t>
+      </w:r>
+      <w:r>
+        <w:t xml:space="preserve"> </w:t>
+      </w:r>
+      <w:r>
+        <w:t xml:space="preserve">пространстве признаков.</w:t>
+      </w:r>
+      <w:r>
+        <w:t xml:space="preserve"> </w:t>
+      </w:r>
+      <w:r>
+        <w:rPr>
+          <w:rStyle w:val="VerbatimChar"/>
+        </w:rPr>
+        <w:t xml:space="preserve">SGDClassifier</w:t>
+      </w:r>
+      <w:r>
+        <w:t xml:space="preserve"> </w:t>
+      </w:r>
+      <w:r>
+        <w:t xml:space="preserve">использует стохастический</w:t>
+      </w:r>
+      <w:r>
+        <w:t xml:space="preserve"> </w:t>
+      </w:r>
+      <w:r>
+        <w:t xml:space="preserve">градиентный спуск (Stochastic Gradient Descent) для оптимизации весов,</w:t>
+      </w:r>
+      <w:r>
+        <w:t xml:space="preserve"> </w:t>
+      </w:r>
+      <w:r>
+        <w:t xml:space="preserve">что делает его масштабируемым на большие объёмы данных. Параметр</w:t>
+      </w:r>
+      <w:r>
+        <w:t xml:space="preserve"> </w:t>
+      </w:r>
+      <w:r>
+        <w:rPr>
+          <w:rStyle w:val="VerbatimChar"/>
+        </w:rPr>
+        <w:t xml:space="preserve">max_iter=1000</w:t>
+      </w:r>
+      <w:r>
+        <w:t xml:space="preserve"> </w:t>
+      </w:r>
+      <w:r>
+        <w:t xml:space="preserve">задаёт максимальное число эпох обучения. Как и kNN,</w:t>
+      </w:r>
+      <w:r>
+        <w:t xml:space="preserve"> </w:t>
+      </w:r>
+      <w:r>
+        <w:t xml:space="preserve">SGDClassifier требует нормирования: градиентный спуск чувствителен</w:t>
+      </w:r>
+      <w:r>
+        <w:t xml:space="preserve"> </w:t>
+      </w:r>
+      <w:r>
+        <w:t xml:space="preserve">к масштабу признаков — при большом разбросе значений алгоритм</w:t>
+      </w:r>
+      <w:r>
+        <w:t xml:space="preserve"> </w:t>
+      </w:r>
+      <w:r>
+        <w:t xml:space="preserve">медленно сходится или расходится.</w:t>
+      </w:r>
+    </w:p>
+    <w:p>
+      <w:pPr>
         <w:pStyle w:val="SourceCode"/>
       </w:pPr>
       <w:r>
@@ -5612,13 +8094,105 @@
         <w:t xml:space="preserve"> </w:t>
       </w:r>
       <w:r>
-        <w:t xml:space="preserve">классификации. Ценовые сегменты линейно разделяются в пространстве</w:t>
-      </w:r>
-      <w:r>
-        <w:t xml:space="preserve"> </w:t>
-      </w:r>
-      <w:r>
-        <w:t xml:space="preserve">признаков, что обеспечивает высокую точность линейного классификатора.</w:t>
+        <w:t xml:space="preserve">классификации. Матрица ошибок показывает, что из 235 тестовых объектов</w:t>
+      </w:r>
+      <w:r>
+        <w:t xml:space="preserve"> </w:t>
+      </w:r>
+      <w:r>
+        <w:t xml:space="preserve">допущено лишь 6 ошибок: 1 объект класса Budget принят за Standard,</w:t>
+      </w:r>
+      <w:r>
+        <w:t xml:space="preserve"> </w:t>
+      </w:r>
+      <w:r>
+        <w:t xml:space="preserve">и 5 объектов Standard приняты за Premium. Нулевые внедиагональные</w:t>
+      </w:r>
+      <w:r>
+        <w:t xml:space="preserve"> </w:t>
+      </w:r>
+      <w:r>
+        <w:t xml:space="preserve">элементы для класса Premium (2-я строка) означают идеальное</w:t>
+      </w:r>
+      <w:r>
+        <w:t xml:space="preserve"> </w:t>
+      </w:r>
+      <w:r>
+        <w:t xml:space="preserve">распознавание премиум-квартир.</w:t>
+      </w:r>
+    </w:p>
+    <w:p>
+      <w:pPr>
+        <w:pStyle w:val="BodyText"/>
+      </w:pPr>
+      <w:r>
+        <w:t xml:space="preserve">Столь высокая точность объясняется природой задачи: классы</w:t>
+      </w:r>
+      <w:r>
+        <w:t xml:space="preserve"> </w:t>
+      </w:r>
+      <w:r>
+        <w:rPr>
+          <w:rStyle w:val="VerbatimChar"/>
+        </w:rPr>
+        <w:t xml:space="preserve">price_segment</w:t>
+      </w:r>
+      <w:r>
+        <w:t xml:space="preserve"> </w:t>
+      </w:r>
+      <w:r>
+        <w:t xml:space="preserve">были сформированы разбиением</w:t>
+      </w:r>
+      <w:r>
+        <w:t xml:space="preserve"> </w:t>
+      </w:r>
+      <w:r>
+        <w:rPr>
+          <w:rStyle w:val="VerbatimChar"/>
+        </w:rPr>
+        <w:t xml:space="preserve">price_rub</w:t>
+      </w:r>
+      <w:r>
+        <w:t xml:space="preserve"> </w:t>
+      </w:r>
+      <w:r>
+        <w:t xml:space="preserve">на трети по перцентилям,</w:t>
+      </w:r>
+      <w:r>
+        <w:t xml:space="preserve"> </w:t>
+      </w:r>
+      <w:r>
+        <w:t xml:space="preserve">поэтому в пространстве признаков, включающем</w:t>
+      </w:r>
+      <w:r>
+        <w:t xml:space="preserve"> </w:t>
+      </w:r>
+      <w:r>
+        <w:rPr>
+          <w:rStyle w:val="VerbatimChar"/>
+        </w:rPr>
+        <w:t xml:space="preserve">price_rub</w:t>
+      </w:r>
+      <w:r>
+        <w:t xml:space="preserve">, они</w:t>
+      </w:r>
+      <w:r>
+        <w:t xml:space="preserve"> </w:t>
+      </w:r>
+      <w:r>
+        <w:t xml:space="preserve">практически линейно разделимы. Это важное наблюдение: высокая точность</w:t>
+      </w:r>
+      <w:r>
+        <w:t xml:space="preserve"> </w:t>
+      </w:r>
+      <w:r>
+        <w:t xml:space="preserve">модели не всегда означает сложность задачи — иногда она отражает</w:t>
+      </w:r>
+      <w:r>
+        <w:t xml:space="preserve"> </w:t>
+      </w:r>
+      <w:r>
+        <w:t xml:space="preserve">удачный выбор признаков.</w:t>
       </w:r>
     </w:p>
     <w:bookmarkEnd w:id="19"/>
@@ -5629,6 +8203,56 @@
       </w:pPr>
       <w:r>
         <w:t xml:space="preserve">4.5 Решающие деревья</w:t>
+      </w:r>
+    </w:p>
+    <w:p>
+      <w:pPr>
+        <w:pStyle w:val="FirstParagraph"/>
+      </w:pPr>
+      <w:r>
+        <w:t xml:space="preserve">Решающее дерево — иерархическая модель, которая последовательно</w:t>
+      </w:r>
+      <w:r>
+        <w:t xml:space="preserve"> </w:t>
+      </w:r>
+      <w:r>
+        <w:t xml:space="preserve">задаёт вопросы вида «признак ≤ порог?», разбивая выборку на</w:t>
+      </w:r>
+      <w:r>
+        <w:t xml:space="preserve"> </w:t>
+      </w:r>
+      <w:r>
+        <w:t xml:space="preserve">подмножества. Каждый внутренний узел соответствует условию, каждый</w:t>
+      </w:r>
+      <w:r>
+        <w:t xml:space="preserve"> </w:t>
+      </w:r>
+      <w:r>
+        <w:t xml:space="preserve">лист — предсказанному классу. Дерево строится жадным алгоритмом:</w:t>
+      </w:r>
+      <w:r>
+        <w:t xml:space="preserve"> </w:t>
+      </w:r>
+      <w:r>
+        <w:t xml:space="preserve">на каждом шаге выбирается разбиение, максимально снижающее</w:t>
+      </w:r>
+      <w:r>
+        <w:t xml:space="preserve"> </w:t>
+      </w:r>
+      <w:r>
+        <w:t xml:space="preserve">«загрязнение» (impurity) подмножеств. В отличие от kNN и SGD,</w:t>
+      </w:r>
+      <w:r>
+        <w:t xml:space="preserve"> </w:t>
+      </w:r>
+      <w:r>
+        <w:t xml:space="preserve">деревья не требуют нормирования — они работают с пороговыми</w:t>
+      </w:r>
+      <w:r>
+        <w:t xml:space="preserve"> </w:t>
+      </w:r>
+      <w:r>
+        <w:t xml:space="preserve">значениями и инвариантны к монотонным преобразованиям признаков.</w:t>
       </w:r>
     </w:p>
     <w:p>
@@ -5809,7 +8433,19 @@
         <w:pStyle w:val="BodyText"/>
       </w:pPr>
       <w:r>
-        <w:t xml:space="preserve">Дерево без</w:t>
+        <w:t xml:space="preserve">Дерево с</w:t>
+      </w:r>
+      <w:r>
+        <w:t xml:space="preserve"> </w:t>
+      </w:r>
+      <w:r>
+        <w:rPr>
+          <w:rStyle w:val="VerbatimChar"/>
+        </w:rPr>
+        <w:t xml:space="preserve">max_depth=5</w:t>
+      </w:r>
+      <w:r>
+        <w:t xml:space="preserve">, обученное без признака</w:t>
       </w:r>
       <w:r>
         <w:t xml:space="preserve"> </w:t>
@@ -5824,7 +8460,7 @@
         <w:t xml:space="preserve"> </w:t>
       </w:r>
       <w:r>
-        <w:t xml:space="preserve">в признаках (только</w:t>
+        <w:t xml:space="preserve">(только</w:t>
       </w:r>
       <w:r>
         <w:t xml:space="preserve"> </w:t>
@@ -5872,13 +8508,76 @@
         <w:t xml:space="preserve">floor</w:t>
       </w:r>
       <w:r>
-        <w:t xml:space="preserve">) показало 51.06%. Физические характеристики</w:t>
-      </w:r>
-      <w:r>
-        <w:t xml:space="preserve"> </w:t>
-      </w:r>
-      <w:r>
-        <w:t xml:space="preserve">сами по себе недостаточны для чёткого разделения сегментов.</w:t>
+        <w:t xml:space="preserve">), показало</w:t>
+      </w:r>
+      <w:r>
+        <w:t xml:space="preserve"> </w:t>
+      </w:r>
+      <w:r>
+        <w:t xml:space="preserve">лишь 51.06%. Это резкий контраст с 90.64% у kNN на тех же данных</w:t>
+      </w:r>
+      <w:r>
+        <w:t xml:space="preserve"> </w:t>
+      </w:r>
+      <w:r>
+        <w:t xml:space="preserve">плюс</w:t>
+      </w:r>
+      <w:r>
+        <w:t xml:space="preserve"> </w:t>
+      </w:r>
+      <w:r>
+        <w:rPr>
+          <w:rStyle w:val="VerbatimChar"/>
+        </w:rPr>
+        <w:t xml:space="preserve">price_rub</w:t>
+      </w:r>
+      <w:r>
+        <w:t xml:space="preserve">. Вывод принципиален: физические характеристики</w:t>
+      </w:r>
+      <w:r>
+        <w:t xml:space="preserve"> </w:t>
+      </w:r>
+      <w:r>
+        <w:t xml:space="preserve">квартиры слабо предсказывают её ценовой сегмент без информации</w:t>
+      </w:r>
+      <w:r>
+        <w:t xml:space="preserve"> </w:t>
+      </w:r>
+      <w:r>
+        <w:t xml:space="preserve">о цене — сегменты определены относительно друг друга, а не</w:t>
+      </w:r>
+      <w:r>
+        <w:t xml:space="preserve"> </w:t>
+      </w:r>
+      <w:r>
+        <w:t xml:space="preserve">абсолютными порогами площади или этажа. Дерево корректно выбирает</w:t>
+      </w:r>
+      <w:r>
+        <w:t xml:space="preserve"> </w:t>
+      </w:r>
+      <w:r>
+        <w:rPr>
+          <w:rStyle w:val="VerbatimChar"/>
+        </w:rPr>
+        <w:t xml:space="preserve">full_area</w:t>
+      </w:r>
+      <w:r>
+        <w:t xml:space="preserve"> </w:t>
+      </w:r>
+      <w:r>
+        <w:t xml:space="preserve">в качестве первого узла разбиения (он наиболее коррелирован</w:t>
+      </w:r>
+      <w:r>
+        <w:t xml:space="preserve"> </w:t>
+      </w:r>
+      <w:r>
+        <w:t xml:space="preserve">с ценой), однако одной площади недостаточно для надёжного определения</w:t>
+      </w:r>
+      <w:r>
+        <w:t xml:space="preserve"> </w:t>
+      </w:r>
+      <w:r>
+        <w:t xml:space="preserve">сегмента.</w:t>
       </w:r>
     </w:p>
     <w:p>
@@ -5910,6 +8609,65 @@
     </w:p>
     <w:p>
       <w:pPr>
+        <w:pStyle w:val="FirstParagraph"/>
+      </w:pPr>
+      <w:r>
+        <w:t xml:space="preserve">Дерево регрессии применяет ту же логику разбиений, что и дерево</w:t>
+      </w:r>
+      <w:r>
+        <w:t xml:space="preserve"> </w:t>
+      </w:r>
+      <w:r>
+        <w:t xml:space="preserve">классификации, но в листьях возвращает среднее значение целевой</w:t>
+      </w:r>
+      <w:r>
+        <w:t xml:space="preserve"> </w:t>
+      </w:r>
+      <w:r>
+        <w:t xml:space="preserve">переменной в соответствующем подмножестве, а не метку класса.</w:t>
+      </w:r>
+      <w:r>
+        <w:t xml:space="preserve"> </w:t>
+      </w:r>
+      <w:r>
+        <w:t xml:space="preserve">Критерий разбиения — минимизация среднеквадратической ошибки (MSE).</w:t>
+      </w:r>
+      <w:r>
+        <w:t xml:space="preserve"> </w:t>
+      </w:r>
+      <w:r>
+        <w:t xml:space="preserve">Без ограничений дерево растёт до тех пор, пока в каждом листе не</w:t>
+      </w:r>
+      <w:r>
+        <w:t xml:space="preserve"> </w:t>
+      </w:r>
+      <w:r>
+        <w:t xml:space="preserve">окажется один объект — это гарантирует нулевую ошибку на обучающей</w:t>
+      </w:r>
+      <w:r>
+        <w:t xml:space="preserve"> </w:t>
+      </w:r>
+      <w:r>
+        <w:t xml:space="preserve">выборке, но полное переобучение на тестовой. Параметр</w:t>
+      </w:r>
+      <w:r>
+        <w:t xml:space="preserve"> </w:t>
+      </w:r>
+      <w:r>
+        <w:rPr>
+          <w:rStyle w:val="VerbatimChar"/>
+        </w:rPr>
+        <w:t xml:space="preserve">max_depth</w:t>
+      </w:r>
+      <w:r>
+        <w:t xml:space="preserve"> </w:t>
+      </w:r>
+      <w:r>
+        <w:t xml:space="preserve">ограничивает глубину и является основным инструментом регуляризации.</w:t>
+      </w:r>
+    </w:p>
+    <w:p>
+      <w:pPr>
         <w:pStyle w:val="SourceCode"/>
       </w:pPr>
       <w:r>
@@ -5952,7 +8710,7 @@
         <w:rPr>
           <w:rStyle w:val="CommentTok"/>
         </w:rPr>
-        <w:t xml:space="preserve"># глубина 26</w:t>
+        <w:t xml:space="preserve"># без ограничения</w:t>
       </w:r>
       <w:r>
         <w:br/>
@@ -6058,19 +8816,70 @@
         <w:pStyle w:val="FirstParagraph"/>
       </w:pPr>
       <w:r>
-        <w:t xml:space="preserve">Ограничение глубины снижает переобучение и улучшает MAE на 19%.</w:t>
-      </w:r>
-      <w:r>
-        <w:t xml:space="preserve"> </w:t>
-      </w:r>
-      <w:r>
-        <w:t xml:space="preserve">Тем не менее оба дерева уступают простой линейной регрессии — из-за</w:t>
-      </w:r>
-      <w:r>
-        <w:t xml:space="preserve"> </w:t>
-      </w:r>
-      <w:r>
-        <w:t xml:space="preserve">нестабильности на малых выборках с выбросами.</w:t>
+        <w:t xml:space="preserve">Ограничение</w:t>
+      </w:r>
+      <w:r>
+        <w:t xml:space="preserve"> </w:t>
+      </w:r>
+      <w:r>
+        <w:rPr>
+          <w:rStyle w:val="VerbatimChar"/>
+        </w:rPr>
+        <w:t xml:space="preserve">max_depth=8</w:t>
+      </w:r>
+      <w:r>
+        <w:t xml:space="preserve"> </w:t>
+      </w:r>
+      <w:r>
+        <w:t xml:space="preserve">снижает MAE с 6,23 до 5,04 млн руб. —</w:t>
+      </w:r>
+      <w:r>
+        <w:t xml:space="preserve"> </w:t>
+      </w:r>
+      <w:r>
+        <w:t xml:space="preserve">улучшение на 19%, которое объясняется снижением переобучения. Тем</w:t>
+      </w:r>
+      <w:r>
+        <w:t xml:space="preserve"> </w:t>
+      </w:r>
+      <w:r>
+        <w:t xml:space="preserve">не менее оба результата значительно хуже простой линейной регрессии</w:t>
+      </w:r>
+      <w:r>
+        <w:t xml:space="preserve"> </w:t>
+      </w:r>
+      <w:r>
+        <w:t xml:space="preserve">(3,96 млн). Это кажущийся парадокс: дерево использует четыре признака</w:t>
+      </w:r>
+      <w:r>
+        <w:t xml:space="preserve"> </w:t>
+      </w:r>
+      <w:r>
+        <w:t xml:space="preserve">против одного у линейной модели, но проигрывает. Причина — наличие</w:t>
+      </w:r>
+      <w:r>
+        <w:t xml:space="preserve"> </w:t>
+      </w:r>
+      <w:r>
+        <w:t xml:space="preserve">выбросов и асимметричного распределения: линейная регрессия с OLS</w:t>
+      </w:r>
+      <w:r>
+        <w:t xml:space="preserve"> </w:t>
+      </w:r>
+      <w:r>
+        <w:t xml:space="preserve">компенсирует выбросы, распределяя их влияние по всей выборке, тогда</w:t>
+      </w:r>
+      <w:r>
+        <w:t xml:space="preserve"> </w:t>
+      </w:r>
+      <w:r>
+        <w:t xml:space="preserve">как дерево создаёт специфические ветви для аномальных объектов,</w:t>
+      </w:r>
+      <w:r>
+        <w:t xml:space="preserve"> </w:t>
+      </w:r>
+      <w:r>
+        <w:t xml:space="preserve">теряя обобщающую способность.</w:t>
       </w:r>
     </w:p>
     <w:bookmarkEnd w:id="22"/>
@@ -6085,6 +8894,65 @@
     </w:p>
     <w:p>
       <w:pPr>
+        <w:pStyle w:val="FirstParagraph"/>
+      </w:pPr>
+      <w:r>
+        <w:t xml:space="preserve">Ансамблевые методы объединяют предсказания нескольких базовых</w:t>
+      </w:r>
+      <w:r>
+        <w:t xml:space="preserve"> </w:t>
+      </w:r>
+      <w:r>
+        <w:t xml:space="preserve">моделей, получая результат, более стабильный и точный, чем каждая</w:t>
+      </w:r>
+      <w:r>
+        <w:t xml:space="preserve"> </w:t>
+      </w:r>
+      <w:r>
+        <w:t xml:space="preserve">модель в отдельности. Случайный лес (Random Forest) — метод бэггинга:</w:t>
+      </w:r>
+      <w:r>
+        <w:t xml:space="preserve"> </w:t>
+      </w:r>
+      <w:r>
+        <w:t xml:space="preserve">каждое из</w:t>
+      </w:r>
+      <w:r>
+        <w:t xml:space="preserve"> </w:t>
+      </w:r>
+      <w:r>
+        <w:rPr>
+          <w:rStyle w:val="VerbatimChar"/>
+        </w:rPr>
+        <w:t xml:space="preserve">n_estimators</w:t>
+      </w:r>
+      <w:r>
+        <w:t xml:space="preserve"> </w:t>
+      </w:r>
+      <w:r>
+        <w:t xml:space="preserve">деревьев обучается на случайной подвыборке</w:t>
+      </w:r>
+      <w:r>
+        <w:t xml:space="preserve"> </w:t>
+      </w:r>
+      <w:r>
+        <w:t xml:space="preserve">данных (bootstrap), а при каждом разбиении рассматривается случайное</w:t>
+      </w:r>
+      <w:r>
+        <w:t xml:space="preserve"> </w:t>
+      </w:r>
+      <w:r>
+        <w:t xml:space="preserve">подмножество признаков. Усреднение предсказаний снижает дисперсию</w:t>
+      </w:r>
+      <w:r>
+        <w:t xml:space="preserve"> </w:t>
+      </w:r>
+      <w:r>
+        <w:t xml:space="preserve">отдельных деревьев, устраняя их нестабильность.</w:t>
+      </w:r>
+    </w:p>
+    <w:p>
+      <w:pPr>
         <w:pStyle w:val="SourceCode"/>
       </w:pPr>
       <w:r>
@@ -6293,6 +9161,12 @@
         <w:pStyle w:val="FirstParagraph"/>
       </w:pPr>
       <w:r>
+        <w:t xml:space="preserve">Метод</w:t>
+      </w:r>
+      <w:r>
+        <w:t xml:space="preserve"> </w:t>
+      </w:r>
+      <w:r>
         <w:rPr>
           <w:rStyle w:val="VerbatimChar"/>
         </w:rPr>
@@ -6308,7 +9182,52 @@
         <w:t xml:space="preserve"> </w:t>
       </w:r>
       <w:r>
-        <w:t xml:space="preserve">классу. Строка 3 (</w:t>
+        <w:t xml:space="preserve">классу вместо конкретной метки. Порядок столбцов соответствует</w:t>
+      </w:r>
+      <w:r>
+        <w:t xml:space="preserve"> </w:t>
+      </w:r>
+      <w:r>
+        <w:rPr>
+          <w:rStyle w:val="VerbatimChar"/>
+        </w:rPr>
+        <w:t xml:space="preserve">rf.classes_</w:t>
+      </w:r>
+      <w:r>
+        <w:t xml:space="preserve">. Сумма вероятностей в каждой строке равна 1.0.</w:t>
+      </w:r>
+      <w:r>
+        <w:t xml:space="preserve"> </w:t>
+      </w:r>
+      <w:r>
+        <w:t xml:space="preserve">Вероятностные предсказания полезны для оценки уверенности модели:</w:t>
+      </w:r>
+      <w:r>
+        <w:t xml:space="preserve"> </w:t>
+      </w:r>
+      <w:r>
+        <w:t xml:space="preserve">строка 0 (</w:t>
+      </w:r>
+      <w:r>
+        <w:rPr>
+          <w:rStyle w:val="VerbatimChar"/>
+        </w:rPr>
+        <w:t xml:space="preserve">real_segment=Standard</w:t>
+      </w:r>
+      <w:r>
+        <w:t xml:space="preserve">) имеет prob_Standard=0.40 против</w:t>
+      </w:r>
+      <w:r>
+        <w:t xml:space="preserve"> </w:t>
+      </w:r>
+      <w:r>
+        <w:t xml:space="preserve">prob_Premium=0.38 — модель почти «не уверена», квартира действительно</w:t>
+      </w:r>
+      <w:r>
+        <w:t xml:space="preserve"> </w:t>
+      </w:r>
+      <w:r>
+        <w:t xml:space="preserve">находится на границе сегментов. Строка 3 (</w:t>
       </w:r>
       <w:r>
         <w:rPr>
@@ -6317,13 +9236,34 @@
         <w:t xml:space="preserve">Budget</w:t>
       </w:r>
       <w:r>
-        <w:t xml:space="preserve">) иллюстрирует пограничный случай: 46%</w:t>
-      </w:r>
-      <w:r>
-        <w:t xml:space="preserve"> </w:t>
-      </w:r>
-      <w:r>
-        <w:t xml:space="preserve">на Budget, 49% на Standard — квартира находится на границе сегментов.</w:t>
+        <w:t xml:space="preserve">) с prob_Budget=0.46</w:t>
+      </w:r>
+      <w:r>
+        <w:t xml:space="preserve"> </w:t>
+      </w:r>
+      <w:r>
+        <w:t xml:space="preserve">и prob_Standard=0.49 — классический пограничный случай, где жёсткая</w:t>
+      </w:r>
+      <w:r>
+        <w:t xml:space="preserve"> </w:t>
+      </w:r>
+      <w:r>
+        <w:t xml:space="preserve">классификация (</w:t>
+      </w:r>
+      <w:r>
+        <w:rPr>
+          <w:rStyle w:val="VerbatimChar"/>
+        </w:rPr>
+        <w:t xml:space="preserve">predict()</w:t>
+      </w:r>
+      <w:r>
+        <w:t xml:space="preserve">) даст один класс, но вероятностная картина</w:t>
+      </w:r>
+      <w:r>
+        <w:t xml:space="preserve"> </w:t>
+      </w:r>
+      <w:r>
+        <w:t xml:space="preserve">говорит о высокой неопределённости.</w:t>
       </w:r>
     </w:p>
     <w:bookmarkEnd w:id="23"/>
@@ -6341,11 +9281,79 @@
         <w:pStyle w:val="FirstParagraph"/>
       </w:pPr>
       <w:r>
+        <w:t xml:space="preserve">Алгоритмы машинного обучения работают исключительно с числовыми</w:t>
+      </w:r>
+      <w:r>
+        <w:t xml:space="preserve"> </w:t>
+      </w:r>
+      <w:r>
+        <w:t xml:space="preserve">данными. Категориальные признаки необходимо преобразовать в числа.</w:t>
+      </w:r>
+      <w:r>
+        <w:t xml:space="preserve"> </w:t>
+      </w:r>
+      <w:r>
+        <w:t xml:space="preserve">Существуют два принципиально разных подхода: LabelEncoder и</w:t>
+      </w:r>
+      <w:r>
+        <w:t xml:space="preserve"> </w:t>
+      </w:r>
+      <w:r>
+        <w:t xml:space="preserve">One-Hot Encoding, каждый из которых имеет свою область применения.</w:t>
+      </w:r>
+    </w:p>
+    <w:p>
+      <w:pPr>
+        <w:pStyle w:val="BodyText"/>
+      </w:pPr>
+      <w:r>
         <w:rPr>
           <w:b/>
           <w:bCs/>
         </w:rPr>
-        <w:t xml:space="preserve">LabelEncoder:</w:t>
+        <w:t xml:space="preserve">LabelEncoder</w:t>
+      </w:r>
+      <w:r>
+        <w:t xml:space="preserve"> </w:t>
+      </w:r>
+      <w:r>
+        <w:t xml:space="preserve">присваивает каждому уникальному значению целое</w:t>
+      </w:r>
+      <w:r>
+        <w:t xml:space="preserve"> </w:t>
+      </w:r>
+      <w:r>
+        <w:t xml:space="preserve">число в алфавитном порядке. Метод прост, но вводит ложный порядок:</w:t>
+      </w:r>
+      <w:r>
+        <w:t xml:space="preserve"> </w:t>
+      </w:r>
+      <w:r>
+        <w:t xml:space="preserve">Moscow=0, Moscow_Oblast=1, New_Moscow=2 подразумевает, что</w:t>
+      </w:r>
+      <w:r>
+        <w:t xml:space="preserve"> </w:t>
+      </w:r>
+      <w:r>
+        <w:t xml:space="preserve">Moscow_Oblast «больше» Moscow, что некорректно для номинальных</w:t>
+      </w:r>
+      <w:r>
+        <w:t xml:space="preserve"> </w:t>
+      </w:r>
+      <w:r>
+        <w:t xml:space="preserve">категорий. Деревья решений, благодаря своей структуре пороговых</w:t>
+      </w:r>
+      <w:r>
+        <w:t xml:space="preserve"> </w:t>
+      </w:r>
+      <w:r>
+        <w:t xml:space="preserve">разбиений, частично нечувствительны к этой проблеме, но линейные</w:t>
+      </w:r>
+      <w:r>
+        <w:t xml:space="preserve"> </w:t>
+      </w:r>
+      <w:r>
+        <w:t xml:space="preserve">модели пострадают.</w:t>
       </w:r>
     </w:p>
     <w:p>
@@ -6612,19 +9620,70 @@
         <w:rPr>
           <w:rStyle w:val="VerbatimChar"/>
         </w:rPr>
+        <w:t xml:space="preserve">feature_importances_</w:t>
+      </w:r>
+      <w:r>
+        <w:t xml:space="preserve"> </w:t>
+      </w:r>
+      <w:r>
+        <w:t xml:space="preserve">— это средневзвешенное снижение загрязнения</w:t>
+      </w:r>
+      <w:r>
+        <w:t xml:space="preserve"> </w:t>
+      </w:r>
+      <w:r>
+        <w:t xml:space="preserve">(impurity) по всем деревьям ансамбля для каждого признака. Сумма</w:t>
+      </w:r>
+      <w:r>
+        <w:t xml:space="preserve"> </w:t>
+      </w:r>
+      <w:r>
+        <w:t xml:space="preserve">по всем признакам равна 1.0.</w:t>
+      </w:r>
+      <w:r>
+        <w:t xml:space="preserve"> </w:t>
+      </w:r>
+      <w:r>
+        <w:rPr>
+          <w:rStyle w:val="VerbatimChar"/>
+        </w:rPr>
         <w:t xml:space="preserve">full_area</w:t>
       </w:r>
       <w:r>
         <w:t xml:space="preserve"> </w:t>
       </w:r>
       <w:r>
-        <w:t xml:space="preserve">— доминирующий признак (44.8%). Расстояние до метро —</w:t>
-      </w:r>
-      <w:r>
-        <w:t xml:space="preserve"> </w:t>
-      </w:r>
-      <w:r>
-        <w:t xml:space="preserve">второй по важности (22.9%), район — третий (17.6%).</w:t>
+        <w:t xml:space="preserve">доминирует (44.8%) —</w:t>
+      </w:r>
+      <w:r>
+        <w:t xml:space="preserve"> </w:t>
+      </w:r>
+      <w:r>
+        <w:t xml:space="preserve">площадь остаётся главным предиктором цены даже без прямого указания</w:t>
+      </w:r>
+      <w:r>
+        <w:t xml:space="preserve"> </w:t>
+      </w:r>
+      <w:r>
+        <w:rPr>
+          <w:rStyle w:val="VerbatimChar"/>
+        </w:rPr>
+        <w:t xml:space="preserve">price_rub</w:t>
+      </w:r>
+      <w:r>
+        <w:t xml:space="preserve">. Расстояние до метро (22.9%) и район (17.6%) делят</w:t>
+      </w:r>
+      <w:r>
+        <w:t xml:space="preserve"> </w:t>
+      </w:r>
+      <w:r>
+        <w:t xml:space="preserve">второе-третье место, подтверждая известное в оценке недвижимости</w:t>
+      </w:r>
+      <w:r>
+        <w:t xml:space="preserve"> </w:t>
+      </w:r>
+      <w:r>
+        <w:t xml:space="preserve">правило «location, location, location».</w:t>
       </w:r>
     </w:p>
     <w:p>
@@ -6636,7 +9695,76 @@
           <w:b/>
           <w:bCs/>
         </w:rPr>
-        <w:t xml:space="preserve">One-Hot Encoding:</w:t>
+        <w:t xml:space="preserve">One-Hot Encoding</w:t>
+      </w:r>
+      <w:r>
+        <w:t xml:space="preserve"> </w:t>
+      </w:r>
+      <w:r>
+        <w:t xml:space="preserve">создаёт отдельный бинарный столбец для каждого</w:t>
+      </w:r>
+      <w:r>
+        <w:t xml:space="preserve"> </w:t>
+      </w:r>
+      <w:r>
+        <w:t xml:space="preserve">уникального значения категориального признака, устраняя ложный</w:t>
+      </w:r>
+      <w:r>
+        <w:t xml:space="preserve"> </w:t>
+      </w:r>
+      <w:r>
+        <w:t xml:space="preserve">числовой порядок. Параметр</w:t>
+      </w:r>
+      <w:r>
+        <w:t xml:space="preserve"> </w:t>
+      </w:r>
+      <w:r>
+        <w:rPr>
+          <w:rStyle w:val="VerbatimChar"/>
+        </w:rPr>
+        <w:t xml:space="preserve">drop_first=True</w:t>
+      </w:r>
+      <w:r>
+        <w:t xml:space="preserve"> </w:t>
+      </w:r>
+      <w:r>
+        <w:t xml:space="preserve">удаляет первый столбец</w:t>
+      </w:r>
+      <w:r>
+        <w:t xml:space="preserve"> </w:t>
+      </w:r>
+      <w:r>
+        <w:t xml:space="preserve">каждой группы — он избыточен (при</w:t>
+      </w:r>
+      <w:r>
+        <w:t xml:space="preserve"> </w:t>
+      </w:r>
+      <w:r>
+        <w:rPr>
+          <w:rStyle w:val="VerbatimChar"/>
+        </w:rPr>
+        <w:t xml:space="preserve">region_Moscow_Oblast=0</w:t>
+      </w:r>
+      <w:r>
+        <w:t xml:space="preserve"> </w:t>
+      </w:r>
+      <w:r>
+        <w:t xml:space="preserve">и</w:t>
+      </w:r>
+      <w:r>
+        <w:t xml:space="preserve"> </w:t>
+      </w:r>
+      <w:r>
+        <w:rPr>
+          <w:rStyle w:val="VerbatimChar"/>
+        </w:rPr>
+        <w:t xml:space="preserve">region_New_Moscow=0</w:t>
+      </w:r>
+      <w:r>
+        <w:t xml:space="preserve"> </w:t>
+      </w:r>
+      <w:r>
+        <w:t xml:space="preserve">квартира гарантированно в Москве).</w:t>
       </w:r>
     </w:p>
     <w:p>
@@ -6892,13 +10020,49 @@
         <w:t xml:space="preserve"> </w:t>
       </w:r>
       <w:r>
-        <w:t xml:space="preserve">по сравнению с LabelEncoder,</w:t>
-      </w:r>
-      <w:r>
-        <w:t xml:space="preserve"> </w:t>
-      </w:r>
-      <w:r>
-        <w:t xml:space="preserve">устраняя ложный числовой порядок между категориями.</w:t>
+        <w:t xml:space="preserve">— прирост в 9 процентных</w:t>
+      </w:r>
+      <w:r>
+        <w:t xml:space="preserve"> </w:t>
+      </w:r>
+      <w:r>
+        <w:t xml:space="preserve">пунктов при использовании того же алгоритма. Это демонстрирует,</w:t>
+      </w:r>
+      <w:r>
+        <w:t xml:space="preserve"> </w:t>
+      </w:r>
+      <w:r>
+        <w:t xml:space="preserve">что качество кодирования категорий является самостоятельным</w:t>
+      </w:r>
+      <w:r>
+        <w:t xml:space="preserve"> </w:t>
+      </w:r>
+      <w:r>
+        <w:t xml:space="preserve">фактором качества модели, сопоставимым с выбором алгоритма.</w:t>
+      </w:r>
+      <w:r>
+        <w:t xml:space="preserve"> </w:t>
+      </w:r>
+      <w:r>
+        <w:t xml:space="preserve">Матрица ошибок показывает, что наибольшие затруднения — между</w:t>
+      </w:r>
+      <w:r>
+        <w:t xml:space="preserve"> </w:t>
+      </w:r>
+      <w:r>
+        <w:t xml:space="preserve">классами Budget и Premium (28 ошибок в строке Budget): это</w:t>
+      </w:r>
+      <w:r>
+        <w:t xml:space="preserve"> </w:t>
+      </w:r>
+      <w:r>
+        <w:t xml:space="preserve">«пограничные» квартиры, у которых, например, большая площадь</w:t>
+      </w:r>
+      <w:r>
+        <w:t xml:space="preserve"> </w:t>
+      </w:r>
+      <w:r>
+        <w:t xml:space="preserve">(→ Premium) но в Подмосковье (→ Budget).</w:t>
       </w:r>
     </w:p>
     <w:p>
@@ -7314,13 +10478,13 @@
       </w:tr>
     </w:tbl>
     <w:bookmarkEnd w:id="26"/>
-    <w:bookmarkStart w:id="28" w:name="выводы"/>
+    <w:bookmarkStart w:id="28" w:name="выводы-по-каждому-разделу"/>
     <w:p>
       <w:pPr>
         <w:pStyle w:val="Heading2"/>
       </w:pPr>
       <w:r>
-        <w:t xml:space="preserve">Выводы</w:t>
+        <w:t xml:space="preserve">Выводы по каждому разделу</w:t>
       </w:r>
     </w:p>
     <w:p>
@@ -7332,25 +10496,64 @@
           <w:b/>
           <w:bCs/>
         </w:rPr>
-        <w:t xml:space="preserve">Регрессия:</w:t>
-      </w:r>
-      <w:r>
-        <w:t xml:space="preserve"> </w:t>
-      </w:r>
-      <w:r>
-        <w:t xml:space="preserve">простая линейная модель по одному признаку (MAE 3,96 млн)</w:t>
-      </w:r>
-      <w:r>
-        <w:t xml:space="preserve"> </w:t>
-      </w:r>
-      <w:r>
-        <w:t xml:space="preserve">оказалась точнее дерева с четырьмя признаками — из-за нестабильности</w:t>
-      </w:r>
-      <w:r>
-        <w:t xml:space="preserve"> </w:t>
-      </w:r>
-      <w:r>
-        <w:t xml:space="preserve">деревьев на асимметричных данных с выбросами.</w:t>
+        <w:t xml:space="preserve">Предварительный анализ данных</w:t>
+      </w:r>
+      <w:r>
+        <w:t xml:space="preserve"> </w:t>
+      </w:r>
+      <w:r>
+        <w:t xml:space="preserve">выявил сильную корреляцию площадных</w:t>
+      </w:r>
+      <w:r>
+        <w:t xml:space="preserve"> </w:t>
+      </w:r>
+      <w:r>
+        <w:t xml:space="preserve">характеристик с ценой (r = 0.549 для</w:t>
+      </w:r>
+      <w:r>
+        <w:t xml:space="preserve"> </w:t>
+      </w:r>
+      <w:r>
+        <w:rPr>
+          <w:rStyle w:val="VerbatimChar"/>
+        </w:rPr>
+        <w:t xml:space="preserve">full_area</w:t>
+      </w:r>
+      <w:r>
+        <w:t xml:space="preserve">), выраженную</w:t>
+      </w:r>
+      <w:r>
+        <w:t xml:space="preserve"> </w:t>
+      </w:r>
+      <w:r>
+        <w:t xml:space="preserve">региональную дифференциацию (Москва в 1,8× дороже Подмосковья) и</w:t>
+      </w:r>
+      <w:r>
+        <w:t xml:space="preserve"> </w:t>
+      </w:r>
+      <w:r>
+        <w:t xml:space="preserve">значительное влияние ремонта (+40% для Designer). Добавление признака</w:t>
+      </w:r>
+      <w:r>
+        <w:t xml:space="preserve"> </w:t>
+      </w:r>
+      <w:r>
+        <w:rPr>
+          <w:rStyle w:val="VerbatimChar"/>
+        </w:rPr>
+        <w:t xml:space="preserve">living_ratio</w:t>
+      </w:r>
+      <w:r>
+        <w:t xml:space="preserve"> </w:t>
+      </w:r>
+      <w:r>
+        <w:t xml:space="preserve">показало, что покупатели ориентируются на абсолютную</w:t>
+      </w:r>
+      <w:r>
+        <w:t xml:space="preserve"> </w:t>
+      </w:r>
+      <w:r>
+        <w:t xml:space="preserve">площадь, а не на планировочные соотношения.</w:t>
       </w:r>
     </w:p>
     <w:p>
@@ -7362,43 +10565,49 @@
           <w:b/>
           <w:bCs/>
         </w:rPr>
-        <w:t xml:space="preserve">Классификация:</w:t>
-      </w:r>
-      <w:r>
-        <w:t xml:space="preserve"> </w:t>
-      </w:r>
-      <w:r>
-        <w:t xml:space="preserve">SGDClassifier (97.45%) превзошёл все методы —</w:t>
-      </w:r>
-      <w:r>
-        <w:t xml:space="preserve"> </w:t>
-      </w:r>
-      <w:r>
-        <w:t xml:space="preserve">ценовые сегменты линейно разделяются в пространстве признаков при</w:t>
-      </w:r>
-      <w:r>
-        <w:t xml:space="preserve"> </w:t>
-      </w:r>
-      <w:r>
-        <w:t xml:space="preserve">наличии</w:t>
-      </w:r>
-      <w:r>
-        <w:t xml:space="preserve"> </w:t>
-      </w:r>
-      <w:r>
-        <w:rPr>
-          <w:rStyle w:val="VerbatimChar"/>
-        </w:rPr>
-        <w:t xml:space="preserve">price_rub</w:t>
-      </w:r>
-      <w:r>
-        <w:t xml:space="preserve">. Дерево без цены (51.06%) показало ограниченность</w:t>
-      </w:r>
-      <w:r>
-        <w:t xml:space="preserve"> </w:t>
-      </w:r>
-      <w:r>
-        <w:t xml:space="preserve">физических характеристик для сегментации.</w:t>
+        <w:t xml:space="preserve">Визуализация и очистка</w:t>
+      </w:r>
+      <w:r>
+        <w:t xml:space="preserve"> </w:t>
+      </w:r>
+      <w:r>
+        <w:t xml:space="preserve">продемонстрировали правостороннюю</w:t>
+      </w:r>
+      <w:r>
+        <w:t xml:space="preserve"> </w:t>
+      </w:r>
+      <w:r>
+        <w:t xml:space="preserve">асимметрию распределений площади и цены. Сравнение методов обнаружения</w:t>
+      </w:r>
+      <w:r>
+        <w:t xml:space="preserve"> </w:t>
+      </w:r>
+      <w:r>
+        <w:t xml:space="preserve">аномалий показало принципиальную разницу: 3σ удалил 14 записей (метод</w:t>
+      </w:r>
+      <w:r>
+        <w:t xml:space="preserve"> </w:t>
+      </w:r>
+      <w:r>
+        <w:t xml:space="preserve">нечувствителен к асимметричным хвостам), IQR — 62. Заполнение</w:t>
+      </w:r>
+      <w:r>
+        <w:t xml:space="preserve"> </w:t>
+      </w:r>
+      <w:r>
+        <w:t xml:space="preserve">медианой сохранило 41% данных, которые потеряло бы</w:t>
+      </w:r>
+      <w:r>
+        <w:t xml:space="preserve"> </w:t>
+      </w:r>
+      <w:r>
+        <w:rPr>
+          <w:rStyle w:val="VerbatimChar"/>
+        </w:rPr>
+        <w:t xml:space="preserve">dropna()</w:t>
+      </w:r>
+      <w:r>
+        <w:t xml:space="preserve">.</w:t>
       </w:r>
     </w:p>
     <w:p>
@@ -7410,35 +10619,152 @@
           <w:b/>
           <w:bCs/>
         </w:rPr>
-        <w:t xml:space="preserve">Кодирование:</w:t>
-      </w:r>
-      <w:r>
-        <w:t xml:space="preserve"> </w:t>
-      </w:r>
-      <w:r>
-        <w:t xml:space="preserve">OHE (+9 п.п. к точности) превосходит LabelEncoder</w:t>
-      </w:r>
-      <w:r>
-        <w:t xml:space="preserve"> </w:t>
-      </w:r>
-      <w:r>
-        <w:t xml:space="preserve">для номинальных признаков. Важность признаков: площадь (44.8%),</w:t>
-      </w:r>
-      <w:r>
-        <w:t xml:space="preserve"> </w:t>
-      </w:r>
-      <w:r>
-        <w:t xml:space="preserve">расстояние до метро (22.9%), район (17.6%).</w:t>
+        <w:t xml:space="preserve">Регрессия:</w:t>
+      </w:r>
+      <w:r>
+        <w:t xml:space="preserve"> </w:t>
+      </w:r>
+      <w:r>
+        <w:t xml:space="preserve">простая линейная модель по одному признаку (MAE 3,96 млн)</w:t>
+      </w:r>
+      <w:r>
+        <w:t xml:space="preserve"> </w:t>
+      </w:r>
+      <w:r>
+        <w:t xml:space="preserve">превзошла дерево регрессии с четырьмя признаками (MAE 5,04–6,23 млн).</w:t>
+      </w:r>
+      <w:r>
+        <w:t xml:space="preserve"> </w:t>
+      </w:r>
+      <w:r>
+        <w:t xml:space="preserve">Это объясняется нестабильностью деревьев на асимметричных данных с</w:t>
+      </w:r>
+      <w:r>
+        <w:t xml:space="preserve"> </w:t>
+      </w:r>
+      <w:r>
+        <w:t xml:space="preserve">выбросами и отсутствием в наборе признаков главного ценового фактора —</w:t>
+      </w:r>
+      <w:r>
+        <w:t xml:space="preserve"> </w:t>
+      </w:r>
+      <w:r>
+        <w:t xml:space="preserve">района и типа ремонта.</w:t>
+      </w:r>
+    </w:p>
+    <w:p>
+      <w:pPr>
+        <w:pStyle w:val="BodyText"/>
+      </w:pPr>
+      <w:r>
+        <w:rPr>
+          <w:b/>
+          <w:bCs/>
+        </w:rPr>
+        <w:t xml:space="preserve">Классификация:</w:t>
+      </w:r>
+      <w:r>
+        <w:t xml:space="preserve"> </w:t>
+      </w:r>
+      <w:r>
+        <w:t xml:space="preserve">SGDClassifier (97.45%) достиг наивысшей точности</w:t>
+      </w:r>
+      <w:r>
+        <w:t xml:space="preserve"> </w:t>
+      </w:r>
+      <w:r>
+        <w:t xml:space="preserve">благодаря линейной разделимости ценовых сегментов в пространстве с</w:t>
+      </w:r>
+      <w:r>
+        <w:t xml:space="preserve"> </w:t>
+      </w:r>
+      <w:r>
+        <w:rPr>
+          <w:rStyle w:val="VerbatimChar"/>
+        </w:rPr>
+        <w:t xml:space="preserve">price_rub</w:t>
+      </w:r>
+      <w:r>
+        <w:t xml:space="preserve">. KNN показал 90.64%. Дерево без</w:t>
+      </w:r>
+      <w:r>
+        <w:t xml:space="preserve"> </w:t>
+      </w:r>
+      <w:r>
+        <w:rPr>
+          <w:rStyle w:val="VerbatimChar"/>
+        </w:rPr>
+        <w:t xml:space="preserve">price_rub</w:t>
+      </w:r>
+      <w:r>
+        <w:t xml:space="preserve"> </w:t>
+      </w:r>
+      <w:r>
+        <w:t xml:space="preserve">(51.06%)</w:t>
+      </w:r>
+      <w:r>
+        <w:t xml:space="preserve"> </w:t>
+      </w:r>
+      <w:r>
+        <w:t xml:space="preserve">подтвердило, что физические характеристики квартиры без ценовой</w:t>
+      </w:r>
+      <w:r>
+        <w:t xml:space="preserve"> </w:t>
+      </w:r>
+      <w:r>
+        <w:t xml:space="preserve">информации слабо предсказывают сегмент.</w:t>
+      </w:r>
+    </w:p>
+    <w:p>
+      <w:pPr>
+        <w:pStyle w:val="BodyText"/>
+      </w:pPr>
+      <w:r>
+        <w:rPr>
+          <w:b/>
+          <w:bCs/>
+        </w:rPr>
+        <w:t xml:space="preserve">Продвинутые методы:</w:t>
+      </w:r>
+      <w:r>
+        <w:t xml:space="preserve"> </w:t>
+      </w:r>
+      <w:r>
+        <w:t xml:space="preserve">случайный лес стабилизировал нестабильность</w:t>
+      </w:r>
+      <w:r>
+        <w:t xml:space="preserve"> </w:t>
+      </w:r>
+      <w:r>
+        <w:t xml:space="preserve">отдельных деревьев. OHE (+9 п.п.) показало, что правильное кодирование</w:t>
+      </w:r>
+      <w:r>
+        <w:t xml:space="preserve"> </w:t>
+      </w:r>
+      <w:r>
+        <w:t xml:space="preserve">категорий сопоставимо по влиянию с выбором алгоритма. Анализ</w:t>
+      </w:r>
+      <w:r>
+        <w:t xml:space="preserve"> </w:t>
+      </w:r>
+      <w:r>
+        <w:t xml:space="preserve">важности признаков подтвердил доминирование площади (44.8%),</w:t>
+      </w:r>
+      <w:r>
+        <w:t xml:space="preserve"> </w:t>
+      </w:r>
+      <w:r>
+        <w:t xml:space="preserve">расстояния до метро (22.9%) и района (17.6%).</w:t>
       </w:r>
     </w:p>
     <w:bookmarkEnd w:id="27"/>
-    <w:bookmarkStart w:id="29" w:name="практическая-значимость"/>
+    <w:bookmarkStart w:id="29" w:name="практическая-значимость-результатов"/>
     <w:p>
       <w:pPr>
         <w:pStyle w:val="Heading2"/>
       </w:pPr>
       <w:r>
-        <w:t xml:space="preserve">Практическая значимость</w:t>
+        <w:t xml:space="preserve">Практическая значимость результатов</w:t>
       </w:r>
     </w:p>
     <w:p>
@@ -7446,25 +10772,75 @@
         <w:pStyle w:val="FirstParagraph"/>
       </w:pPr>
       <w:r>
-        <w:t xml:space="preserve">Разработанные модели позволяют оценить стоимость квартиры по площади</w:t>
-      </w:r>
-      <w:r>
-        <w:t xml:space="preserve"> </w:t>
-      </w:r>
-      <w:r>
-        <w:t xml:space="preserve">(MAE ≈ 4 млн руб.) и с высокой точностью определить ценовой сегмент</w:t>
-      </w:r>
-      <w:r>
-        <w:t xml:space="preserve"> </w:t>
-      </w:r>
-      <w:r>
-        <w:t xml:space="preserve">(97.45% при наличии цены, 74% без неё). Ключевые факторы</w:t>
-      </w:r>
-      <w:r>
-        <w:t xml:space="preserve"> </w:t>
-      </w:r>
-      <w:r>
-        <w:t xml:space="preserve">ценообразования: общая площадь, расстояние до метро и район.</w:t>
+        <w:t xml:space="preserve">Разработанный инструментарий представляет практическую ценность для</w:t>
+      </w:r>
+      <w:r>
+        <w:t xml:space="preserve"> </w:t>
+      </w:r>
+      <w:r>
+        <w:t xml:space="preserve">оценки объектов недвижимости. Линейная регрессия обеспечивает</w:t>
+      </w:r>
+      <w:r>
+        <w:t xml:space="preserve"> </w:t>
+      </w:r>
+      <w:r>
+        <w:t xml:space="preserve">интерпретируемую базовую оценку стоимости с ошибкой ≈4 млн руб.</w:t>
+      </w:r>
+      <w:r>
+        <w:t xml:space="preserve"> </w:t>
+      </w:r>
+      <w:r>
+        <w:t xml:space="preserve">(≈26% медианной цены). SGDClassifier позволяет с точностью 97.45%</w:t>
+      </w:r>
+      <w:r>
+        <w:t xml:space="preserve"> </w:t>
+      </w:r>
+      <w:r>
+        <w:t xml:space="preserve">определить ценовой сегмент квартиры при известной цене — это применимо</w:t>
+      </w:r>
+      <w:r>
+        <w:t xml:space="preserve"> </w:t>
+      </w:r>
+      <w:r>
+        <w:t xml:space="preserve">для автоматической разметки объявлений. При отсутствии ценовой</w:t>
+      </w:r>
+      <w:r>
+        <w:t xml:space="preserve"> </w:t>
+      </w:r>
+      <w:r>
+        <w:t xml:space="preserve">информации модель с OHE обеспечивает точность 74%.</w:t>
+      </w:r>
+    </w:p>
+    <w:p>
+      <w:pPr>
+        <w:pStyle w:val="BodyText"/>
+      </w:pPr>
+      <w:r>
+        <w:t xml:space="preserve">Анализ важности признаков даёт количественный ответ на практический</w:t>
+      </w:r>
+      <w:r>
+        <w:t xml:space="preserve"> </w:t>
+      </w:r>
+      <w:r>
+        <w:t xml:space="preserve">вопрос: какие факторы определяют цену квартиры? Площадь (45%),</w:t>
+      </w:r>
+      <w:r>
+        <w:t xml:space="preserve"> </w:t>
+      </w:r>
+      <w:r>
+        <w:t xml:space="preserve">расстояние до метро (23%) и район (18%) вместе объясняют ≈86% важности</w:t>
+      </w:r>
+      <w:r>
+        <w:t xml:space="preserve"> </w:t>
+      </w:r>
+      <w:r>
+        <w:t xml:space="preserve">в модели — это соответствует экспертным знаниям рынка недвижимости</w:t>
+      </w:r>
+      <w:r>
+        <w:t xml:space="preserve"> </w:t>
+      </w:r>
+      <w:r>
+        <w:t xml:space="preserve">и подтверждает адекватность построенных моделей.</w:t>
       </w:r>
     </w:p>
     <w:bookmarkEnd w:id="28"/>
@@ -7482,7 +10858,7 @@
         <w:pStyle w:val="Compact"/>
         <w:numPr>
           <w:ilvl w:val="0"/>
-          <w:numId w:val="4"/>
+          <w:numId w:val="5"/>
         </w:numPr>
       </w:pPr>
       <w:r>
@@ -7494,7 +10870,7 @@
         <w:pStyle w:val="Compact"/>
         <w:numPr>
           <w:ilvl w:val="0"/>
-          <w:numId w:val="4"/>
+          <w:numId w:val="5"/>
         </w:numPr>
       </w:pPr>
       <w:r>
@@ -7504,7 +10880,7 @@
         <w:t xml:space="preserve"> </w:t>
       </w:r>
       <w:r>
-        <w:t xml:space="preserve">JMLR, 12, 2825–2830, 2011.</w:t>
+        <w:t xml:space="preserve">Journal of Machine Learning Research, 12, 2825–2830, 2011.</w:t>
       </w:r>
     </w:p>
     <w:p>
@@ -7512,7 +10888,7 @@
         <w:pStyle w:val="Compact"/>
         <w:numPr>
           <w:ilvl w:val="0"/>
-          <w:numId w:val="4"/>
+          <w:numId w:val="5"/>
         </w:numPr>
       </w:pPr>
       <w:r>
@@ -7522,7 +10898,7 @@
         <w:t xml:space="preserve"> </w:t>
       </w:r>
       <w:r>
-        <w:t xml:space="preserve">JOSS, 6(60), 3021, 2021.</w:t>
+        <w:t xml:space="preserve">Journal of Open Source Software, 6(60), 3021, 2021.</w:t>
       </w:r>
     </w:p>
     <w:p>
@@ -7530,7 +10906,7 @@
         <w:pStyle w:val="Compact"/>
         <w:numPr>
           <w:ilvl w:val="0"/>
-          <w:numId w:val="4"/>
+          <w:numId w:val="5"/>
         </w:numPr>
       </w:pPr>
       <w:r>
@@ -7541,6 +10917,24 @@
       </w:r>
       <w:r>
         <w:t xml:space="preserve">and TensorFlow. O’Reilly Media, 2022.</w:t>
+      </w:r>
+    </w:p>
+    <w:p>
+      <w:pPr>
+        <w:pStyle w:val="Compact"/>
+        <w:numPr>
+          <w:ilvl w:val="0"/>
+          <w:numId w:val="5"/>
+        </w:numPr>
+      </w:pPr>
+      <w:r>
+        <w:t xml:space="preserve">Hastie, T., Tibshirani, R., Friedman, J. The Elements of</w:t>
+      </w:r>
+      <w:r>
+        <w:t xml:space="preserve"> </w:t>
+      </w:r>
+      <w:r>
+        <w:t xml:space="preserve">Statistical Learning. Springer, 2009.</w:t>
       </w:r>
     </w:p>
     <w:bookmarkEnd w:id="29"/>
@@ -7720,7 +11114,7 @@
     </w:lvl>
   </w:abstractNum>
   <w:abstractNum w:abstractNumId="2">
-    <w:nsid w:val="0347A432"/>
+    <w:nsid w:val="040C830B"/>
     <w:multiLevelType w:val="multilevel"/>
     <w:lvl w:ilvl="0">
       <w:numFmt w:val="bullet"/>
@@ -7823,7 +11217,7 @@
     </w:lvl>
   </w:abstractNum>
   <w:abstractNum w:abstractNumId="3">
-    <w:nsid w:val="050A8F4A"/>
+    <w:nsid w:val="0180BEE3"/>
     <w:multiLevelType w:val="multilevel"/>
     <w:lvl w:ilvl="0">
       <w:start w:val="1"/>
@@ -7911,6 +11305,9 @@
     <w:abstractNumId w:val="2"/>
   </w:num>
   <w:num w:numId="3">
+    <w:abstractNumId w:val="2"/>
+  </w:num>
+  <w:num w:numId="4">
     <w:abstractNumId w:val="3"/>
     <w:lvlOverride w:ilvl="0">
       <w:startOverride w:val="1"/>
@@ -7940,7 +11337,7 @@
       <w:startOverride w:val="1"/>
     </w:lvlOverride>
   </w:num>
-  <w:num w:numId="4">
+  <w:num w:numId="5">
     <w:abstractNumId w:val="3"/>
     <w:lvlOverride w:ilvl="0">
       <w:startOverride w:val="1"/>
